--- a/zht/docx/13.content.docx
+++ b/zht/docx/13.content.docx
@@ -11,6 +11,15 @@
         <w:pStyle w:val="Heading2"/>
       </w:pPr>
       <w:r>
+        <w:t>Resource: 研讀筆記 (Tyndale)</w:t>
+      </w:r>
+      <w:r/>
+    </w:p>
+    <w:p>
+      <w:pPr>
+        <w:pStyle w:val="Heading2"/>
+      </w:pPr>
+      <w:r>
         <w:t>License Information</w:t>
       </w:r>
       <w:r/>
@@ -21,7 +30,7 @@
         <w:rPr>
           <w:b/>
         </w:rPr>
-        <w:t>Study Notes (Tyndale)</w:t>
+        <w:t>研讀筆記 (Tyndale)</w:t>
       </w:r>
       <w:r>
         <w:t xml:space="preserve"> (Chinese (Traditional)) is based on</w:t>
@@ -74,7 +83,7 @@
         <w:pStyle w:val="Heading1"/>
       </w:pPr>
       <w:r>
-        <w:t>Study Notes (Tyndale)</w:t>
+        <w:t>研讀筆記 (Tyndale)</w:t>
       </w:r>
     </w:p>
     <w:p>
@@ -83,6 +92,50 @@
           <w:headerReference w:type="even" r:id="rId8"/>
           <w:headerReference w:type="default" r:id="rId9"/>
           <w:footerReference w:type="default" r:id="rId10"/>
+          <w:footnotePr>
+            <w:numRestart w:val="eachSect"/>
+          </w:footnotePr>
+          <w:type w:val="continuous"/>
+          <w:pgSz w:w="12240" w:h="15840" w:code="1"/>
+          <w:pgMar w:top="1440" w:right="1440" w:bottom="1440" w:left="1440" w:header="504" w:footer="504" w:gutter="0"/>
+          <w:cols w:space="708"/>
+          <w:titlePg/>
+          <w:docGrid w:linePitch="360"/>
+        </w:sectPr>
+      </w:pPr>
+    </w:p>
+    <w:p>
+      <w:r/>
+    </w:p>
+    <w:p>
+      <w:pPr>
+        <w:pStyle w:val="Heading2"/>
+      </w:pPr>
+      <w:r>
+        <w:t>1CH</w:t>
+      </w:r>
+      <w:r/>
+    </w:p>
+    <w:p>
+      <w:r/>
+      <w:r>
+        <w:rPr>
+          <w:i/>
+        </w:rPr>
+        <w:t>歷代志上 1:1–4, 歷代志上 1:1–2.2, 歷代志上 1:5–23, 歷代志上 1:13, 歷代志上 1:24–27, 歷代志上 1:28–33, 歷代志上 1:34–2:2, 歷代志上 1:51–54, 歷代志上 2:3, 歷代志上 2:3–8, 歷代志上 2:3–4.23, 歷代志上 2:4–5, 歷代志上 2:6–8, 歷代志上 2:7, 歷代志上 2:9, 歷代志上 2:9–55, 歷代志上 2:10–17, 歷代志上 2:14–15, 歷代志上 2:20, 歷代志上 2:21–23, 歷代志上 2:24, 歷代志上 3:1–9, 歷代志上 3:1–24, 歷代志上 3:10–16, 歷代志上 3:15, 歷代志上 3:16, 歷代志上 3:17–23, 歷代志上 3:21, 歷代志上 4:1–7, 歷代志上 4:9–10, 歷代志上 4:9–20, 歷代志上 4:13–15, 歷代志上 4:18, 歷代志上 4:21–23, 歷代志上 4:24–43, 歷代志上 4:24–8.40, 歷代志上 4:34–43, 歷代志上 4:39, 歷代志上 4:41, 歷代志上 5:1–2, 歷代志上 5:1–24, 歷代志上 5:3, 歷代志上 5:4–8, 歷代志上 5:6, 歷代志上 5:10, 歷代志上 5:18–22, 歷代志上 5:25–26, 歷代志上 6:1, 歷代志上 6:1–48, 歷代志上 6:1–81, 歷代志上 6:2–15, 歷代志上 6:10, 歷代志上 6:16–30, 歷代志上 6:27, 歷代志上 6:31–47, 歷代志上 6:33, 歷代志上 6:39, 歷代志上 6:49, 歷代志上 6:50–53, 歷代志上 6:54–81, 歷代志上 7:1–40, 歷代志上 7:12, 歷代志上 7:13, 歷代志上 7:14–19, 歷代志上 7:20–27, 歷代志上 7:22, 歷代志上 8:1–40, 歷代志上 8:3, 歷代志上 8:6–28, 歷代志上 8:7, 歷代志上 8:29–32, 歷代志上 8:33–40, 歷代志上 9:1, 歷代志上 9:1–34, 歷代志上 9:3–9, 歷代志上 9:21, 歷代志上 9:28–32, 歷代志上 9:30, 歷代志上 9:32, 歷代志上 9:34, 歷代志上 9:35–44, 歷代志上 10:1–14, 歷代志上 10:6–12, 歷代志上 11:1–3, 歷代志上 11:4–9, 歷代志上 11:10, 歷代志上 11:10–47, 歷代志上 11:41–47, 歷代志上 12:1–22, 歷代志上 12:23–40, 歷代志上 13:1–17.27, 歷代志上 13:9–11, 歷代志上 13:12, 歷代志上 14:1–2, 歷代志上 14:1–7, 歷代志上 14:8–17, 歷代志上 14:12, 歷代志上 15:1–3, 歷代志上 15:1–29, 歷代志上 15:13, 歷代志上 15:16–18, 歷代志上 15:19–22, 歷代志上 15:20, 歷代志上 15:21, 歷代志上 15:29, 歷代志上 16:1–43, 歷代志上 16:7–36, 歷代志上 16:39, 歷代志上 17:1–15, 歷代志上 17:1–27, 歷代志上 17:10–14, 歷代志上 17:12, 歷代志上 17:13, 歷代志上 17:14, 歷代志上 18:1, 歷代志上 18:1–17, 歷代志上 18:1–20.8, 歷代志上 18:2–13, 歷代志上 18:14–17, 歷代志上 19:1–7, 歷代志上 19:9–13, 歷代志上 19:13, 歷代志上 19:16–19, 歷代志上 20:1–3, 歷代志上 21:1, 歷代志上 21:1–22:1, 歷代志上 21:7, 歷代志上 21:9, 歷代志上 21:16–17, 歷代志上 21:26–22:1, 歷代志上 22:2–19, 歷代志上 22:5, 歷代志上 22:8, 歷代志上 22:9–10, 歷代志上 23:1–2, 歷代志上 23:3–5, 歷代志上 23:6–23, 歷代志上 23:24–27, 歷代志上 23:28–32, 歷代志上 24:1–2, 歷代志上 24:1–19, 歷代志上 24:3–6, 歷代志上 24:7–18, 歷代志上 24:20–31, 歷代志上 24:31, 歷代志上 25:1, 歷代志上 25:1–7, 歷代志上 25:2–3, 歷代志上 25:8, 歷代志上 26:1, 歷代志上 26:5, 歷代志上 26:20–32, 歷代志上 26:21–28, 歷代志上 26:31, 歷代志上 27:1–15, 歷代志上 27:16–22, 歷代志上 27:18, 歷代志上 27:25–31, 歷代志上 27:32–34, 歷代志上 28:1, 歷代志上 28:1–29:25, 歷代志上 28:2, 歷代志上 28:2–10, 歷代志上 28:4–6, 歷代志上 28:9–10, 歷代志上 28:11–21, 歷代志上 28:14–18, 歷代志上 28:18, 歷代志上 29:1–9, 歷代志上 29:6, 歷代志上 29:7, 歷代志上 29:10–19, 歷代志上 29:18–19, 歷代志上 29:21–25, 歷代志上 29:26–30, 歷代志上 29:29, 歷代志上 29:30</w:t>
+      </w:r>
+    </w:p>
+    <w:p>
+      <w:r/>
+      <w:r>
+        <w:t xml:space="preserve"> </w:t>
+      </w:r>
+      <w:r/>
+      <w:r/>
+    </w:p>
+    <w:p>
+      <w:pPr>
+        <w:sectPr>
           <w:footnotePr>
             <w:numRestart w:val="eachSect"/>
           </w:footnotePr>

--- a/zht/docx/13.content.docx
+++ b/zht/docx/13.content.docx
@@ -163,13 +163,6 @@
         <w:rPr>
           <w:lang w:val="zh_TW" w:bidi="zh_TW"/>
         </w:rPr>
-      </w:r>
-      <w:r>
-        <w:rPr>
-          <w:i/>
-          <w:lang w:val="zh_TW" w:bidi="zh_TW"/>
-        </w:rPr>
-        <w:t>歷代志上 1:1–4, 歷代志上 1:1–2.2, 歷代志上 1:5–23, 歷代志上 1:13, 歷代志上 1:24–27, 歷代志上 1:28–33, 歷代志上 1:34–2:2, 歷代志上 1:51–54, 歷代志上 2:3, 歷代志上 2:3–8, 歷代志上 2:3–4.23, 歷代志上 2:4–5, 歷代志上 2:6–8, 歷代志上 2:7, 歷代志上 2:9, 歷代志上 2:9–55, 歷代志上 2:10–17, 歷代志上 2:14–15, 歷代志上 2:20, 歷代志上 2:21–23, 歷代志上 2:24, 歷代志上 3:1–9, 歷代志上 3:1–24, 歷代志上 3:10–16, 歷代志上 3:15, 歷代志上 3:16, 歷代志上 3:17–23, 歷代志上 3:21, 歷代志上 4:1–7, 歷代志上 4:9–10, 歷代志上 4:9–20, 歷代志上 4:13–15, 歷代志上 4:18, 歷代志上 4:21–23, 歷代志上 4:24–43, 歷代志上 4:24–8.40, 歷代志上 4:34–43, 歷代志上 4:39, 歷代志上 4:41, 歷代志上 5:1–2, 歷代志上 5:1–24, 歷代志上 5:3, 歷代志上 5:4–8, 歷代志上 5:6, 歷代志上 5:10, 歷代志上 5:18–22, 歷代志上 5:25–26, 歷代志上 6:1, 歷代志上 6:1–48, 歷代志上 6:1–81, 歷代志上 6:2–15, 歷代志上 6:10, 歷代志上 6:16–30, 歷代志上 6:27, 歷代志上 6:31–47, 歷代志上 6:33, 歷代志上 6:39, 歷代志上 6:49, 歷代志上 6:50–53, 歷代志上 6:54–81, 歷代志上 7:1–40, 歷代志上 7:12, 歷代志上 7:13, 歷代志上 7:14–19, 歷代志上 7:20–27, 歷代志上 7:22, 歷代志上 8:1–40, 歷代志上 8:3, 歷代志上 8:6–28, 歷代志上 8:7, 歷代志上 8:29–32, 歷代志上 8:33–40, 歷代志上 9:1, 歷代志上 9:1–34, 歷代志上 9:3–9, 歷代志上 9:21, 歷代志上 9:28–32, 歷代志上 9:30, 歷代志上 9:32, 歷代志上 9:34, 歷代志上 9:35–44, 歷代志上 10:1–14, 歷代志上 10:6–12, 歷代志上 11:1–3, 歷代志上 11:4–9, 歷代志上 11:10, 歷代志上 11:10–47, 歷代志上 11:41–47, 歷代志上 12:1–22, 歷代志上 12:23–40, 歷代志上 13:1–17.27, 歷代志上 13:9–11, 歷代志上 13:12, 歷代志上 14:1–2, 歷代志上 14:1–7, 歷代志上 14:8–17, 歷代志上 14:12, 歷代志上 15:1–3, 歷代志上 15:1–29, 歷代志上 15:13, 歷代志上 15:16–18, 歷代志上 15:19–22, 歷代志上 15:20, 歷代志上 15:21, 歷代志上 15:29, 歷代志上 16:1–43, 歷代志上 16:7–36, 歷代志上 16:39, 歷代志上 17:1–15, 歷代志上 17:1–27, 歷代志上 17:10–14, 歷代志上 17:12, 歷代志上 17:13, 歷代志上 17:14, 歷代志上 18:1, 歷代志上 18:1–17, 歷代志上 18:1–20.8, 歷代志上 18:2–13, 歷代志上 18:14–17, 歷代志上 19:1–7, 歷代志上 19:9–13, 歷代志上 19:13, 歷代志上 19:16–19, 歷代志上 20:1–3, 歷代志上 21:1, 歷代志上 21:1–22:1, 歷代志上 21:7, 歷代志上 21:9, 歷代志上 21:16–17, 歷代志上 21:26–22:1, 歷代志上 22:2–19, 歷代志上 22:5, 歷代志上 22:8, 歷代志上 22:9–10, 歷代志上 23:1–2, 歷代志上 23:3–5, 歷代志上 23:6–23, 歷代志上 23:24–27, 歷代志上 23:28–32, 歷代志上 24:1–2, 歷代志上 24:1–19, 歷代志上 24:3–6, 歷代志上 24:7–18, 歷代志上 24:20–31, 歷代志上 24:31, 歷代志上 25:1, 歷代志上 25:1–7, 歷代志上 25:2–3, 歷代志上 25:8, 歷代志上 26:1, 歷代志上 26:5, 歷代志上 26:20–32, 歷代志上 26:21–28, 歷代志上 26:31, 歷代志上 27:1–15, 歷代志上 27:16–22, 歷代志上 27:18, 歷代志上 27:25–31, 歷代志上 27:32–34, 歷代志上 28:1, 歷代志上 28:1–29:25, 歷代志上 28:2, 歷代志上 28:2–10, 歷代志上 28:4–6, 歷代志上 28:9–10, 歷代志上 28:11–21, 歷代志上 28:14–18, 歷代志上 28:18, 歷代志上 29:1–9, 歷代志上 29:6, 歷代志上 29:7, 歷代志上 29:10–19, 歷代志上 29:18–19, 歷代志上 29:21–25, 歷代志上 29:26–30, 歷代志上 29:29, 歷代志上 29:30</w:t>
       </w:r>
       <w:r>
         <w:rPr>

--- a/zht/docx/13.content.docx
+++ b/zht/docx/13.content.docx
@@ -150,19 +150,6 @@
           <w:lang w:val="zh_TW" w:bidi="zh_TW"/>
         </w:rPr>
         <w:t>1CH</w:t>
-      </w:r>
-      <w:r>
-        <w:rPr>
-          <w:lang w:val="zh_TW" w:bidi="zh_TW"/>
-        </w:rPr>
-      </w:r>
-    </w:p>
-    <w:p>
-      <w:pPr/>
-      <w:r>
-        <w:rPr>
-          <w:lang w:val="zh_TW" w:bidi="zh_TW"/>
-        </w:rPr>
       </w:r>
       <w:r>
         <w:rPr>

--- a/zht/docx/13.content.docx
+++ b/zht/docx/13.content.docx
@@ -19,7 +19,7 @@
         <w:rPr>
           <w:lang w:val="zh_TW" w:bidi="zh_TW"/>
         </w:rPr>
-        <w:t>Resource: 研讀筆記 (Tyndale)</w:t>
+        <w:t>Resource: Tyndale Open Study Notes</w:t>
       </w:r>
       <w:r>
         <w:rPr>
@@ -112,7 +112,7 @@
         <w:rPr>
           <w:lang w:val="zh_TW" w:bidi="zh_TW"/>
         </w:rPr>
-        <w:t>研讀筆記 (Tyndale)</w:t>
+        <w:t>Tyndale Open Study Notes</w:t>
       </w:r>
     </w:p>
     <w:p>

--- a/zht/docx/13.content.docx
+++ b/zht/docx/13.content.docx
@@ -19,7 +19,7 @@
         <w:rPr>
           <w:lang w:val="zh_TW" w:bidi="zh_TW"/>
         </w:rPr>
-        <w:t>Resource: Tyndale Open Study Notes</w:t>
+        <w:t>Resource: Aquifer Open Study Notes</w:t>
       </w:r>
       <w:r>
         <w:rPr>
@@ -112,7 +112,7 @@
         <w:rPr>
           <w:lang w:val="zh_TW" w:bidi="zh_TW"/>
         </w:rPr>
-        <w:t>Tyndale Open Study Notes</w:t>
+        <w:t>Aquifer Open Study Notes</w:t>
       </w:r>
     </w:p>
     <w:p>

--- a/zht/docx/13.content.docx
+++ b/zht/docx/13.content.docx
@@ -233,18 +233,12 @@
         </w:rPr>
         <w:t>概述從亞當到挪亞眾子的世代（參</w:t>
       </w:r>
-      <w:hyperlink r:id="rId13">
-        <w:r>
-          <w:rPr>
-            <w:lang w:val="zh_TW" w:bidi="zh_TW"/>
-          </w:rPr>
-          <w:rPr>
-            <w:color w:val="0000EE"/>
-            <w:u w:val="single"/>
-          </w:rPr>
-          <w:t>創5:3–32</w:t>
-        </w:r>
-      </w:hyperlink>
+      <w:r>
+        <w:rPr>
+          <w:lang w:val="zh_TW" w:bidi="zh_TW"/>
+        </w:rPr>
+        <w:t>創5:3–32</w:t>
+      </w:r>
       <w:r>
         <w:rPr>
           <w:lang w:val="zh_TW" w:bidi="zh_TW"/>
@@ -359,18 +353,12 @@
         </w:rPr>
         <w:t>（參</w:t>
       </w:r>
-      <w:hyperlink r:id="rId14">
-        <w:r>
-          <w:rPr>
-            <w:lang w:val="zh_TW" w:bidi="zh_TW"/>
-          </w:rPr>
-          <w:rPr>
-            <w:color w:val="0000EE"/>
-            <w:u w:val="single"/>
-          </w:rPr>
-          <w:t>創10章</w:t>
-        </w:r>
-      </w:hyperlink>
+      <w:r>
+        <w:rPr>
+          <w:lang w:val="zh_TW" w:bidi="zh_TW"/>
+        </w:rPr>
+        <w:t>創10章</w:t>
+      </w:r>
       <w:r>
         <w:rPr>
           <w:lang w:val="zh_TW" w:bidi="zh_TW"/>
@@ -480,18 +468,12 @@
         </w:rPr>
         <w:t>閃的家譜以亞伯拉罕作結（參</w:t>
       </w:r>
-      <w:hyperlink r:id="rId15">
-        <w:r>
-          <w:rPr>
-            <w:lang w:val="zh_TW" w:bidi="zh_TW"/>
-          </w:rPr>
-          <w:rPr>
-            <w:color w:val="0000EE"/>
-            <w:u w:val="single"/>
-          </w:rPr>
-          <w:t>創11:10–26</w:t>
-        </w:r>
-      </w:hyperlink>
+      <w:r>
+        <w:rPr>
+          <w:lang w:val="zh_TW" w:bidi="zh_TW"/>
+        </w:rPr>
+        <w:t>創11:10–26</w:t>
+      </w:r>
       <w:r>
         <w:rPr>
           <w:lang w:val="zh_TW" w:bidi="zh_TW"/>
@@ -546,72 +528,48 @@
         </w:rPr>
         <w:t>歷代志的作者採用與創世記相同的模式，分別列出亞伯拉罕除以撒以外的後裔：先列出以實瑪利的眾子（</w:t>
       </w:r>
-      <w:hyperlink r:id="rId16">
-        <w:r>
-          <w:rPr>
-            <w:lang w:val="zh_TW" w:bidi="zh_TW"/>
-          </w:rPr>
-          <w:rPr>
-            <w:color w:val="0000EE"/>
-            <w:u w:val="single"/>
-          </w:rPr>
-          <w:t>1:29–31</w:t>
-        </w:r>
-      </w:hyperlink>
+      <w:r>
+        <w:rPr>
+          <w:lang w:val="zh_TW" w:bidi="zh_TW"/>
+        </w:rPr>
+        <w:t>1:29–31</w:t>
+      </w:r>
       <w:r>
         <w:rPr>
           <w:lang w:val="zh_TW" w:bidi="zh_TW"/>
         </w:rPr>
         <w:t>；參</w:t>
       </w:r>
-      <w:hyperlink r:id="rId17">
-        <w:r>
-          <w:rPr>
-            <w:lang w:val="zh_TW" w:bidi="zh_TW"/>
-          </w:rPr>
-          <w:rPr>
-            <w:color w:val="0000EE"/>
-            <w:u w:val="single"/>
-          </w:rPr>
-          <w:t>創25:12–15</w:t>
-        </w:r>
-      </w:hyperlink>
+      <w:r>
+        <w:rPr>
+          <w:lang w:val="zh_TW" w:bidi="zh_TW"/>
+        </w:rPr>
+        <w:t>創25:12–15</w:t>
+      </w:r>
       <w:r>
         <w:rPr>
           <w:lang w:val="zh_TW" w:bidi="zh_TW"/>
         </w:rPr>
         <w:t>）和基土拉的兒子（</w:t>
       </w:r>
-      <w:hyperlink r:id="rId18">
-        <w:r>
-          <w:rPr>
-            <w:lang w:val="zh_TW" w:bidi="zh_TW"/>
-          </w:rPr>
-          <w:rPr>
-            <w:color w:val="0000EE"/>
-            <w:u w:val="single"/>
-          </w:rPr>
-          <w:t>代上1:32–33</w:t>
-        </w:r>
-      </w:hyperlink>
+      <w:r>
+        <w:rPr>
+          <w:lang w:val="zh_TW" w:bidi="zh_TW"/>
+        </w:rPr>
+        <w:t>代上1:32–33</w:t>
+      </w:r>
       <w:r>
         <w:rPr>
           <w:lang w:val="zh_TW" w:bidi="zh_TW"/>
         </w:rPr>
         <w:t>；參</w:t>
       </w:r>
-      <w:hyperlink r:id="rId19">
-        <w:r>
-          <w:rPr>
-            <w:lang w:val="zh_TW" w:bidi="zh_TW"/>
-          </w:rPr>
-          <w:rPr>
-            <w:color w:val="0000EE"/>
-            <w:u w:val="single"/>
-          </w:rPr>
-          <w:t>創25:1–3</w:t>
-        </w:r>
-      </w:hyperlink>
+      <w:r>
+        <w:rPr>
+          <w:lang w:val="zh_TW" w:bidi="zh_TW"/>
+        </w:rPr>
+        <w:t>創25:1–3</w:t>
+      </w:r>
       <w:r>
         <w:rPr>
           <w:lang w:val="zh_TW" w:bidi="zh_TW"/>
@@ -666,90 +624,60 @@
         </w:rPr>
         <w:t>以撒的家譜先列出以掃的後裔 （</w:t>
       </w:r>
-      <w:hyperlink r:id="rId20">
-        <w:r>
-          <w:rPr>
-            <w:lang w:val="zh_TW" w:bidi="zh_TW"/>
-          </w:rPr>
-          <w:rPr>
-            <w:color w:val="0000EE"/>
-            <w:u w:val="single"/>
-          </w:rPr>
-          <w:t>1:35–54</w:t>
-        </w:r>
-      </w:hyperlink>
+      <w:r>
+        <w:rPr>
+          <w:lang w:val="zh_TW" w:bidi="zh_TW"/>
+        </w:rPr>
+        <w:t>1:35–54</w:t>
+      </w:r>
       <w:r>
         <w:rPr>
           <w:lang w:val="zh_TW" w:bidi="zh_TW"/>
         </w:rPr>
         <w:t>），然後才接續以色列的後裔。有關以東的歷史分為三個部分：以掃的眾子 （</w:t>
       </w:r>
-      <w:hyperlink r:id="rId21">
-        <w:r>
-          <w:rPr>
-            <w:lang w:val="zh_TW" w:bidi="zh_TW"/>
-          </w:rPr>
-          <w:rPr>
-            <w:color w:val="0000EE"/>
-            <w:u w:val="single"/>
-          </w:rPr>
-          <w:t>1:35–37</w:t>
-        </w:r>
-      </w:hyperlink>
+      <w:r>
+        <w:rPr>
+          <w:lang w:val="zh_TW" w:bidi="zh_TW"/>
+        </w:rPr>
+        <w:t>1:35–37</w:t>
+      </w:r>
       <w:r>
         <w:rPr>
           <w:lang w:val="zh_TW" w:bidi="zh_TW"/>
         </w:rPr>
         <w:t>）、西珥的後裔 （</w:t>
       </w:r>
-      <w:hyperlink r:id="rId22">
-        <w:r>
-          <w:rPr>
-            <w:lang w:val="zh_TW" w:bidi="zh_TW"/>
-          </w:rPr>
-          <w:rPr>
-            <w:color w:val="0000EE"/>
-            <w:u w:val="single"/>
-          </w:rPr>
-          <w:t>1:38–42</w:t>
-        </w:r>
-      </w:hyperlink>
+      <w:r>
+        <w:rPr>
+          <w:lang w:val="zh_TW" w:bidi="zh_TW"/>
+        </w:rPr>
+        <w:t>1:38–42</w:t>
+      </w:r>
       <w:r>
         <w:rPr>
           <w:lang w:val="zh_TW" w:bidi="zh_TW"/>
         </w:rPr>
         <w:t>），以及統治以東地的諸王（</w:t>
       </w:r>
-      <w:hyperlink r:id="rId23">
-        <w:r>
-          <w:rPr>
-            <w:lang w:val="zh_TW" w:bidi="zh_TW"/>
-          </w:rPr>
-          <w:rPr>
-            <w:color w:val="0000EE"/>
-            <w:u w:val="single"/>
-          </w:rPr>
-          <w:t>1:43–54</w:t>
-        </w:r>
-      </w:hyperlink>
+      <w:r>
+        <w:rPr>
+          <w:lang w:val="zh_TW" w:bidi="zh_TW"/>
+        </w:rPr>
+        <w:t>1:43–54</w:t>
+      </w:r>
       <w:r>
         <w:rPr>
           <w:lang w:val="zh_TW" w:bidi="zh_TW"/>
         </w:rPr>
         <w:t>）。這樣的編排方式承襲</w:t>
       </w:r>
-      <w:hyperlink r:id="rId24">
-        <w:r>
-          <w:rPr>
-            <w:lang w:val="zh_TW" w:bidi="zh_TW"/>
-          </w:rPr>
-          <w:rPr>
-            <w:color w:val="0000EE"/>
-            <w:u w:val="single"/>
-          </w:rPr>
-          <w:t>創世記第三十六章</w:t>
-        </w:r>
-      </w:hyperlink>
+      <w:r>
+        <w:rPr>
+          <w:lang w:val="zh_TW" w:bidi="zh_TW"/>
+        </w:rPr>
+        <w:t>創世記第三十六章</w:t>
+      </w:r>
       <w:r>
         <w:rPr>
           <w:lang w:val="zh_TW" w:bidi="zh_TW"/>
@@ -804,18 +732,12 @@
         </w:rPr>
         <w:t>歷代志的作者根據他所掌握的資料，列出以東各支派的首領（見</w:t>
       </w:r>
-      <w:hyperlink r:id="rId25">
-        <w:r>
-          <w:rPr>
-            <w:lang w:val="zh_TW" w:bidi="zh_TW"/>
-          </w:rPr>
-          <w:rPr>
-            <w:color w:val="0000EE"/>
-            <w:u w:val="single"/>
-          </w:rPr>
-          <w:t>創36:40–43</w:t>
-        </w:r>
-      </w:hyperlink>
+      <w:r>
+        <w:rPr>
+          <w:lang w:val="zh_TW" w:bidi="zh_TW"/>
+        </w:rPr>
+        <w:t>創36:40–43</w:t>
+      </w:r>
       <w:r>
         <w:rPr>
           <w:lang w:val="zh_TW" w:bidi="zh_TW"/>
@@ -870,36 +792,24 @@
         </w:rPr>
         <w:t>猶大的頭兩個兒子珥和俄南因犯罪而被神除滅（</w:t>
       </w:r>
-      <w:hyperlink r:id="rId26">
-        <w:r>
-          <w:rPr>
-            <w:lang w:val="zh_TW" w:bidi="zh_TW"/>
-          </w:rPr>
-          <w:rPr>
-            <w:color w:val="0000EE"/>
-            <w:u w:val="single"/>
-          </w:rPr>
-          <w:t>創38:6–10</w:t>
-        </w:r>
-      </w:hyperlink>
+      <w:r>
+        <w:rPr>
+          <w:lang w:val="zh_TW" w:bidi="zh_TW"/>
+        </w:rPr>
+        <w:t>創38:6–10</w:t>
+      </w:r>
       <w:r>
         <w:rPr>
           <w:lang w:val="zh_TW" w:bidi="zh_TW"/>
         </w:rPr>
         <w:t>）。示拉的後裔則作為附錄，列在猶大家譜的末尾（</w:t>
       </w:r>
-      <w:hyperlink r:id="rId27">
-        <w:r>
-          <w:rPr>
-            <w:lang w:val="zh_TW" w:bidi="zh_TW"/>
-          </w:rPr>
-          <w:rPr>
-            <w:color w:val="0000EE"/>
-            <w:u w:val="single"/>
-          </w:rPr>
-          <w:t>代上1:21–23</w:t>
-        </w:r>
-      </w:hyperlink>
+      <w:r>
+        <w:rPr>
+          <w:lang w:val="zh_TW" w:bidi="zh_TW"/>
+        </w:rPr>
+        <w:t>代上1:21–23</w:t>
+      </w:r>
       <w:r>
         <w:rPr>
           <w:lang w:val="zh_TW" w:bidi="zh_TW"/>
@@ -966,18 +876,12 @@
         </w:rPr>
         <w:t>。參</w:t>
       </w:r>
-      <w:hyperlink r:id="rId28">
-        <w:r>
-          <w:rPr>
-            <w:lang w:val="zh_TW" w:bidi="zh_TW"/>
-          </w:rPr>
-          <w:rPr>
-            <w:color w:val="0000EE"/>
-            <w:u w:val="single"/>
-          </w:rPr>
-          <w:t>創46:12</w:t>
-        </w:r>
-      </w:hyperlink>
+      <w:r>
+        <w:rPr>
+          <w:lang w:val="zh_TW" w:bidi="zh_TW"/>
+        </w:rPr>
+        <w:t>創46:12</w:t>
+      </w:r>
       <w:r>
         <w:rPr>
           <w:lang w:val="zh_TW" w:bidi="zh_TW"/>
@@ -1032,18 +936,12 @@
         </w:rPr>
         <w:t>雖然這些家譜呈現的是以色列全族（</w:t>
       </w:r>
-      <w:hyperlink r:id="rId29">
-        <w:r>
-          <w:rPr>
-            <w:lang w:val="zh_TW" w:bidi="zh_TW"/>
-          </w:rPr>
-          <w:rPr>
-            <w:color w:val="0000EE"/>
-            <w:u w:val="single"/>
-          </w:rPr>
-          <w:t>2:1–2</w:t>
-        </w:r>
-      </w:hyperlink>
+      <w:r>
+        <w:rPr>
+          <w:lang w:val="zh_TW" w:bidi="zh_TW"/>
+        </w:rPr>
+        <w:t>2:1–2</w:t>
+      </w:r>
       <w:r>
         <w:rPr>
           <w:lang w:val="zh_TW" w:bidi="zh_TW"/>
@@ -1176,48 +1074,30 @@
         </w:rPr>
         <w:t>關於謝拉的家譜，參</w:t>
       </w:r>
-      <w:hyperlink r:id="rId30">
-        <w:r>
-          <w:rPr>
-            <w:lang w:val="zh_TW" w:bidi="zh_TW"/>
-          </w:rPr>
-          <w:rPr>
-            <w:color w:val="0000EE"/>
-            <w:u w:val="single"/>
-          </w:rPr>
-          <w:t>約書亞記七章1</w:t>
-        </w:r>
-      </w:hyperlink>
+      <w:r>
+        <w:rPr>
+          <w:lang w:val="zh_TW" w:bidi="zh_TW"/>
+        </w:rPr>
+        <w:t>約書亞記七章1</w:t>
+      </w:r>
       <w:r>
         <w:rPr>
           <w:lang w:val="zh_TW" w:bidi="zh_TW"/>
         </w:rPr>
         <w:t>、</w:t>
       </w:r>
-      <w:hyperlink r:id="rId31">
-        <w:r>
-          <w:rPr>
-            <w:lang w:val="zh_TW" w:bidi="zh_TW"/>
-          </w:rPr>
-          <w:rPr>
-            <w:color w:val="0000EE"/>
-            <w:u w:val="single"/>
-          </w:rPr>
-          <w:t>17節；</w:t>
-        </w:r>
-      </w:hyperlink>
-      <w:hyperlink r:id="rId32">
-        <w:r>
-          <w:rPr>
-            <w:lang w:val="zh_TW" w:bidi="zh_TW"/>
-          </w:rPr>
-          <w:rPr>
-            <w:color w:val="0000EE"/>
-            <w:u w:val="single"/>
-          </w:rPr>
-          <w:t>列王紀上四章31節</w:t>
-        </w:r>
-      </w:hyperlink>
+      <w:r>
+        <w:rPr>
+          <w:lang w:val="zh_TW" w:bidi="zh_TW"/>
+        </w:rPr>
+        <w:t>17節；</w:t>
+      </w:r>
+      <w:r>
+        <w:rPr>
+          <w:lang w:val="zh_TW" w:bidi="zh_TW"/>
+        </w:rPr>
+        <w:t>列王紀上四章31節</w:t>
+      </w:r>
       <w:r>
         <w:rPr>
           <w:lang w:val="zh_TW" w:bidi="zh_TW"/>
@@ -1332,18 +1212,12 @@
         </w:rPr>
         <w:t>迦勒（和合本譯為：基路拜）希斯崙最顯著的直系後裔，因此作者詳細記載了他的子孫（</w:t>
       </w:r>
-      <w:hyperlink r:id="rId33">
-        <w:r>
-          <w:rPr>
-            <w:lang w:val="zh_TW" w:bidi="zh_TW"/>
-          </w:rPr>
-          <w:rPr>
-            <w:color w:val="0000EE"/>
-            <w:u w:val="single"/>
-          </w:rPr>
-          <w:t>2:42–55</w:t>
-        </w:r>
-      </w:hyperlink>
+      <w:r>
+        <w:rPr>
+          <w:lang w:val="zh_TW" w:bidi="zh_TW"/>
+        </w:rPr>
+        <w:t>2:42–55</w:t>
+      </w:r>
       <w:r>
         <w:rPr>
           <w:lang w:val="zh_TW" w:bidi="zh_TW"/>
@@ -1423,72 +1297,48 @@
         </w:rPr>
         <w:t>希斯崙的後裔分幾段記載，直至大衛的時代：包括從希斯崙到大衛的直系（</w:t>
       </w:r>
-      <w:hyperlink r:id="rId34">
-        <w:r>
-          <w:rPr>
-            <w:lang w:val="zh_TW" w:bidi="zh_TW"/>
-          </w:rPr>
-          <w:rPr>
-            <w:color w:val="0000EE"/>
-            <w:u w:val="single"/>
-          </w:rPr>
-          <w:t>2:9–17</w:t>
-        </w:r>
-      </w:hyperlink>
+      <w:r>
+        <w:rPr>
+          <w:lang w:val="zh_TW" w:bidi="zh_TW"/>
+        </w:rPr>
+        <w:t>2:9–17</w:t>
+      </w:r>
       <w:r>
         <w:rPr>
           <w:lang w:val="zh_TW" w:bidi="zh_TW"/>
         </w:rPr>
         <w:t>；參</w:t>
       </w:r>
-      <w:hyperlink r:id="rId35">
-        <w:r>
-          <w:rPr>
-            <w:lang w:val="zh_TW" w:bidi="zh_TW"/>
-          </w:rPr>
-          <w:rPr>
-            <w:color w:val="0000EE"/>
-            <w:u w:val="single"/>
-          </w:rPr>
-          <w:t>得4:18–22</w:t>
-        </w:r>
-      </w:hyperlink>
+      <w:r>
+        <w:rPr>
+          <w:lang w:val="zh_TW" w:bidi="zh_TW"/>
+        </w:rPr>
+        <w:t>得4:18–22</w:t>
+      </w:r>
       <w:r>
         <w:rPr>
           <w:lang w:val="zh_TW" w:bidi="zh_TW"/>
         </w:rPr>
         <w:t>）、希斯崙其他的後裔（</w:t>
       </w:r>
-      <w:hyperlink r:id="rId36">
-        <w:r>
-          <w:rPr>
-            <w:lang w:val="zh_TW" w:bidi="zh_TW"/>
-          </w:rPr>
-          <w:rPr>
-            <w:color w:val="0000EE"/>
-            <w:u w:val="single"/>
-          </w:rPr>
-          <w:t>代上2:18–41</w:t>
-        </w:r>
-      </w:hyperlink>
+      <w:r>
+        <w:rPr>
+          <w:lang w:val="zh_TW" w:bidi="zh_TW"/>
+        </w:rPr>
+        <w:t>代上2:18–41</w:t>
+      </w:r>
       <w:r>
         <w:rPr>
           <w:lang w:val="zh_TW" w:bidi="zh_TW"/>
         </w:rPr>
         <w:t>），以及希斯崙兒子迦勒的子孫（</w:t>
       </w:r>
-      <w:hyperlink r:id="rId33">
-        <w:r>
-          <w:rPr>
-            <w:lang w:val="zh_TW" w:bidi="zh_TW"/>
-          </w:rPr>
-          <w:rPr>
-            <w:color w:val="0000EE"/>
-            <w:u w:val="single"/>
-          </w:rPr>
-          <w:t>2:42–55</w:t>
-        </w:r>
-      </w:hyperlink>
+      <w:r>
+        <w:rPr>
+          <w:lang w:val="zh_TW" w:bidi="zh_TW"/>
+        </w:rPr>
+        <w:t>2:42–55</w:t>
+      </w:r>
       <w:r>
         <w:rPr>
           <w:lang w:val="zh_TW" w:bidi="zh_TW"/>
@@ -1591,30 +1441,18 @@
         </w:rPr>
         <w:t>歷代志的作者列大衛為耶西的第七個兒子，但撒母耳記卻說他是第八個（</w:t>
       </w:r>
-      <w:hyperlink r:id="rId37">
-        <w:r>
-          <w:rPr>
-            <w:lang w:val="zh_TW" w:bidi="zh_TW"/>
-          </w:rPr>
-          <w:rPr>
-            <w:color w:val="0000EE"/>
-            <w:u w:val="single"/>
-          </w:rPr>
-          <w:t>撒上16:6–13，</w:t>
-        </w:r>
-      </w:hyperlink>
-      <w:hyperlink r:id="rId38">
-        <w:r>
-          <w:rPr>
-            <w:lang w:val="zh_TW" w:bidi="zh_TW"/>
-          </w:rPr>
-          <w:rPr>
-            <w:color w:val="0000EE"/>
-            <w:u w:val="single"/>
-          </w:rPr>
-          <w:t>17:12</w:t>
-        </w:r>
-      </w:hyperlink>
+      <w:r>
+        <w:rPr>
+          <w:lang w:val="zh_TW" w:bidi="zh_TW"/>
+        </w:rPr>
+        <w:t>撒上16:6–13，</w:t>
+      </w:r>
+      <w:r>
+        <w:rPr>
+          <w:lang w:val="zh_TW" w:bidi="zh_TW"/>
+        </w:rPr>
+        <w:t>17:12</w:t>
+      </w:r>
       <w:r>
         <w:rPr>
           <w:lang w:val="zh_TW" w:bidi="zh_TW"/>
@@ -1707,18 +1545,12 @@
         </w:rPr>
         <w:t>耶和華揀選比撒列來建造會幕，他是希斯崙的後裔，也是一位工匠（見</w:t>
       </w:r>
-      <w:hyperlink r:id="rId39">
-        <w:r>
-          <w:rPr>
-            <w:lang w:val="zh_TW" w:bidi="zh_TW"/>
-          </w:rPr>
-          <w:rPr>
-            <w:color w:val="0000EE"/>
-            <w:u w:val="single"/>
-          </w:rPr>
-          <w:t>出31:1–2</w:t>
-        </w:r>
-      </w:hyperlink>
+      <w:r>
+        <w:rPr>
+          <w:lang w:val="zh_TW" w:bidi="zh_TW"/>
+        </w:rPr>
+        <w:t>出31:1–2</w:t>
+      </w:r>
       <w:r>
         <w:rPr>
           <w:lang w:val="zh_TW" w:bidi="zh_TW"/>
@@ -1773,18 +1605,12 @@
         </w:rPr>
         <w:t>基列的一些家族在其它經文被列為瑪拿西支派的成員（參</w:t>
       </w:r>
-      <w:hyperlink r:id="rId40">
-        <w:r>
-          <w:rPr>
-            <w:lang w:val="zh_TW" w:bidi="zh_TW"/>
-          </w:rPr>
-          <w:rPr>
-            <w:color w:val="0000EE"/>
-            <w:u w:val="single"/>
-          </w:rPr>
-          <w:t>民32:39–42</w:t>
-        </w:r>
-      </w:hyperlink>
+      <w:r>
+        <w:rPr>
+          <w:lang w:val="zh_TW" w:bidi="zh_TW"/>
+        </w:rPr>
+        <w:t>民32:39–42</w:t>
+      </w:r>
       <w:r>
         <w:rPr>
           <w:lang w:val="zh_TW" w:bidi="zh_TW"/>
@@ -1839,18 +1665,12 @@
         </w:rPr>
         <w:t>提哥亞是一個位於伯利恆東南方的猶大小村莊（另見</w:t>
       </w:r>
-      <w:hyperlink r:id="rId41">
-        <w:r>
-          <w:rPr>
-            <w:lang w:val="zh_TW" w:bidi="zh_TW"/>
-          </w:rPr>
-          <w:rPr>
-            <w:color w:val="0000EE"/>
-            <w:u w:val="single"/>
-          </w:rPr>
-          <w:t>4:5–8</w:t>
-        </w:r>
-      </w:hyperlink>
+      <w:r>
+        <w:rPr>
+          <w:lang w:val="zh_TW" w:bidi="zh_TW"/>
+        </w:rPr>
+        <w:t>4:5–8</w:t>
+      </w:r>
       <w:r>
         <w:rPr>
           <w:lang w:val="zh_TW" w:bidi="zh_TW"/>
@@ -1905,30 +1725,18 @@
         </w:rPr>
         <w:t>大衛眾子的名單依據撒母耳記的資料（</w:t>
       </w:r>
-      <w:hyperlink r:id="rId42">
-        <w:r>
-          <w:rPr>
-            <w:lang w:val="zh_TW" w:bidi="zh_TW"/>
-          </w:rPr>
-          <w:rPr>
-            <w:color w:val="0000EE"/>
-            <w:u w:val="single"/>
-          </w:rPr>
-          <w:t>撒下3:2–5，</w:t>
-        </w:r>
-      </w:hyperlink>
-      <w:hyperlink r:id="rId43">
-        <w:r>
-          <w:rPr>
-            <w:lang w:val="zh_TW" w:bidi="zh_TW"/>
-          </w:rPr>
-          <w:rPr>
-            <w:color w:val="0000EE"/>
-            <w:u w:val="single"/>
-          </w:rPr>
-          <w:t>5:14–16</w:t>
-        </w:r>
-      </w:hyperlink>
+      <w:r>
+        <w:rPr>
+          <w:lang w:val="zh_TW" w:bidi="zh_TW"/>
+        </w:rPr>
+        <w:t>撒下3:2–5，</w:t>
+      </w:r>
+      <w:r>
+        <w:rPr>
+          <w:lang w:val="zh_TW" w:bidi="zh_TW"/>
+        </w:rPr>
+        <w:t>5:14–16</w:t>
+      </w:r>
       <w:r>
         <w:rPr>
           <w:lang w:val="zh_TW" w:bidi="zh_TW"/>
@@ -1983,90 +1791,60 @@
         </w:rPr>
         <w:t>大衛的家譜延續自蘭的家譜（</w:t>
       </w:r>
-      <w:hyperlink r:id="rId44">
-        <w:r>
-          <w:rPr>
-            <w:lang w:val="zh_TW" w:bidi="zh_TW"/>
-          </w:rPr>
-          <w:rPr>
-            <w:color w:val="0000EE"/>
-            <w:u w:val="single"/>
-          </w:rPr>
-          <w:t>2:10–17</w:t>
-        </w:r>
-      </w:hyperlink>
+      <w:r>
+        <w:rPr>
+          <w:lang w:val="zh_TW" w:bidi="zh_TW"/>
+        </w:rPr>
+        <w:t>2:10–17</w:t>
+      </w:r>
       <w:r>
         <w:rPr>
           <w:lang w:val="zh_TW" w:bidi="zh_TW"/>
         </w:rPr>
         <w:t>），其中將大衛列為耶西的第七子（</w:t>
       </w:r>
-      <w:hyperlink r:id="rId45">
-        <w:r>
-          <w:rPr>
-            <w:lang w:val="zh_TW" w:bidi="zh_TW"/>
-          </w:rPr>
-          <w:rPr>
-            <w:color w:val="0000EE"/>
-            <w:u w:val="single"/>
-          </w:rPr>
-          <w:t>2:15</w:t>
-        </w:r>
-      </w:hyperlink>
+      <w:r>
+        <w:rPr>
+          <w:lang w:val="zh_TW" w:bidi="zh_TW"/>
+        </w:rPr>
+        <w:t>2:15</w:t>
+      </w:r>
       <w:r>
         <w:rPr>
           <w:lang w:val="zh_TW" w:bidi="zh_TW"/>
         </w:rPr>
         <w:t>）。這份家譜分為三部分：大衛的兒子們（</w:t>
       </w:r>
-      <w:hyperlink r:id="rId46">
-        <w:r>
-          <w:rPr>
-            <w:lang w:val="zh_TW" w:bidi="zh_TW"/>
-          </w:rPr>
-          <w:rPr>
-            <w:color w:val="0000EE"/>
-            <w:u w:val="single"/>
-          </w:rPr>
-          <w:t>3:1–9</w:t>
-        </w:r>
-      </w:hyperlink>
+      <w:r>
+        <w:rPr>
+          <w:lang w:val="zh_TW" w:bidi="zh_TW"/>
+        </w:rPr>
+        <w:t>3:1–9</w:t>
+      </w:r>
       <w:r>
         <w:rPr>
           <w:lang w:val="zh_TW" w:bidi="zh_TW"/>
         </w:rPr>
         <w:t>）；猶大諸王直到被擄到巴比倫的約雅斤（和合本使用其另一名字耶哥尼雅）與西底家（</w:t>
       </w:r>
-      <w:hyperlink r:id="rId47">
-        <w:r>
-          <w:rPr>
-            <w:lang w:val="zh_TW" w:bidi="zh_TW"/>
-          </w:rPr>
-          <w:rPr>
-            <w:color w:val="0000EE"/>
-            <w:u w:val="single"/>
-          </w:rPr>
-          <w:t>3:10–16</w:t>
-        </w:r>
-      </w:hyperlink>
+      <w:r>
+        <w:rPr>
+          <w:lang w:val="zh_TW" w:bidi="zh_TW"/>
+        </w:rPr>
+        <w:t>3:10–16</w:t>
+      </w:r>
       <w:r>
         <w:rPr>
           <w:lang w:val="zh_TW" w:bidi="zh_TW"/>
         </w:rPr>
         <w:t>）；以及從約雅斤到歷代志作者所處時代的後裔（</w:t>
       </w:r>
-      <w:hyperlink r:id="rId48">
-        <w:r>
-          <w:rPr>
-            <w:lang w:val="zh_TW" w:bidi="zh_TW"/>
-          </w:rPr>
-          <w:rPr>
-            <w:color w:val="0000EE"/>
-            <w:u w:val="single"/>
-          </w:rPr>
-          <w:t>3:17–24</w:t>
-        </w:r>
-      </w:hyperlink>
+      <w:r>
+        <w:rPr>
+          <w:lang w:val="zh_TW" w:bidi="zh_TW"/>
+        </w:rPr>
+        <w:t>3:17–24</w:t>
+      </w:r>
       <w:r>
         <w:rPr>
           <w:lang w:val="zh_TW" w:bidi="zh_TW"/>
@@ -2393,72 +2171,48 @@
         </w:rPr>
         <w:t>猶大家譜繼續往下記載，並與</w:t>
       </w:r>
-      <w:hyperlink r:id="rId49">
-        <w:r>
-          <w:rPr>
-            <w:lang w:val="zh_TW" w:bidi="zh_TW"/>
-          </w:rPr>
-          <w:rPr>
-            <w:color w:val="0000EE"/>
-            <w:u w:val="single"/>
-          </w:rPr>
-          <w:t>二章1至55節</w:t>
-        </w:r>
-      </w:hyperlink>
+      <w:r>
+        <w:rPr>
+          <w:lang w:val="zh_TW" w:bidi="zh_TW"/>
+        </w:rPr>
+        <w:t>二章1至55節</w:t>
+      </w:r>
       <w:r>
         <w:rPr>
           <w:lang w:val="zh_TW" w:bidi="zh_TW"/>
         </w:rPr>
         <w:t>相連。一開始就說明了與戶珥──伯利恆之祖──的關聯（</w:t>
       </w:r>
-      <w:hyperlink r:id="rId50">
-        <w:r>
-          <w:rPr>
-            <w:lang w:val="zh_TW" w:bidi="zh_TW"/>
-          </w:rPr>
-          <w:rPr>
-            <w:color w:val="0000EE"/>
-            <w:u w:val="single"/>
-          </w:rPr>
-          <w:t>4:1–4，</w:t>
-        </w:r>
-      </w:hyperlink>
+      <w:r>
+        <w:rPr>
+          <w:lang w:val="zh_TW" w:bidi="zh_TW"/>
+        </w:rPr>
+        <w:t>4:1–4，</w:t>
+      </w:r>
       <w:r>
         <w:rPr>
           <w:lang w:val="zh_TW" w:bidi="zh_TW"/>
         </w:rPr>
         <w:t>見</w:t>
       </w:r>
-      <w:hyperlink r:id="rId51">
-        <w:r>
-          <w:rPr>
-            <w:lang w:val="zh_TW" w:bidi="zh_TW"/>
-          </w:rPr>
-          <w:rPr>
-            <w:color w:val="0000EE"/>
-            <w:u w:val="single"/>
-          </w:rPr>
-          <w:t>2:19–20</w:t>
-        </w:r>
-      </w:hyperlink>
+      <w:r>
+        <w:rPr>
+          <w:lang w:val="zh_TW" w:bidi="zh_TW"/>
+        </w:rPr>
+        <w:t>2:19–20</w:t>
+      </w:r>
       <w:r>
         <w:rPr>
           <w:lang w:val="zh_TW" w:bidi="zh_TW"/>
         </w:rPr>
         <w:t>、</w:t>
       </w:r>
-      <w:hyperlink r:id="rId52">
-        <w:r>
-          <w:rPr>
-            <w:lang w:val="zh_TW" w:bidi="zh_TW"/>
-          </w:rPr>
-          <w:rPr>
-            <w:color w:val="0000EE"/>
-            <w:u w:val="single"/>
-          </w:rPr>
-          <w:t>51–55</w:t>
-        </w:r>
-      </w:hyperlink>
+      <w:r>
+        <w:rPr>
+          <w:lang w:val="zh_TW" w:bidi="zh_TW"/>
+        </w:rPr>
+        <w:t>51–55</w:t>
+      </w:r>
       <w:r>
         <w:rPr>
           <w:lang w:val="zh_TW" w:bidi="zh_TW"/>
@@ -2513,36 +2267,24 @@
         </w:rPr>
         <w:t>關於雅比斯的經文是獨立記載的，這使歷代志的作者能解釋他名字的由來。他之前並未被提及，雖然「雅比斯」這名稱曾指一座城的名稱，那城是戶珥之子薩瑪的一些後裔所居住的地方（</w:t>
       </w:r>
-      <w:hyperlink r:id="rId53">
-        <w:r>
-          <w:rPr>
-            <w:lang w:val="zh_TW" w:bidi="zh_TW"/>
-          </w:rPr>
-          <w:rPr>
-            <w:color w:val="0000EE"/>
-            <w:u w:val="single"/>
-          </w:rPr>
-          <w:t>2:55</w:t>
-        </w:r>
-      </w:hyperlink>
+      <w:r>
+        <w:rPr>
+          <w:lang w:val="zh_TW" w:bidi="zh_TW"/>
+        </w:rPr>
+        <w:t>2:55</w:t>
+      </w:r>
       <w:r>
         <w:rPr>
           <w:lang w:val="zh_TW" w:bidi="zh_TW"/>
         </w:rPr>
         <w:t>）。雅比斯似乎是因為使母親受生產的痛苦而得名，這也應驗了對夏娃的咒詛（</w:t>
       </w:r>
-      <w:hyperlink r:id="rId54">
-        <w:r>
-          <w:rPr>
-            <w:lang w:val="zh_TW" w:bidi="zh_TW"/>
-          </w:rPr>
-          <w:rPr>
-            <w:color w:val="0000EE"/>
-            <w:u w:val="single"/>
-          </w:rPr>
-          <w:t>創3:16</w:t>
-        </w:r>
-      </w:hyperlink>
+      <w:r>
+        <w:rPr>
+          <w:lang w:val="zh_TW" w:bidi="zh_TW"/>
+        </w:rPr>
+        <w:t>創3:16</w:t>
+      </w:r>
       <w:r>
         <w:rPr>
           <w:lang w:val="zh_TW" w:bidi="zh_TW"/>
@@ -2645,72 +2387,48 @@
         </w:rPr>
         <w:t>基納斯這個名字也出現在以掃後裔、以利法的家族中 （</w:t>
       </w:r>
-      <w:hyperlink r:id="rId55">
-        <w:r>
-          <w:rPr>
-            <w:lang w:val="zh_TW" w:bidi="zh_TW"/>
-          </w:rPr>
-          <w:rPr>
-            <w:color w:val="0000EE"/>
-            <w:u w:val="single"/>
-          </w:rPr>
-          <w:t>創36:11</w:t>
-        </w:r>
-      </w:hyperlink>
+      <w:r>
+        <w:rPr>
+          <w:lang w:val="zh_TW" w:bidi="zh_TW"/>
+        </w:rPr>
+        <w:t>創36:11</w:t>
+      </w:r>
       <w:r>
         <w:rPr>
           <w:lang w:val="zh_TW" w:bidi="zh_TW"/>
         </w:rPr>
         <w:t>）；他的後代稱為基尼洗族。基尼洗族居住於南部，與猶大和以東都有關聯。耶孚尼的兒子迦勒就是基尼洗族 （</w:t>
       </w:r>
-      <w:hyperlink r:id="rId56">
-        <w:r>
-          <w:rPr>
-            <w:lang w:val="zh_TW" w:bidi="zh_TW"/>
-          </w:rPr>
-          <w:rPr>
-            <w:color w:val="0000EE"/>
-            <w:u w:val="single"/>
-          </w:rPr>
-          <w:t>民32:12</w:t>
-        </w:r>
-      </w:hyperlink>
+      <w:r>
+        <w:rPr>
+          <w:lang w:val="zh_TW" w:bidi="zh_TW"/>
+        </w:rPr>
+        <w:t>民32:12</w:t>
+      </w:r>
       <w:r>
         <w:rPr>
           <w:lang w:val="zh_TW" w:bidi="zh_TW"/>
         </w:rPr>
         <w:t>；</w:t>
       </w:r>
-      <w:hyperlink r:id="rId57">
-        <w:r>
-          <w:rPr>
-            <w:lang w:val="zh_TW" w:bidi="zh_TW"/>
-          </w:rPr>
-          <w:rPr>
-            <w:color w:val="0000EE"/>
-            <w:u w:val="single"/>
-          </w:rPr>
-          <w:t>書14:6</w:t>
-        </w:r>
-      </w:hyperlink>
+      <w:r>
+        <w:rPr>
+          <w:lang w:val="zh_TW" w:bidi="zh_TW"/>
+        </w:rPr>
+        <w:t>書14:6</w:t>
+      </w:r>
       <w:r>
         <w:rPr>
           <w:lang w:val="zh_TW" w:bidi="zh_TW"/>
         </w:rPr>
         <w:t>），他有一個名叫基納斯的兄弟 （</w:t>
       </w:r>
-      <w:hyperlink r:id="rId58">
-        <w:r>
-          <w:rPr>
-            <w:lang w:val="zh_TW" w:bidi="zh_TW"/>
-          </w:rPr>
-          <w:rPr>
-            <w:color w:val="0000EE"/>
-            <w:u w:val="single"/>
-          </w:rPr>
-          <w:t>書15:17</w:t>
-        </w:r>
-      </w:hyperlink>
+      <w:r>
+        <w:rPr>
+          <w:lang w:val="zh_TW" w:bidi="zh_TW"/>
+        </w:rPr>
+        <w:t>書15:17</w:t>
+      </w:r>
       <w:r>
         <w:rPr>
           <w:lang w:val="zh_TW" w:bidi="zh_TW"/>
@@ -2819,72 +2537,48 @@
         </w:rPr>
         <w:t>現在猶大與他妻子她瑪所生的後裔已經記載完畢（</w:t>
       </w:r>
-      <w:hyperlink r:id="rId59">
-        <w:r>
-          <w:rPr>
-            <w:lang w:val="zh_TW" w:bidi="zh_TW"/>
-          </w:rPr>
-          <w:rPr>
-            <w:color w:val="0000EE"/>
-            <w:u w:val="single"/>
-          </w:rPr>
-          <w:t>2:4–4:20</w:t>
-        </w:r>
-      </w:hyperlink>
+      <w:r>
+        <w:rPr>
+          <w:lang w:val="zh_TW" w:bidi="zh_TW"/>
+        </w:rPr>
+        <w:t>2:4–4:20</w:t>
+      </w:r>
       <w:r>
         <w:rPr>
           <w:lang w:val="zh_TW" w:bidi="zh_TW"/>
         </w:rPr>
         <w:t>），接下來則列出示拉的後裔──他是猶大與書亞所生的第三個兒子（見</w:t>
       </w:r>
-      <w:hyperlink r:id="rId60">
-        <w:r>
-          <w:rPr>
-            <w:lang w:val="zh_TW" w:bidi="zh_TW"/>
-          </w:rPr>
-          <w:rPr>
-            <w:color w:val="0000EE"/>
-            <w:u w:val="single"/>
-          </w:rPr>
-          <w:t>2:3</w:t>
-        </w:r>
-      </w:hyperlink>
+      <w:r>
+        <w:rPr>
+          <w:lang w:val="zh_TW" w:bidi="zh_TW"/>
+        </w:rPr>
+        <w:t>2:3</w:t>
+      </w:r>
       <w:r>
         <w:rPr>
           <w:lang w:val="zh_TW" w:bidi="zh_TW"/>
         </w:rPr>
         <w:t>；</w:t>
       </w:r>
-      <w:hyperlink r:id="rId61">
-        <w:r>
-          <w:rPr>
-            <w:lang w:val="zh_TW" w:bidi="zh_TW"/>
-          </w:rPr>
-          <w:rPr>
-            <w:color w:val="0000EE"/>
-            <w:u w:val="single"/>
-          </w:rPr>
-          <w:t>創38:2</w:t>
-        </w:r>
-      </w:hyperlink>
+      <w:r>
+        <w:rPr>
+          <w:lang w:val="zh_TW" w:bidi="zh_TW"/>
+        </w:rPr>
+        <w:t>創38:2</w:t>
+      </w:r>
       <w:r>
         <w:rPr>
           <w:lang w:val="zh_TW" w:bidi="zh_TW"/>
         </w:rPr>
         <w:t>、</w:t>
       </w:r>
-      <w:hyperlink r:id="rId62">
-        <w:r>
-          <w:rPr>
-            <w:lang w:val="zh_TW" w:bidi="zh_TW"/>
-          </w:rPr>
-          <w:rPr>
-            <w:color w:val="0000EE"/>
-            <w:u w:val="single"/>
-          </w:rPr>
-          <w:t>5</w:t>
-        </w:r>
-      </w:hyperlink>
+      <w:r>
+        <w:rPr>
+          <w:lang w:val="zh_TW" w:bidi="zh_TW"/>
+        </w:rPr>
+        <w:t>5</w:t>
+      </w:r>
       <w:r>
         <w:rPr>
           <w:lang w:val="zh_TW" w:bidi="zh_TW"/>
@@ -2939,18 +2633,12 @@
         </w:rPr>
         <w:t>西緬是雅各的第二個兒子；他的支派分得的地業位於猶大南部 （</w:t>
       </w:r>
-      <w:hyperlink r:id="rId63">
-        <w:r>
-          <w:rPr>
-            <w:lang w:val="zh_TW" w:bidi="zh_TW"/>
-          </w:rPr>
-          <w:rPr>
-            <w:color w:val="0000EE"/>
-            <w:u w:val="single"/>
-          </w:rPr>
-          <w:t>書19:1–9</w:t>
-        </w:r>
-      </w:hyperlink>
+      <w:r>
+        <w:rPr>
+          <w:lang w:val="zh_TW" w:bidi="zh_TW"/>
+        </w:rPr>
+        <w:t>書19:1–9</w:t>
+      </w:r>
       <w:r>
         <w:rPr>
           <w:lang w:val="zh_TW" w:bidi="zh_TW"/>
@@ -3005,36 +2693,24 @@
         </w:rPr>
         <w:t>歷代志的作者記載完猶大後裔的家譜之後（</w:t>
       </w:r>
-      <w:hyperlink r:id="rId64">
-        <w:r>
-          <w:rPr>
-            <w:lang w:val="zh_TW" w:bidi="zh_TW"/>
-          </w:rPr>
-          <w:rPr>
-            <w:color w:val="0000EE"/>
-            <w:u w:val="single"/>
-          </w:rPr>
-          <w:t>2:3–4:23</w:t>
-        </w:r>
-      </w:hyperlink>
+      <w:r>
+        <w:rPr>
+          <w:lang w:val="zh_TW" w:bidi="zh_TW"/>
+        </w:rPr>
+        <w:t>2:3–4:23</w:t>
+      </w:r>
       <w:r>
         <w:rPr>
           <w:lang w:val="zh_TW" w:bidi="zh_TW"/>
         </w:rPr>
         <w:t>），接著記載以色列其餘眾子（參</w:t>
       </w:r>
-      <w:hyperlink r:id="rId29">
-        <w:r>
-          <w:rPr>
-            <w:lang w:val="zh_TW" w:bidi="zh_TW"/>
-          </w:rPr>
-          <w:rPr>
-            <w:color w:val="0000EE"/>
-            <w:u w:val="single"/>
-          </w:rPr>
-          <w:t>2:1–2</w:t>
-        </w:r>
-      </w:hyperlink>
+      <w:r>
+        <w:rPr>
+          <w:lang w:val="zh_TW" w:bidi="zh_TW"/>
+        </w:rPr>
+        <w:t>2:1–2</w:t>
+      </w:r>
       <w:r>
         <w:rPr>
           <w:lang w:val="zh_TW" w:bidi="zh_TW"/>
@@ -3089,54 +2765,36 @@
         </w:rPr>
         <w:t>這段列出西緬支派富有家族的族長（</w:t>
       </w:r>
-      <w:hyperlink r:id="rId65">
-        <w:r>
-          <w:rPr>
-            <w:lang w:val="zh_TW" w:bidi="zh_TW"/>
-          </w:rPr>
-          <w:rPr>
-            <w:color w:val="0000EE"/>
-            <w:u w:val="single"/>
-          </w:rPr>
-          <w:t>4:34–38</w:t>
-        </w:r>
-      </w:hyperlink>
+      <w:r>
+        <w:rPr>
+          <w:lang w:val="zh_TW" w:bidi="zh_TW"/>
+        </w:rPr>
+        <w:t>4:34–38</w:t>
+      </w:r>
       <w:r>
         <w:rPr>
           <w:lang w:val="zh_TW" w:bidi="zh_TW"/>
         </w:rPr>
         <w:t>），作為接下來描述其地理擴張的引言（</w:t>
       </w:r>
-      <w:hyperlink r:id="rId66">
-        <w:r>
-          <w:rPr>
-            <w:lang w:val="zh_TW" w:bidi="zh_TW"/>
-          </w:rPr>
-          <w:rPr>
-            <w:color w:val="0000EE"/>
-            <w:u w:val="single"/>
-          </w:rPr>
-          <w:t>4:38–43</w:t>
-        </w:r>
-      </w:hyperlink>
+      <w:r>
+        <w:rPr>
+          <w:lang w:val="zh_TW" w:bidi="zh_TW"/>
+        </w:rPr>
+        <w:t>4:38–43</w:t>
+      </w:r>
       <w:r>
         <w:rPr>
           <w:lang w:val="zh_TW" w:bidi="zh_TW"/>
         </w:rPr>
         <w:t>）。這次擴張發生在希西家年間（公元前700年間晚期），涉及十三位家族首領，地點在基拉耳一帶。這可能是希西家對非利士地發動軍事行動的一部分（</w:t>
       </w:r>
-      <w:hyperlink r:id="rId67">
-        <w:r>
-          <w:rPr>
-            <w:lang w:val="zh_TW" w:bidi="zh_TW"/>
-          </w:rPr>
-          <w:rPr>
-            <w:color w:val="0000EE"/>
-            <w:u w:val="single"/>
-          </w:rPr>
-          <w:t>王下18:8</w:t>
-        </w:r>
-      </w:hyperlink>
+      <w:r>
+        <w:rPr>
+          <w:lang w:val="zh_TW" w:bidi="zh_TW"/>
+        </w:rPr>
+        <w:t>王下18:8</w:t>
+      </w:r>
       <w:r>
         <w:rPr>
           <w:lang w:val="zh_TW" w:bidi="zh_TW"/>
@@ -3228,18 +2886,12 @@
         </w:rPr>
         <w:t>是希臘文變體，指的是非利士地的一座城，位於猶大以西（</w:t>
       </w:r>
-      <w:hyperlink r:id="rId68">
-        <w:r>
-          <w:rPr>
-            <w:lang w:val="zh_TW" w:bidi="zh_TW"/>
-          </w:rPr>
-          <w:rPr>
-            <w:color w:val="0000EE"/>
-            <w:u w:val="single"/>
-          </w:rPr>
-          <w:t>創10:19</w:t>
-        </w:r>
-      </w:hyperlink>
+      <w:r>
+        <w:rPr>
+          <w:lang w:val="zh_TW" w:bidi="zh_TW"/>
+        </w:rPr>
+        <w:t>創10:19</w:t>
+      </w:r>
       <w:r>
         <w:rPr>
           <w:lang w:val="zh_TW" w:bidi="zh_TW"/>
@@ -3354,90 +3006,60 @@
         </w:rPr>
         <w:t>雖然呂便是以色列的長子，他卻因與父親的妾行淫而失去了長子的名分 （</w:t>
       </w:r>
-      <w:hyperlink r:id="rId69">
-        <w:r>
-          <w:rPr>
-            <w:lang w:val="zh_TW" w:bidi="zh_TW"/>
-          </w:rPr>
-          <w:rPr>
-            <w:color w:val="0000EE"/>
-            <w:u w:val="single"/>
-          </w:rPr>
-          <w:t>創35:22</w:t>
-        </w:r>
-      </w:hyperlink>
+      <w:r>
+        <w:rPr>
+          <w:lang w:val="zh_TW" w:bidi="zh_TW"/>
+        </w:rPr>
+        <w:t>創35:22</w:t>
+      </w:r>
       <w:r>
         <w:rPr>
           <w:lang w:val="zh_TW" w:bidi="zh_TW"/>
         </w:rPr>
         <w:t>）。雅各將這名分轉給約瑟，並將以法蓮與瑪拿西提升為支派，納入以色列的子孫之中 （</w:t>
       </w:r>
-      <w:hyperlink r:id="rId70">
-        <w:r>
-          <w:rPr>
-            <w:lang w:val="zh_TW" w:bidi="zh_TW"/>
-          </w:rPr>
-          <w:rPr>
-            <w:color w:val="0000EE"/>
-            <w:u w:val="single"/>
-          </w:rPr>
-          <w:t>創48:5</w:t>
-        </w:r>
-      </w:hyperlink>
+      <w:r>
+        <w:rPr>
+          <w:lang w:val="zh_TW" w:bidi="zh_TW"/>
+        </w:rPr>
+        <w:t>創48:5</w:t>
+      </w:r>
       <w:r>
         <w:rPr>
           <w:lang w:val="zh_TW" w:bidi="zh_TW"/>
         </w:rPr>
         <w:t>）。這使約瑟得著傳統上屬於長子的雙分產業 （</w:t>
       </w:r>
-      <w:hyperlink r:id="rId71">
-        <w:r>
-          <w:rPr>
-            <w:lang w:val="zh_TW" w:bidi="zh_TW"/>
-          </w:rPr>
-          <w:rPr>
-            <w:color w:val="0000EE"/>
-            <w:u w:val="single"/>
-          </w:rPr>
-          <w:t>申21:15–17</w:t>
-        </w:r>
-      </w:hyperlink>
+      <w:r>
+        <w:rPr>
+          <w:lang w:val="zh_TW" w:bidi="zh_TW"/>
+        </w:rPr>
+        <w:t>申21:15–17</w:t>
+      </w:r>
       <w:r>
         <w:rPr>
           <w:lang w:val="zh_TW" w:bidi="zh_TW"/>
         </w:rPr>
         <w:t>）。正如雅各所預言，猶大在眾弟兄中超越他們，成為君王支派的先祖 （</w:t>
       </w:r>
-      <w:hyperlink r:id="rId72">
-        <w:r>
-          <w:rPr>
-            <w:lang w:val="zh_TW" w:bidi="zh_TW"/>
-          </w:rPr>
-          <w:rPr>
-            <w:color w:val="0000EE"/>
-            <w:u w:val="single"/>
-          </w:rPr>
-          <w:t>創49:8–10</w:t>
-        </w:r>
-      </w:hyperlink>
+      <w:r>
+        <w:rPr>
+          <w:lang w:val="zh_TW" w:bidi="zh_TW"/>
+        </w:rPr>
+        <w:t>創49:8–10</w:t>
+      </w:r>
       <w:r>
         <w:rPr>
           <w:lang w:val="zh_TW" w:bidi="zh_TW"/>
         </w:rPr>
         <w:t>）。然而，呂便仍然列在最前 （</w:t>
       </w:r>
-      <w:hyperlink r:id="rId73">
-        <w:r>
-          <w:rPr>
-            <w:lang w:val="zh_TW" w:bidi="zh_TW"/>
-          </w:rPr>
-          <w:rPr>
-            <w:color w:val="0000EE"/>
-            <w:u w:val="single"/>
-          </w:rPr>
-          <w:t>代上2:1</w:t>
-        </w:r>
-      </w:hyperlink>
+      <w:r>
+        <w:rPr>
+          <w:lang w:val="zh_TW" w:bidi="zh_TW"/>
+        </w:rPr>
+        <w:t>代上2:1</w:t>
+      </w:r>
       <w:r>
         <w:rPr>
           <w:lang w:val="zh_TW" w:bidi="zh_TW"/>
@@ -3492,72 +3114,48 @@
         </w:rPr>
         <w:t>第五章記錄了呂便（</w:t>
       </w:r>
-      <w:hyperlink r:id="rId74">
-        <w:r>
-          <w:rPr>
-            <w:lang w:val="zh_TW" w:bidi="zh_TW"/>
-          </w:rPr>
-          <w:rPr>
-            <w:color w:val="0000EE"/>
-            <w:u w:val="single"/>
-          </w:rPr>
-          <w:t>5:1–10</w:t>
-        </w:r>
-      </w:hyperlink>
+      <w:r>
+        <w:rPr>
+          <w:lang w:val="zh_TW" w:bidi="zh_TW"/>
+        </w:rPr>
+        <w:t>5:1–10</w:t>
+      </w:r>
       <w:r>
         <w:rPr>
           <w:lang w:val="zh_TW" w:bidi="zh_TW"/>
         </w:rPr>
         <w:t>；參</w:t>
       </w:r>
-      <w:hyperlink r:id="rId75">
-        <w:r>
-          <w:rPr>
-            <w:lang w:val="zh_TW" w:bidi="zh_TW"/>
-          </w:rPr>
-          <w:rPr>
-            <w:color w:val="0000EE"/>
-            <w:u w:val="single"/>
-          </w:rPr>
-          <w:t>創46:9</w:t>
-        </w:r>
-      </w:hyperlink>
+      <w:r>
+        <w:rPr>
+          <w:lang w:val="zh_TW" w:bidi="zh_TW"/>
+        </w:rPr>
+        <w:t>創46:9</w:t>
+      </w:r>
       <w:r>
         <w:rPr>
           <w:lang w:val="zh_TW" w:bidi="zh_TW"/>
         </w:rPr>
         <w:t>）、迦得（</w:t>
       </w:r>
-      <w:hyperlink r:id="rId76">
-        <w:r>
-          <w:rPr>
-            <w:lang w:val="zh_TW" w:bidi="zh_TW"/>
-          </w:rPr>
-          <w:rPr>
-            <w:color w:val="0000EE"/>
-            <w:u w:val="single"/>
-          </w:rPr>
-          <w:t>代上5:11–17</w:t>
-        </w:r>
-      </w:hyperlink>
+      <w:r>
+        <w:rPr>
+          <w:lang w:val="zh_TW" w:bidi="zh_TW"/>
+        </w:rPr>
+        <w:t>代上5:11–17</w:t>
+      </w:r>
       <w:r>
         <w:rPr>
           <w:lang w:val="zh_TW" w:bidi="zh_TW"/>
         </w:rPr>
         <w:t>）和瑪拿西（</w:t>
       </w:r>
-      <w:hyperlink r:id="rId77">
-        <w:r>
-          <w:rPr>
-            <w:lang w:val="zh_TW" w:bidi="zh_TW"/>
-          </w:rPr>
-          <w:rPr>
-            <w:color w:val="0000EE"/>
-            <w:u w:val="single"/>
-          </w:rPr>
-          <w:t>5:23–24</w:t>
-        </w:r>
-      </w:hyperlink>
+      <w:r>
+        <w:rPr>
+          <w:lang w:val="zh_TW" w:bidi="zh_TW"/>
+        </w:rPr>
+        <w:t>5:23–24</w:t>
+      </w:r>
       <w:r>
         <w:rPr>
           <w:lang w:val="zh_TW" w:bidi="zh_TW"/>
@@ -3612,54 +3210,36 @@
         </w:rPr>
         <w:t>呂便的兒子們也記載於</w:t>
       </w:r>
-      <w:hyperlink r:id="rId75">
-        <w:r>
-          <w:rPr>
-            <w:lang w:val="zh_TW" w:bidi="zh_TW"/>
-          </w:rPr>
-          <w:rPr>
-            <w:color w:val="0000EE"/>
-            <w:u w:val="single"/>
-          </w:rPr>
-          <w:t>創世記四十六章9節</w:t>
-        </w:r>
-      </w:hyperlink>
+      <w:r>
+        <w:rPr>
+          <w:lang w:val="zh_TW" w:bidi="zh_TW"/>
+        </w:rPr>
+        <w:t>創世記四十六章9節</w:t>
+      </w:r>
       <w:r>
         <w:rPr>
           <w:lang w:val="zh_TW" w:bidi="zh_TW"/>
         </w:rPr>
         <w:t>，</w:t>
       </w:r>
-      <w:hyperlink r:id="rId78">
-        <w:r>
-          <w:rPr>
-            <w:lang w:val="zh_TW" w:bidi="zh_TW"/>
-          </w:rPr>
-          <w:rPr>
-            <w:color w:val="0000EE"/>
-            <w:u w:val="single"/>
-          </w:rPr>
-          <w:t>出埃及記六章14節</w:t>
-        </w:r>
-      </w:hyperlink>
+      <w:r>
+        <w:rPr>
+          <w:lang w:val="zh_TW" w:bidi="zh_TW"/>
+        </w:rPr>
+        <w:t>出埃及記六章14節</w:t>
+      </w:r>
       <w:r>
         <w:rPr>
           <w:lang w:val="zh_TW" w:bidi="zh_TW"/>
         </w:rPr>
         <w:t>，</w:t>
       </w:r>
-      <w:hyperlink r:id="rId79">
-        <w:r>
-          <w:rPr>
-            <w:lang w:val="zh_TW" w:bidi="zh_TW"/>
-          </w:rPr>
-          <w:rPr>
-            <w:color w:val="0000EE"/>
-            <w:u w:val="single"/>
-          </w:rPr>
-          <w:t>民數記二十六章5至6節</w:t>
-        </w:r>
-      </w:hyperlink>
+      <w:r>
+        <w:rPr>
+          <w:lang w:val="zh_TW" w:bidi="zh_TW"/>
+        </w:rPr>
+        <w:t>民數記二十六章5至6節</w:t>
+      </w:r>
       <w:r>
         <w:rPr>
           <w:lang w:val="zh_TW" w:bidi="zh_TW"/>
@@ -3762,36 +3342,24 @@
         </w:rPr>
         <w:t>提革拉‧毗列色是亞述的王（公元前744–727）；在比加作王期間（公元前752–732），他攻擊外約旦的各支派，並擄走他們（見</w:t>
       </w:r>
-      <w:hyperlink r:id="rId80">
-        <w:r>
-          <w:rPr>
-            <w:lang w:val="zh_TW" w:bidi="zh_TW"/>
-          </w:rPr>
-          <w:rPr>
-            <w:color w:val="0000EE"/>
-            <w:u w:val="single"/>
-          </w:rPr>
-          <w:t>5:25–26</w:t>
-        </w:r>
-      </w:hyperlink>
+      <w:r>
+        <w:rPr>
+          <w:lang w:val="zh_TW" w:bidi="zh_TW"/>
+        </w:rPr>
+        <w:t>5:25–26</w:t>
+      </w:r>
       <w:r>
         <w:rPr>
           <w:lang w:val="zh_TW" w:bidi="zh_TW"/>
         </w:rPr>
         <w:t>；</w:t>
       </w:r>
-      <w:hyperlink r:id="rId81">
-        <w:r>
-          <w:rPr>
-            <w:lang w:val="zh_TW" w:bidi="zh_TW"/>
-          </w:rPr>
-          <w:rPr>
-            <w:color w:val="0000EE"/>
-            <w:u w:val="single"/>
-          </w:rPr>
-          <w:t>王下15:29</w:t>
-        </w:r>
-      </w:hyperlink>
+      <w:r>
+        <w:rPr>
+          <w:lang w:val="zh_TW" w:bidi="zh_TW"/>
+        </w:rPr>
+        <w:t>王下15:29</w:t>
+      </w:r>
       <w:r>
         <w:rPr>
           <w:lang w:val="zh_TW" w:bidi="zh_TW"/>
@@ -3846,66 +3414,42 @@
         </w:rPr>
         <w:t>外約旦的各支派，包括呂便人，在掃羅年間與夏甲人爭戰時，向北與向東擴展他們的居住地（見</w:t>
       </w:r>
-      <w:hyperlink r:id="rId82">
-        <w:r>
-          <w:rPr>
-            <w:lang w:val="zh_TW" w:bidi="zh_TW"/>
-          </w:rPr>
-          <w:rPr>
-            <w:color w:val="0000EE"/>
-            <w:u w:val="single"/>
-          </w:rPr>
-          <w:t>5:18–22</w:t>
-        </w:r>
-      </w:hyperlink>
+      <w:r>
+        <w:rPr>
+          <w:lang w:val="zh_TW" w:bidi="zh_TW"/>
+        </w:rPr>
+        <w:t>5:18–22</w:t>
+      </w:r>
       <w:r>
         <w:rPr>
           <w:lang w:val="zh_TW" w:bidi="zh_TW"/>
         </w:rPr>
         <w:t>；</w:t>
       </w:r>
-      <w:hyperlink r:id="rId83">
-        <w:r>
-          <w:rPr>
-            <w:lang w:val="zh_TW" w:bidi="zh_TW"/>
-          </w:rPr>
-          <w:rPr>
-            <w:color w:val="0000EE"/>
-            <w:u w:val="single"/>
-          </w:rPr>
-          <w:t>詩83:6</w:t>
-        </w:r>
-      </w:hyperlink>
+      <w:r>
+        <w:rPr>
+          <w:lang w:val="zh_TW" w:bidi="zh_TW"/>
+        </w:rPr>
+        <w:t>詩83:6</w:t>
+      </w:r>
       <w:r>
         <w:rPr>
           <w:lang w:val="zh_TW" w:bidi="zh_TW"/>
         </w:rPr>
         <w:t>）。後來，夏甲人中也有人成為大衛的部下（見</w:t>
       </w:r>
-      <w:hyperlink r:id="rId84">
-        <w:r>
-          <w:rPr>
-            <w:lang w:val="zh_TW" w:bidi="zh_TW"/>
-          </w:rPr>
-          <w:rPr>
-            <w:color w:val="0000EE"/>
-            <w:u w:val="single"/>
-          </w:rPr>
-          <w:t>代上11:38，</w:t>
-        </w:r>
-      </w:hyperlink>
-      <w:hyperlink r:id="rId85">
-        <w:r>
-          <w:rPr>
-            <w:lang w:val="zh_TW" w:bidi="zh_TW"/>
-          </w:rPr>
-          <w:rPr>
-            <w:color w:val="0000EE"/>
-            <w:u w:val="single"/>
-          </w:rPr>
-          <w:t>27:31</w:t>
-        </w:r>
-      </w:hyperlink>
+      <w:r>
+        <w:rPr>
+          <w:lang w:val="zh_TW" w:bidi="zh_TW"/>
+        </w:rPr>
+        <w:t>代上11:38，</w:t>
+      </w:r>
+      <w:r>
+        <w:rPr>
+          <w:lang w:val="zh_TW" w:bidi="zh_TW"/>
+        </w:rPr>
+        <w:t>27:31</w:t>
+      </w:r>
       <w:r>
         <w:rPr>
           <w:lang w:val="zh_TW" w:bidi="zh_TW"/>
@@ -3960,18 +3504,12 @@
         </w:rPr>
         <w:t>這段關於攻打夏甲人的記載，是對</w:t>
       </w:r>
-      <w:hyperlink r:id="rId86">
-        <w:r>
-          <w:rPr>
-            <w:lang w:val="zh_TW" w:bidi="zh_TW"/>
-          </w:rPr>
-          <w:rPr>
-            <w:color w:val="0000EE"/>
-            <w:u w:val="single"/>
-          </w:rPr>
-          <w:t>五章10節</w:t>
-        </w:r>
-      </w:hyperlink>
+      <w:r>
+        <w:rPr>
+          <w:lang w:val="zh_TW" w:bidi="zh_TW"/>
+        </w:rPr>
+        <w:t>五章10節</w:t>
+      </w:r>
       <w:r>
         <w:rPr>
           <w:lang w:val="zh_TW" w:bidi="zh_TW"/>
@@ -4122,54 +3660,36 @@
         </w:rPr>
         <w:t>這段經文記載了利未支派中三個最重要的族群的家譜：大祭司（</w:t>
       </w:r>
-      <w:hyperlink r:id="rId87">
-        <w:r>
-          <w:rPr>
-            <w:lang w:val="zh_TW" w:bidi="zh_TW"/>
-          </w:rPr>
-          <w:rPr>
-            <w:color w:val="0000EE"/>
-            <w:u w:val="single"/>
-          </w:rPr>
-          <w:t>6:1–15</w:t>
-        </w:r>
-      </w:hyperlink>
+      <w:r>
+        <w:rPr>
+          <w:lang w:val="zh_TW" w:bidi="zh_TW"/>
+        </w:rPr>
+        <w:t>6:1–15</w:t>
+      </w:r>
       <w:r>
         <w:rPr>
           <w:lang w:val="zh_TW" w:bidi="zh_TW"/>
         </w:rPr>
         <w:t>）、利未的三個家族（</w:t>
       </w:r>
-      <w:hyperlink r:id="rId88">
-        <w:r>
-          <w:rPr>
-            <w:lang w:val="zh_TW" w:bidi="zh_TW"/>
-          </w:rPr>
-          <w:rPr>
-            <w:color w:val="0000EE"/>
-            <w:u w:val="single"/>
-          </w:rPr>
-          <w:t>6:16–30</w:t>
-        </w:r>
-      </w:hyperlink>
+      <w:r>
+        <w:rPr>
+          <w:lang w:val="zh_TW" w:bidi="zh_TW"/>
+        </w:rPr>
+        <w:t>6:16–30</w:t>
+      </w:r>
       <w:r>
         <w:rPr>
           <w:lang w:val="zh_TW" w:bidi="zh_TW"/>
         </w:rPr>
         <w:t>），以及歌唱者（</w:t>
       </w:r>
-      <w:hyperlink r:id="rId89">
-        <w:r>
-          <w:rPr>
-            <w:lang w:val="zh_TW" w:bidi="zh_TW"/>
-          </w:rPr>
-          <w:rPr>
-            <w:color w:val="0000EE"/>
-            <w:u w:val="single"/>
-          </w:rPr>
-          <w:t>6:31–47</w:t>
-        </w:r>
-      </w:hyperlink>
+      <w:r>
+        <w:rPr>
+          <w:lang w:val="zh_TW" w:bidi="zh_TW"/>
+        </w:rPr>
+        <w:t>6:31–47</w:t>
+      </w:r>
       <w:r>
         <w:rPr>
           <w:lang w:val="zh_TW" w:bidi="zh_TW"/>
@@ -4272,48 +3792,30 @@
         </w:rPr>
         <w:t>被擄歸回之後，歷代志所寫的猶大群體需要明確地確認祭司的合法世系。這段哥轄的家譜顯明了從摩西五經中所認識的祖先，到公元前586年猶大被擄時的大祭司之間的延續性；而其後的記錄則將被擄歸回後的祭司與這世系連接起來（見</w:t>
       </w:r>
-      <w:hyperlink r:id="rId90">
-        <w:r>
-          <w:rPr>
-            <w:lang w:val="zh_TW" w:bidi="zh_TW"/>
-          </w:rPr>
-          <w:rPr>
-            <w:color w:val="0000EE"/>
-            <w:u w:val="single"/>
-          </w:rPr>
-          <w:t>拉3:2，</w:t>
-        </w:r>
-      </w:hyperlink>
-      <w:hyperlink r:id="rId91">
-        <w:r>
-          <w:rPr>
-            <w:lang w:val="zh_TW" w:bidi="zh_TW"/>
-          </w:rPr>
-          <w:rPr>
-            <w:color w:val="0000EE"/>
-            <w:u w:val="single"/>
-          </w:rPr>
-          <w:t>7:1–6</w:t>
-        </w:r>
-      </w:hyperlink>
+      <w:r>
+        <w:rPr>
+          <w:lang w:val="zh_TW" w:bidi="zh_TW"/>
+        </w:rPr>
+        <w:t>拉3:2，</w:t>
+      </w:r>
+      <w:r>
+        <w:rPr>
+          <w:lang w:val="zh_TW" w:bidi="zh_TW"/>
+        </w:rPr>
+        <w:t>7:1–6</w:t>
+      </w:r>
       <w:r>
         <w:rPr>
           <w:lang w:val="zh_TW" w:bidi="zh_TW"/>
         </w:rPr>
         <w:t>；</w:t>
       </w:r>
-      <w:hyperlink r:id="rId92">
-        <w:r>
-          <w:rPr>
-            <w:lang w:val="zh_TW" w:bidi="zh_TW"/>
-          </w:rPr>
-          <w:rPr>
-            <w:color w:val="0000EE"/>
-            <w:u w:val="single"/>
-          </w:rPr>
-          <w:t>該1:1</w:t>
-        </w:r>
-      </w:hyperlink>
+      <w:r>
+        <w:rPr>
+          <w:lang w:val="zh_TW" w:bidi="zh_TW"/>
+        </w:rPr>
+        <w:t>該1:1</w:t>
+      </w:r>
       <w:r>
         <w:rPr>
           <w:lang w:val="zh_TW" w:bidi="zh_TW"/>
@@ -4368,54 +3870,36 @@
         </w:rPr>
         <w:t>多數舊約學者認為，「在所羅門於耶路撒冷所建造的殿中，供祭司的職分」這片語應該屬於</w:t>
       </w:r>
-      <w:hyperlink r:id="rId93">
-        <w:r>
-          <w:rPr>
-            <w:lang w:val="zh_TW" w:bidi="zh_TW"/>
-          </w:rPr>
-          <w:rPr>
-            <w:color w:val="0000EE"/>
-            <w:u w:val="single"/>
-          </w:rPr>
-          <w:t>六章9節</w:t>
-        </w:r>
-      </w:hyperlink>
+      <w:r>
+        <w:rPr>
+          <w:lang w:val="zh_TW" w:bidi="zh_TW"/>
+        </w:rPr>
+        <w:t>六章9節</w:t>
+      </w:r>
       <w:r>
         <w:rPr>
           <w:lang w:val="zh_TW" w:bidi="zh_TW"/>
         </w:rPr>
         <w:t>（與第一位亞撒利雅相連），但由於抄寫上的錯誤，順序調換了。若將這句話移回正確位置，從亞倫到建聖殿之間便成了12代，這與</w:t>
       </w:r>
-      <w:hyperlink r:id="rId94">
-        <w:r>
-          <w:rPr>
-            <w:lang w:val="zh_TW" w:bidi="zh_TW"/>
-          </w:rPr>
-          <w:rPr>
-            <w:color w:val="0000EE"/>
-            <w:u w:val="single"/>
-          </w:rPr>
-          <w:t>列王紀上六章1節</w:t>
-        </w:r>
-      </w:hyperlink>
+      <w:r>
+        <w:rPr>
+          <w:lang w:val="zh_TW" w:bidi="zh_TW"/>
+        </w:rPr>
+        <w:t>列王紀上六章1節</w:t>
+      </w:r>
       <w:r>
         <w:rPr>
           <w:lang w:val="zh_TW" w:bidi="zh_TW"/>
         </w:rPr>
         <w:t>中所記的時間吻合（480年相當於數字象徵預表〔numerical typology〕上的12代，每代40年）。如此調整後，從亞撒利雅任職時建殿開始，到耶書亞時期重建聖殿，同樣也是12代（</w:t>
       </w:r>
-      <w:hyperlink r:id="rId90">
-        <w:r>
-          <w:rPr>
-            <w:lang w:val="zh_TW" w:bidi="zh_TW"/>
-          </w:rPr>
-          <w:rPr>
-            <w:color w:val="0000EE"/>
-            <w:u w:val="single"/>
-          </w:rPr>
-          <w:t>拉3:2</w:t>
-        </w:r>
-      </w:hyperlink>
+      <w:r>
+        <w:rPr>
+          <w:lang w:val="zh_TW" w:bidi="zh_TW"/>
+        </w:rPr>
+        <w:t>拉3:2</w:t>
+      </w:r>
       <w:r>
         <w:rPr>
           <w:lang w:val="zh_TW" w:bidi="zh_TW"/>
@@ -4470,90 +3954,60 @@
         </w:rPr>
         <w:t>利未人第二次的介紹（</w:t>
       </w:r>
-      <w:hyperlink r:id="rId95">
-        <w:r>
-          <w:rPr>
-            <w:lang w:val="zh_TW" w:bidi="zh_TW"/>
-          </w:rPr>
-          <w:rPr>
-            <w:color w:val="0000EE"/>
-            <w:u w:val="single"/>
-          </w:rPr>
-          <w:t>6:16–19上</w:t>
-        </w:r>
-      </w:hyperlink>
+      <w:r>
+        <w:rPr>
+          <w:lang w:val="zh_TW" w:bidi="zh_TW"/>
+        </w:rPr>
+        <w:t>6:16–19上</w:t>
+      </w:r>
       <w:r>
         <w:rPr>
           <w:lang w:val="zh_TW" w:bidi="zh_TW"/>
         </w:rPr>
         <w:t>）列出了所有利未家族的族長（</w:t>
       </w:r>
-      <w:hyperlink r:id="rId96">
-        <w:r>
-          <w:rPr>
-            <w:lang w:val="zh_TW" w:bidi="zh_TW"/>
-          </w:rPr>
-          <w:rPr>
-            <w:color w:val="0000EE"/>
-            <w:u w:val="single"/>
-          </w:rPr>
-          <w:t>6:19下-30</w:t>
-        </w:r>
-      </w:hyperlink>
+      <w:r>
+        <w:rPr>
+          <w:lang w:val="zh_TW" w:bidi="zh_TW"/>
+        </w:rPr>
+        <w:t>6:19下-30</w:t>
+      </w:r>
       <w:r>
         <w:rPr>
           <w:lang w:val="zh_TW" w:bidi="zh_TW"/>
         </w:rPr>
         <w:t>）。這份名單包含革順（</w:t>
       </w:r>
-      <w:hyperlink r:id="rId97">
-        <w:r>
-          <w:rPr>
-            <w:lang w:val="zh_TW" w:bidi="zh_TW"/>
-          </w:rPr>
-          <w:rPr>
-            <w:color w:val="0000EE"/>
-            <w:u w:val="single"/>
-          </w:rPr>
-          <w:t>6:20–21</w:t>
-        </w:r>
-      </w:hyperlink>
+      <w:r>
+        <w:rPr>
+          <w:lang w:val="zh_TW" w:bidi="zh_TW"/>
+        </w:rPr>
+        <w:t>6:20–21</w:t>
+      </w:r>
       <w:r>
         <w:rPr>
           <w:lang w:val="zh_TW" w:bidi="zh_TW"/>
         </w:rPr>
         <w:t>）、哥轄（</w:t>
       </w:r>
-      <w:hyperlink r:id="rId98">
-        <w:r>
-          <w:rPr>
-            <w:lang w:val="zh_TW" w:bidi="zh_TW"/>
-          </w:rPr>
-          <w:rPr>
-            <w:color w:val="0000EE"/>
-            <w:u w:val="single"/>
-          </w:rPr>
-          <w:t>6:22–24</w:t>
-        </w:r>
-      </w:hyperlink>
+      <w:r>
+        <w:rPr>
+          <w:lang w:val="zh_TW" w:bidi="zh_TW"/>
+        </w:rPr>
+        <w:t>6:22–24</w:t>
+      </w:r>
       <w:r>
         <w:rPr>
           <w:lang w:val="zh_TW" w:bidi="zh_TW"/>
         </w:rPr>
         <w:t>）和米拉利（</w:t>
       </w:r>
-      <w:hyperlink r:id="rId99">
-        <w:r>
-          <w:rPr>
-            <w:lang w:val="zh_TW" w:bidi="zh_TW"/>
-          </w:rPr>
-          <w:rPr>
-            <w:color w:val="0000EE"/>
-            <w:u w:val="single"/>
-          </w:rPr>
-          <w:t>6:29–30</w:t>
-        </w:r>
-      </w:hyperlink>
+      <w:r>
+        <w:rPr>
+          <w:lang w:val="zh_TW" w:bidi="zh_TW"/>
+        </w:rPr>
+        <w:t>6:29–30</w:t>
+      </w:r>
       <w:r>
         <w:rPr>
           <w:lang w:val="zh_TW" w:bidi="zh_TW"/>
@@ -4608,18 +4062,12 @@
         </w:rPr>
         <w:t>撒母耳在以利手下事奉時，擔任利未人的職責（</w:t>
       </w:r>
-      <w:hyperlink r:id="rId100">
-        <w:r>
-          <w:rPr>
-            <w:lang w:val="zh_TW" w:bidi="zh_TW"/>
-          </w:rPr>
-          <w:rPr>
-            <w:color w:val="0000EE"/>
-            <w:u w:val="single"/>
-          </w:rPr>
-          <w:t>撒上3:1</w:t>
-        </w:r>
-      </w:hyperlink>
+      <w:r>
+        <w:rPr>
+          <w:lang w:val="zh_TW" w:bidi="zh_TW"/>
+        </w:rPr>
+        <w:t>撒上3:1</w:t>
+      </w:r>
       <w:r>
         <w:rPr>
           <w:lang w:val="zh_TW" w:bidi="zh_TW"/>
@@ -4674,54 +4122,36 @@
         </w:rPr>
         <w:t>這家譜記載了來自哥轄（</w:t>
       </w:r>
-      <w:hyperlink r:id="rId101">
-        <w:r>
-          <w:rPr>
-            <w:lang w:val="zh_TW" w:bidi="zh_TW"/>
-          </w:rPr>
-          <w:rPr>
-            <w:color w:val="0000EE"/>
-            <w:u w:val="single"/>
-          </w:rPr>
-          <w:t>6:33</w:t>
-        </w:r>
-      </w:hyperlink>
+      <w:r>
+        <w:rPr>
+          <w:lang w:val="zh_TW" w:bidi="zh_TW"/>
+        </w:rPr>
+        <w:t>6:33</w:t>
+      </w:r>
       <w:r>
         <w:rPr>
           <w:lang w:val="zh_TW" w:bidi="zh_TW"/>
         </w:rPr>
         <w:t>）、革順（</w:t>
       </w:r>
-      <w:hyperlink r:id="rId102">
-        <w:r>
-          <w:rPr>
-            <w:lang w:val="zh_TW" w:bidi="zh_TW"/>
-          </w:rPr>
-          <w:rPr>
-            <w:color w:val="0000EE"/>
-            <w:u w:val="single"/>
-          </w:rPr>
-          <w:t>6:39</w:t>
-        </w:r>
-      </w:hyperlink>
+      <w:r>
+        <w:rPr>
+          <w:lang w:val="zh_TW" w:bidi="zh_TW"/>
+        </w:rPr>
+        <w:t>6:39</w:t>
+      </w:r>
       <w:r>
         <w:rPr>
           <w:lang w:val="zh_TW" w:bidi="zh_TW"/>
         </w:rPr>
         <w:t>）和米拉利（</w:t>
       </w:r>
-      <w:hyperlink r:id="rId103">
-        <w:r>
-          <w:rPr>
-            <w:lang w:val="zh_TW" w:bidi="zh_TW"/>
-          </w:rPr>
-          <w:rPr>
-            <w:color w:val="0000EE"/>
-            <w:u w:val="single"/>
-          </w:rPr>
-          <w:t>6:44</w:t>
-        </w:r>
-      </w:hyperlink>
+      <w:r>
+        <w:rPr>
+          <w:lang w:val="zh_TW" w:bidi="zh_TW"/>
+        </w:rPr>
+        <w:t>6:44</w:t>
+      </w:r>
       <w:r>
         <w:rPr>
           <w:lang w:val="zh_TW" w:bidi="zh_TW"/>
@@ -4776,18 +4206,12 @@
         </w:rPr>
         <w:t>希幔擔任大衛歌唱者的首席（見</w:t>
       </w:r>
-      <w:hyperlink r:id="rId104">
-        <w:r>
-          <w:rPr>
-            <w:lang w:val="zh_TW" w:bidi="zh_TW"/>
-          </w:rPr>
-          <w:rPr>
-            <w:color w:val="0000EE"/>
-            <w:u w:val="single"/>
-          </w:rPr>
-          <w:t>詩88篇：標題</w:t>
-        </w:r>
-      </w:hyperlink>
+      <w:r>
+        <w:rPr>
+          <w:lang w:val="zh_TW" w:bidi="zh_TW"/>
+        </w:rPr>
+        <w:t>詩88篇：標題</w:t>
+      </w:r>
       <w:r>
         <w:rPr>
           <w:lang w:val="zh_TW" w:bidi="zh_TW"/>
@@ -4842,30 +4266,18 @@
         </w:rPr>
         <w:t>亞薩寫數篇詩篇（</w:t>
       </w:r>
-      <w:hyperlink r:id="rId105">
-        <w:r>
-          <w:rPr>
-            <w:lang w:val="zh_TW" w:bidi="zh_TW"/>
-          </w:rPr>
-          <w:rPr>
-            <w:color w:val="0000EE"/>
-            <w:u w:val="single"/>
-          </w:rPr>
-          <w:t>詩50、</w:t>
-        </w:r>
-      </w:hyperlink>
-      <w:hyperlink r:id="rId106">
-        <w:r>
-          <w:rPr>
-            <w:lang w:val="zh_TW" w:bidi="zh_TW"/>
-          </w:rPr>
-          <w:rPr>
-            <w:color w:val="0000EE"/>
-            <w:u w:val="single"/>
-          </w:rPr>
-          <w:t>73–83篇</w:t>
-        </w:r>
-      </w:hyperlink>
+      <w:r>
+        <w:rPr>
+          <w:lang w:val="zh_TW" w:bidi="zh_TW"/>
+        </w:rPr>
+        <w:t>詩50、</w:t>
+      </w:r>
+      <w:r>
+        <w:rPr>
+          <w:lang w:val="zh_TW" w:bidi="zh_TW"/>
+        </w:rPr>
+        <w:t>73–83篇</w:t>
+      </w:r>
       <w:r>
         <w:rPr>
           <w:lang w:val="zh_TW" w:bidi="zh_TW"/>
@@ -4968,60 +4380,36 @@
         </w:rPr>
         <w:t>從亞倫到亞希瑪斯的祭司名單，是為接下來的地業分配名單（</w:t>
       </w:r>
-      <w:hyperlink r:id="rId107">
-        <w:r>
-          <w:rPr>
-            <w:lang w:val="zh_TW" w:bidi="zh_TW"/>
-          </w:rPr>
-          <w:rPr>
-            <w:color w:val="0000EE"/>
-            <w:u w:val="single"/>
-          </w:rPr>
-          <w:t>6:54–81</w:t>
-        </w:r>
-      </w:hyperlink>
+      <w:r>
+        <w:rPr>
+          <w:lang w:val="zh_TW" w:bidi="zh_TW"/>
+        </w:rPr>
+        <w:t>6:54–81</w:t>
+      </w:r>
       <w:r>
         <w:rPr>
           <w:lang w:val="zh_TW" w:bidi="zh_TW"/>
         </w:rPr>
         <w:t>）作引言。這份名單一直延續到大衛時代，當時亞希瑪斯在任（</w:t>
       </w:r>
-      <w:hyperlink r:id="rId108">
-        <w:r>
-          <w:rPr>
-            <w:lang w:val="zh_TW" w:bidi="zh_TW"/>
-          </w:rPr>
-          <w:rPr>
-            <w:color w:val="0000EE"/>
-            <w:u w:val="single"/>
-          </w:rPr>
-          <w:t>撒下15:36，</w:t>
-        </w:r>
-      </w:hyperlink>
-      <w:hyperlink r:id="rId109">
-        <w:r>
-          <w:rPr>
-            <w:lang w:val="zh_TW" w:bidi="zh_TW"/>
-          </w:rPr>
-          <w:rPr>
-            <w:color w:val="0000EE"/>
-            <w:u w:val="single"/>
-          </w:rPr>
-          <w:t>17:17–29，</w:t>
-        </w:r>
-      </w:hyperlink>
-      <w:hyperlink r:id="rId110">
-        <w:r>
-          <w:rPr>
-            <w:lang w:val="zh_TW" w:bidi="zh_TW"/>
-          </w:rPr>
-          <w:rPr>
-            <w:color w:val="0000EE"/>
-            <w:u w:val="single"/>
-          </w:rPr>
-          <w:t>18:19–29</w:t>
-        </w:r>
-      </w:hyperlink>
+      <w:r>
+        <w:rPr>
+          <w:lang w:val="zh_TW" w:bidi="zh_TW"/>
+        </w:rPr>
+        <w:t>撒下15:36，</w:t>
+      </w:r>
+      <w:r>
+        <w:rPr>
+          <w:lang w:val="zh_TW" w:bidi="zh_TW"/>
+        </w:rPr>
+        <w:t>17:17–29，</w:t>
+      </w:r>
+      <w:r>
+        <w:rPr>
+          <w:lang w:val="zh_TW" w:bidi="zh_TW"/>
+        </w:rPr>
+        <w:t>18:19–29</w:t>
+      </w:r>
       <w:r>
         <w:rPr>
           <w:lang w:val="zh_TW" w:bidi="zh_TW"/>
@@ -5076,18 +4464,12 @@
         </w:rPr>
         <w:t>利未支派各城的名單取自</w:t>
       </w:r>
-      <w:hyperlink r:id="rId111">
-        <w:r>
-          <w:rPr>
-            <w:lang w:val="zh_TW" w:bidi="zh_TW"/>
-          </w:rPr>
-          <w:rPr>
-            <w:color w:val="0000EE"/>
-            <w:u w:val="single"/>
-          </w:rPr>
-          <w:t>約書亞記二十一章</w:t>
-        </w:r>
-      </w:hyperlink>
+      <w:r>
+        <w:rPr>
+          <w:lang w:val="zh_TW" w:bidi="zh_TW"/>
+        </w:rPr>
+        <w:t>約書亞記二十一章</w:t>
+      </w:r>
       <w:r>
         <w:rPr>
           <w:lang w:val="zh_TW" w:bidi="zh_TW"/>
@@ -5226,102 +4608,66 @@
         </w:rPr>
         <w:t>本節的希伯來文似乎有所缺失（可能在抄寫過程中遺失部分內容），因為經文未有介紹以珥與戶伸。書品與戶品這兩個名字也有出現在便雅憫支派的名單中（</w:t>
       </w:r>
-      <w:hyperlink r:id="rId112">
-        <w:r>
-          <w:rPr>
-            <w:lang w:val="zh_TW" w:bidi="zh_TW"/>
-          </w:rPr>
-          <w:rPr>
-            <w:color w:val="0000EE"/>
-            <w:u w:val="single"/>
-          </w:rPr>
-          <w:t>8:8</w:t>
-        </w:r>
-      </w:hyperlink>
+      <w:r>
+        <w:rPr>
+          <w:lang w:val="zh_TW" w:bidi="zh_TW"/>
+        </w:rPr>
+        <w:t>8:8</w:t>
+      </w:r>
       <w:r>
         <w:rPr>
           <w:lang w:val="zh_TW" w:bidi="zh_TW"/>
         </w:rPr>
         <w:t>、</w:t>
       </w:r>
-      <w:hyperlink r:id="rId113">
-        <w:r>
-          <w:rPr>
-            <w:lang w:val="zh_TW" w:bidi="zh_TW"/>
-          </w:rPr>
-          <w:rPr>
-            <w:color w:val="0000EE"/>
-            <w:u w:val="single"/>
-          </w:rPr>
-          <w:t>11</w:t>
-        </w:r>
-      </w:hyperlink>
+      <w:r>
+        <w:rPr>
+          <w:lang w:val="zh_TW" w:bidi="zh_TW"/>
+        </w:rPr>
+        <w:t>11</w:t>
+      </w:r>
       <w:r>
         <w:rPr>
           <w:lang w:val="zh_TW" w:bidi="zh_TW"/>
         </w:rPr>
         <w:t>；</w:t>
       </w:r>
-      <w:hyperlink r:id="rId114">
-        <w:r>
-          <w:rPr>
-            <w:lang w:val="zh_TW" w:bidi="zh_TW"/>
-          </w:rPr>
-          <w:rPr>
-            <w:color w:val="0000EE"/>
-            <w:u w:val="single"/>
-          </w:rPr>
-          <w:t>創46:21</w:t>
-        </w:r>
-      </w:hyperlink>
+      <w:r>
+        <w:rPr>
+          <w:lang w:val="zh_TW" w:bidi="zh_TW"/>
+        </w:rPr>
+        <w:t>創46:21</w:t>
+      </w:r>
       <w:r>
         <w:rPr>
           <w:lang w:val="zh_TW" w:bidi="zh_TW"/>
         </w:rPr>
         <w:t>；</w:t>
       </w:r>
-      <w:hyperlink r:id="rId115">
-        <w:r>
-          <w:rPr>
-            <w:lang w:val="zh_TW" w:bidi="zh_TW"/>
-          </w:rPr>
-          <w:rPr>
-            <w:color w:val="0000EE"/>
-            <w:u w:val="single"/>
-          </w:rPr>
-          <w:t>民26:39</w:t>
-        </w:r>
-      </w:hyperlink>
+      <w:r>
+        <w:rPr>
+          <w:lang w:val="zh_TW" w:bidi="zh_TW"/>
+        </w:rPr>
+        <w:t>民26:39</w:t>
+      </w:r>
       <w:r>
         <w:rPr>
           <w:lang w:val="zh_TW" w:bidi="zh_TW"/>
         </w:rPr>
         <w:t>）。若希伯來原文確實有損毀，戶伸可能原是但支派的後裔（參</w:t>
       </w:r>
-      <w:hyperlink r:id="rId116">
-        <w:r>
-          <w:rPr>
-            <w:lang w:val="zh_TW" w:bidi="zh_TW"/>
-          </w:rPr>
-          <w:rPr>
-            <w:color w:val="0000EE"/>
-            <w:u w:val="single"/>
-          </w:rPr>
-          <w:t>創46:23；</w:t>
-        </w:r>
-      </w:hyperlink>
-      <w:hyperlink r:id="rId117">
-        <w:r>
-          <w:rPr>
-            <w:lang w:val="zh_TW" w:bidi="zh_TW"/>
-          </w:rPr>
-          <w:rPr>
-            <w:color w:val="0000EE"/>
-            <w:u w:val="single"/>
-          </w:rPr>
-          <w:t>民26:42</w:t>
-        </w:r>
-      </w:hyperlink>
+      <w:r>
+        <w:rPr>
+          <w:lang w:val="zh_TW" w:bidi="zh_TW"/>
+        </w:rPr>
+        <w:t>創46:23；</w:t>
+      </w:r>
+      <w:r>
+        <w:rPr>
+          <w:lang w:val="zh_TW" w:bidi="zh_TW"/>
+        </w:rPr>
+        <w:t>民26:42</w:t>
+      </w:r>
       <w:r>
         <w:rPr>
           <w:lang w:val="zh_TW" w:bidi="zh_TW"/>
@@ -5376,54 +4722,36 @@
         </w:rPr>
         <w:t>與其它家譜不同，拿弗他利支派的子孫在這裡只簡短列出第一代（參</w:t>
       </w:r>
-      <w:hyperlink r:id="rId118">
-        <w:r>
-          <w:rPr>
-            <w:lang w:val="zh_TW" w:bidi="zh_TW"/>
-          </w:rPr>
-          <w:rPr>
-            <w:color w:val="0000EE"/>
-            <w:u w:val="single"/>
-          </w:rPr>
-          <w:t>創46:24</w:t>
-        </w:r>
-      </w:hyperlink>
+      <w:r>
+        <w:rPr>
+          <w:lang w:val="zh_TW" w:bidi="zh_TW"/>
+        </w:rPr>
+        <w:t>創46:24</w:t>
+      </w:r>
       <w:r>
         <w:rPr>
           <w:lang w:val="zh_TW" w:bidi="zh_TW"/>
         </w:rPr>
         <w:t>；</w:t>
       </w:r>
-      <w:hyperlink r:id="rId119">
-        <w:r>
-          <w:rPr>
-            <w:lang w:val="zh_TW" w:bidi="zh_TW"/>
-          </w:rPr>
-          <w:rPr>
-            <w:color w:val="0000EE"/>
-            <w:u w:val="single"/>
-          </w:rPr>
-          <w:t>民26:48–50</w:t>
-        </w:r>
-      </w:hyperlink>
+      <w:r>
+        <w:rPr>
+          <w:lang w:val="zh_TW" w:bidi="zh_TW"/>
+        </w:rPr>
+        <w:t>民26:48–50</w:t>
+      </w:r>
       <w:r>
         <w:rPr>
           <w:lang w:val="zh_TW" w:bidi="zh_TW"/>
         </w:rPr>
         <w:t>）。歷代志的抄本可能在早期抄寫過程中就已受損壞，這也可能解釋為何未有列出但與西布倫支派。另外一種可能是，當提革拉‧比列色在比加作王時攻擊並擄掠這些支派（</w:t>
       </w:r>
-      <w:hyperlink r:id="rId81">
-        <w:r>
-          <w:rPr>
-            <w:lang w:val="zh_TW" w:bidi="zh_TW"/>
-          </w:rPr>
-          <w:rPr>
-            <w:color w:val="0000EE"/>
-            <w:u w:val="single"/>
-          </w:rPr>
-          <w:t>王下15:29</w:t>
-        </w:r>
-      </w:hyperlink>
+      <w:r>
+        <w:rPr>
+          <w:lang w:val="zh_TW" w:bidi="zh_TW"/>
+        </w:rPr>
+        <w:t>王下15:29</w:t>
+      </w:r>
       <w:r>
         <w:rPr>
           <w:lang w:val="zh_TW" w:bidi="zh_TW"/>
@@ -5478,108 +4806,72 @@
         </w:rPr>
         <w:t>這幾節經文中出現的一些難解之處，可能顯示希伯來文原文已受損：（1）經文將瑪迦列為瑪吉的姊妹，同時也寫她是他的妻子（</w:t>
       </w:r>
-      <w:hyperlink r:id="rId120">
-        <w:r>
-          <w:rPr>
-            <w:lang w:val="zh_TW" w:bidi="zh_TW"/>
-          </w:rPr>
-          <w:rPr>
-            <w:color w:val="0000EE"/>
-            <w:u w:val="single"/>
-          </w:rPr>
-          <w:t>7:15–16</w:t>
-        </w:r>
-      </w:hyperlink>
+      <w:r>
+        <w:rPr>
+          <w:lang w:val="zh_TW" w:bidi="zh_TW"/>
+        </w:rPr>
+        <w:t>7:15–16</w:t>
+      </w:r>
       <w:r>
         <w:rPr>
           <w:lang w:val="zh_TW" w:bidi="zh_TW"/>
         </w:rPr>
         <w:t>）。（2）戶品和書品原本與便雅憫支派一同記載在前文（</w:t>
       </w:r>
-      <w:hyperlink r:id="rId121">
-        <w:r>
-          <w:rPr>
-            <w:lang w:val="zh_TW" w:bidi="zh_TW"/>
-          </w:rPr>
-          <w:rPr>
-            <w:color w:val="0000EE"/>
-            <w:u w:val="single"/>
-          </w:rPr>
-          <w:t>7:12</w:t>
-        </w:r>
-      </w:hyperlink>
+      <w:r>
+        <w:rPr>
+          <w:lang w:val="zh_TW" w:bidi="zh_TW"/>
+        </w:rPr>
+        <w:t>7:12</w:t>
+      </w:r>
       <w:r>
         <w:rPr>
           <w:lang w:val="zh_TW" w:bidi="zh_TW"/>
         </w:rPr>
         <w:t>），而不是屬於瑪拿西支派。（3）那些被認為是基列人的人（</w:t>
       </w:r>
-      <w:hyperlink r:id="rId122">
-        <w:r>
-          <w:rPr>
-            <w:lang w:val="zh_TW" w:bidi="zh_TW"/>
-          </w:rPr>
-          <w:rPr>
-            <w:color w:val="0000EE"/>
-            <w:u w:val="single"/>
-          </w:rPr>
-          <w:t>7:16–17</w:t>
-        </w:r>
-      </w:hyperlink>
+      <w:r>
+        <w:rPr>
+          <w:lang w:val="zh_TW" w:bidi="zh_TW"/>
+        </w:rPr>
+        <w:t>7:16–17</w:t>
+      </w:r>
       <w:r>
         <w:rPr>
           <w:lang w:val="zh_TW" w:bidi="zh_TW"/>
         </w:rPr>
         <w:t>），與基列的關係不清楚，而且經文並沒有列出基列的直系後裔（參</w:t>
       </w:r>
-      <w:hyperlink r:id="rId123">
-        <w:r>
-          <w:rPr>
-            <w:lang w:val="zh_TW" w:bidi="zh_TW"/>
-          </w:rPr>
-          <w:rPr>
-            <w:color w:val="0000EE"/>
-            <w:u w:val="single"/>
-          </w:rPr>
-          <w:t>民26:30–33</w:t>
-        </w:r>
-      </w:hyperlink>
+      <w:r>
+        <w:rPr>
+          <w:lang w:val="zh_TW" w:bidi="zh_TW"/>
+        </w:rPr>
+        <w:t>民26:30–33</w:t>
+      </w:r>
       <w:r>
         <w:rPr>
           <w:lang w:val="zh_TW" w:bidi="zh_TW"/>
         </w:rPr>
         <w:t>）。（4）經文記錄了示米大的眾子（</w:t>
       </w:r>
-      <w:hyperlink r:id="rId124">
-        <w:r>
-          <w:rPr>
-            <w:lang w:val="zh_TW" w:bidi="zh_TW"/>
-          </w:rPr>
-          <w:rPr>
-            <w:color w:val="0000EE"/>
-            <w:u w:val="single"/>
-          </w:rPr>
-          <w:t>代上7:19</w:t>
-        </w:r>
-      </w:hyperlink>
+      <w:r>
+        <w:rPr>
+          <w:lang w:val="zh_TW" w:bidi="zh_TW"/>
+        </w:rPr>
+        <w:t>代上7:19</w:t>
+      </w:r>
       <w:r>
         <w:rPr>
           <w:lang w:val="zh_TW" w:bidi="zh_TW"/>
         </w:rPr>
         <w:t>），但沒有把他們與前面的家譜接續起來；其實示米大是基列的後裔之一（</w:t>
       </w:r>
-      <w:hyperlink r:id="rId125">
-        <w:r>
-          <w:rPr>
-            <w:lang w:val="zh_TW" w:bidi="zh_TW"/>
-          </w:rPr>
-          <w:rPr>
-            <w:color w:val="0000EE"/>
-            <w:u w:val="single"/>
-          </w:rPr>
-          <w:t>民26:32</w:t>
-        </w:r>
-      </w:hyperlink>
+      <w:r>
+        <w:rPr>
+          <w:lang w:val="zh_TW" w:bidi="zh_TW"/>
+        </w:rPr>
+        <w:t>民26:32</w:t>
+      </w:r>
       <w:r>
         <w:rPr>
           <w:lang w:val="zh_TW" w:bidi="zh_TW"/>
@@ -5634,18 +4926,12 @@
         </w:rPr>
         <w:t>以法蓮後裔的家譜中插入了一段敘事，用以說明這個支派在迦南地定居的情況（</w:t>
       </w:r>
-      <w:hyperlink r:id="rId126">
-        <w:r>
-          <w:rPr>
-            <w:lang w:val="zh_TW" w:bidi="zh_TW"/>
-          </w:rPr>
-          <w:rPr>
-            <w:color w:val="0000EE"/>
-            <w:u w:val="single"/>
-          </w:rPr>
-          <w:t>7:21–24</w:t>
-        </w:r>
-      </w:hyperlink>
+      <w:r>
+        <w:rPr>
+          <w:lang w:val="zh_TW" w:bidi="zh_TW"/>
+        </w:rPr>
+        <w:t>7:21–24</w:t>
+      </w:r>
       <w:r>
         <w:rPr>
           <w:lang w:val="zh_TW" w:bidi="zh_TW"/>
@@ -5835,36 +5121,24 @@
         </w:rPr>
         <w:t>（</w:t>
       </w:r>
-      <w:hyperlink r:id="rId127">
-        <w:r>
-          <w:rPr>
-            <w:lang w:val="zh_TW" w:bidi="zh_TW"/>
-          </w:rPr>
-          <w:rPr>
-            <w:color w:val="0000EE"/>
-            <w:u w:val="single"/>
-          </w:rPr>
-          <w:t>8:3</w:t>
-        </w:r>
-      </w:hyperlink>
+      <w:r>
+        <w:rPr>
+          <w:lang w:val="zh_TW" w:bidi="zh_TW"/>
+        </w:rPr>
+        <w:t>8:3</w:t>
+      </w:r>
       <w:r>
         <w:rPr>
           <w:lang w:val="zh_TW" w:bidi="zh_TW"/>
         </w:rPr>
         <w:t>、</w:t>
       </w:r>
-      <w:hyperlink r:id="rId128">
-        <w:r>
-          <w:rPr>
-            <w:lang w:val="zh_TW" w:bidi="zh_TW"/>
-          </w:rPr>
-          <w:rPr>
-            <w:color w:val="0000EE"/>
-            <w:u w:val="single"/>
-          </w:rPr>
-          <w:t>5</w:t>
-        </w:r>
-      </w:hyperlink>
+      <w:r>
+        <w:rPr>
+          <w:lang w:val="zh_TW" w:bidi="zh_TW"/>
+        </w:rPr>
+        <w:t>5</w:t>
+      </w:r>
       <w:r>
         <w:rPr>
           <w:lang w:val="zh_TW" w:bidi="zh_TW"/>
@@ -5919,36 +5193,24 @@
         </w:rPr>
         <w:t>這段記錄了來自以忽（</w:t>
       </w:r>
-      <w:hyperlink r:id="rId129">
-        <w:r>
-          <w:rPr>
-            <w:lang w:val="zh_TW" w:bidi="zh_TW"/>
-          </w:rPr>
-          <w:rPr>
-            <w:color w:val="0000EE"/>
-            <w:u w:val="single"/>
-          </w:rPr>
-          <w:t>8:6–7</w:t>
-        </w:r>
-      </w:hyperlink>
+      <w:r>
+        <w:rPr>
+          <w:lang w:val="zh_TW" w:bidi="zh_TW"/>
+        </w:rPr>
+        <w:t>8:6–7</w:t>
+      </w:r>
       <w:r>
         <w:rPr>
           <w:lang w:val="zh_TW" w:bidi="zh_TW"/>
         </w:rPr>
         <w:t>）和沙哈連宗族（</w:t>
       </w:r>
-      <w:hyperlink r:id="rId130">
-        <w:r>
-          <w:rPr>
-            <w:lang w:val="zh_TW" w:bidi="zh_TW"/>
-          </w:rPr>
-          <w:rPr>
-            <w:color w:val="0000EE"/>
-            <w:u w:val="single"/>
-          </w:rPr>
-          <w:t>8:8–28</w:t>
-        </w:r>
-      </w:hyperlink>
+      <w:r>
+        <w:rPr>
+          <w:lang w:val="zh_TW" w:bidi="zh_TW"/>
+        </w:rPr>
+        <w:t>8:8–28</w:t>
+      </w:r>
       <w:r>
         <w:rPr>
           <w:lang w:val="zh_TW" w:bidi="zh_TW"/>
@@ -6111,54 +5373,36 @@
         </w:rPr>
         <w:t>），再到亞悉和以設的家族（</w:t>
       </w:r>
-      <w:hyperlink r:id="rId131">
-        <w:r>
-          <w:rPr>
-            <w:lang w:val="zh_TW" w:bidi="zh_TW"/>
-          </w:rPr>
-          <w:rPr>
-            <w:color w:val="0000EE"/>
-            <w:u w:val="single"/>
-          </w:rPr>
-          <w:t>代上8:38–40</w:t>
-        </w:r>
-      </w:hyperlink>
+      <w:r>
+        <w:rPr>
+          <w:lang w:val="zh_TW" w:bidi="zh_TW"/>
+        </w:rPr>
+        <w:t>代上8:38–40</w:t>
+      </w:r>
       <w:r>
         <w:rPr>
           <w:lang w:val="zh_TW" w:bidi="zh_TW"/>
         </w:rPr>
         <w:t>）。米迦（</w:t>
       </w:r>
-      <w:hyperlink r:id="rId132">
-        <w:r>
-          <w:rPr>
-            <w:lang w:val="zh_TW" w:bidi="zh_TW"/>
-          </w:rPr>
-          <w:rPr>
-            <w:color w:val="0000EE"/>
-            <w:u w:val="single"/>
-          </w:rPr>
-          <w:t>8:35</w:t>
-        </w:r>
-      </w:hyperlink>
+      <w:r>
+        <w:rPr>
+          <w:lang w:val="zh_TW" w:bidi="zh_TW"/>
+        </w:rPr>
+        <w:t>8:35</w:t>
+      </w:r>
       <w:r>
         <w:rPr>
           <w:lang w:val="zh_TW" w:bidi="zh_TW"/>
         </w:rPr>
         <w:t>）生活在所羅門時代，而烏蘭（</w:t>
       </w:r>
-      <w:hyperlink r:id="rId133">
-        <w:r>
-          <w:rPr>
-            <w:lang w:val="zh_TW" w:bidi="zh_TW"/>
-          </w:rPr>
-          <w:rPr>
-            <w:color w:val="0000EE"/>
-            <w:u w:val="single"/>
-          </w:rPr>
-          <w:t>8:39</w:t>
-        </w:r>
-      </w:hyperlink>
+      <w:r>
+        <w:rPr>
+          <w:lang w:val="zh_TW" w:bidi="zh_TW"/>
+        </w:rPr>
+        <w:t>8:39</w:t>
+      </w:r>
       <w:r>
         <w:rPr>
           <w:lang w:val="zh_TW" w:bidi="zh_TW"/>
@@ -6274,48 +5518,30 @@
         </w:rPr>
         <w:t xml:space="preserve"> 猶大人因不忠而被擄，就如同其它支派一樣（</w:t>
       </w:r>
-      <w:hyperlink r:id="rId80">
-        <w:r>
-          <w:rPr>
-            <w:lang w:val="zh_TW" w:bidi="zh_TW"/>
-          </w:rPr>
-          <w:rPr>
-            <w:color w:val="0000EE"/>
-            <w:u w:val="single"/>
-          </w:rPr>
-          <w:t>代上5:25–26，</w:t>
-        </w:r>
-      </w:hyperlink>
-      <w:hyperlink r:id="rId134">
-        <w:r>
-          <w:rPr>
-            <w:lang w:val="zh_TW" w:bidi="zh_TW"/>
-          </w:rPr>
-          <w:rPr>
-            <w:color w:val="0000EE"/>
-            <w:u w:val="single"/>
-          </w:rPr>
-          <w:t>6:15</w:t>
-        </w:r>
-      </w:hyperlink>
+      <w:r>
+        <w:rPr>
+          <w:lang w:val="zh_TW" w:bidi="zh_TW"/>
+        </w:rPr>
+        <w:t>代上5:25–26，</w:t>
+      </w:r>
+      <w:r>
+        <w:rPr>
+          <w:lang w:val="zh_TW" w:bidi="zh_TW"/>
+        </w:rPr>
+        <w:t>6:15</w:t>
+      </w:r>
       <w:r>
         <w:rPr>
           <w:lang w:val="zh_TW" w:bidi="zh_TW"/>
         </w:rPr>
         <w:t>；見</w:t>
       </w:r>
-      <w:hyperlink r:id="rId135">
-        <w:r>
-          <w:rPr>
-            <w:lang w:val="zh_TW" w:bidi="zh_TW"/>
-          </w:rPr>
-          <w:rPr>
-            <w:color w:val="0000EE"/>
-            <w:u w:val="single"/>
-          </w:rPr>
-          <w:t>代下36:20–21</w:t>
-        </w:r>
-      </w:hyperlink>
+      <w:r>
+        <w:rPr>
+          <w:lang w:val="zh_TW" w:bidi="zh_TW"/>
+        </w:rPr>
+        <w:t>代下36:20–21</w:t>
+      </w:r>
       <w:r>
         <w:rPr>
           <w:lang w:val="zh_TW" w:bidi="zh_TW"/>
@@ -6370,18 +5596,12 @@
         </w:rPr>
         <w:t>歷代志的作者指出，被擄歸回的百姓與制度如何與以往的歷史保持延續。利未人與祭司在這段以色列歷史的總結中佔有重要地位，反映出作者的觀點：他們是以色列體制運作的核心。在以神為王的國度中，他們對以色列的運作與興盛至關重要。為了說明各族群的居住地與等級，歷代志作者引用了遠至摩西與大衛時代的古老記載（</w:t>
       </w:r>
-      <w:hyperlink r:id="rId136">
-        <w:r>
-          <w:rPr>
-            <w:lang w:val="zh_TW" w:bidi="zh_TW"/>
-          </w:rPr>
-          <w:rPr>
-            <w:color w:val="0000EE"/>
-            <w:u w:val="single"/>
-          </w:rPr>
-          <w:t>9:19–22</w:t>
-        </w:r>
-      </w:hyperlink>
+      <w:r>
+        <w:rPr>
+          <w:lang w:val="zh_TW" w:bidi="zh_TW"/>
+        </w:rPr>
+        <w:t>9:19–22</w:t>
+      </w:r>
       <w:r>
         <w:rPr>
           <w:lang w:val="zh_TW" w:bidi="zh_TW"/>
@@ -6544,18 +5764,12 @@
         </w:rPr>
         <w:t>使用器皿：見</w:t>
       </w:r>
-      <w:hyperlink r:id="rId137">
-        <w:r>
-          <w:rPr>
-            <w:lang w:val="zh_TW" w:bidi="zh_TW"/>
-          </w:rPr>
-          <w:rPr>
-            <w:color w:val="0000EE"/>
-            <w:u w:val="single"/>
-          </w:rPr>
-          <w:t>出埃及記二十五章8節至三十章38節</w:t>
-        </w:r>
-      </w:hyperlink>
+      <w:r>
+        <w:rPr>
+          <w:lang w:val="zh_TW" w:bidi="zh_TW"/>
+        </w:rPr>
+        <w:t>出埃及記二十五章8節至三十章38節</w:t>
+      </w:r>
       <w:r>
         <w:rPr>
           <w:lang w:val="zh_TW" w:bidi="zh_TW"/>
@@ -6610,18 +5824,12 @@
         </w:rPr>
         <w:t>祭司……用香料做膏油，供會幕和聖殿使用，而這種調製的膏油不可作為世俗用途（</w:t>
       </w:r>
-      <w:hyperlink r:id="rId138">
-        <w:r>
-          <w:rPr>
-            <w:lang w:val="zh_TW" w:bidi="zh_TW"/>
-          </w:rPr>
-          <w:rPr>
-            <w:color w:val="0000EE"/>
-            <w:u w:val="single"/>
-          </w:rPr>
-          <w:t>出30:34–38</w:t>
-        </w:r>
-      </w:hyperlink>
+      <w:r>
+        <w:rPr>
+          <w:lang w:val="zh_TW" w:bidi="zh_TW"/>
+        </w:rPr>
+        <w:t>出30:34–38</w:t>
+      </w:r>
       <w:r>
         <w:rPr>
           <w:lang w:val="zh_TW" w:bidi="zh_TW"/>
@@ -6676,18 +5884,12 @@
         </w:rPr>
         <w:t>陳設餅......每安息日預備擺列：見</w:t>
       </w:r>
-      <w:hyperlink r:id="rId139">
-        <w:r>
-          <w:rPr>
-            <w:lang w:val="zh_TW" w:bidi="zh_TW"/>
-          </w:rPr>
-          <w:rPr>
-            <w:color w:val="0000EE"/>
-            <w:u w:val="single"/>
-          </w:rPr>
-          <w:t>出埃及記二十五章23至30節</w:t>
-        </w:r>
-      </w:hyperlink>
+      <w:r>
+        <w:rPr>
+          <w:lang w:val="zh_TW" w:bidi="zh_TW"/>
+        </w:rPr>
+        <w:t>出埃及記二十五章23至30節</w:t>
+      </w:r>
       <w:r>
         <w:rPr>
           <w:lang w:val="zh_TW" w:bidi="zh_TW"/>
@@ -6742,18 +5944,12 @@
         </w:rPr>
         <w:t>這裡提到耶路撒冷，使讀者回到起初的記載（</w:t>
       </w:r>
-      <w:hyperlink r:id="rId140">
-        <w:r>
-          <w:rPr>
-            <w:lang w:val="zh_TW" w:bidi="zh_TW"/>
-          </w:rPr>
-          <w:rPr>
-            <w:color w:val="0000EE"/>
-            <w:u w:val="single"/>
-          </w:rPr>
-          <w:t>9:3</w:t>
-        </w:r>
-      </w:hyperlink>
+      <w:r>
+        <w:rPr>
+          <w:lang w:val="zh_TW" w:bidi="zh_TW"/>
+        </w:rPr>
+        <w:t>9:3</w:t>
+      </w:r>
       <w:r>
         <w:rPr>
           <w:lang w:val="zh_TW" w:bidi="zh_TW"/>
@@ -6778,18 +5974,12 @@
         </w:rPr>
         <w:t>在詳細記載祭司與利未人的職責時，歷代志的作者主要關注的是利未人家族的族長（</w:t>
       </w:r>
-      <w:hyperlink r:id="rId141">
-        <w:r>
-          <w:rPr>
-            <w:lang w:val="zh_TW" w:bidi="zh_TW"/>
-          </w:rPr>
-          <w:rPr>
-            <w:color w:val="0000EE"/>
-            <w:u w:val="single"/>
-          </w:rPr>
-          <w:t>9:10–33</w:t>
-        </w:r>
-      </w:hyperlink>
+      <w:r>
+        <w:rPr>
+          <w:lang w:val="zh_TW" w:bidi="zh_TW"/>
+        </w:rPr>
+        <w:t>9:10–33</w:t>
+      </w:r>
       <w:r>
         <w:rPr>
           <w:lang w:val="zh_TW" w:bidi="zh_TW"/>
@@ -6844,36 +6034,24 @@
         </w:rPr>
         <w:t>掃羅家族在國中的地位早已確立（</w:t>
       </w:r>
-      <w:hyperlink r:id="rId142">
-        <w:r>
-          <w:rPr>
-            <w:lang w:val="zh_TW" w:bidi="zh_TW"/>
-          </w:rPr>
-          <w:rPr>
-            <w:color w:val="0000EE"/>
-            <w:u w:val="single"/>
-          </w:rPr>
-          <w:t>8:29–40</w:t>
-        </w:r>
-      </w:hyperlink>
+      <w:r>
+        <w:rPr>
+          <w:lang w:val="zh_TW" w:bidi="zh_TW"/>
+        </w:rPr>
+        <w:t>8:29–40</w:t>
+      </w:r>
       <w:r>
         <w:rPr>
           <w:lang w:val="zh_TW" w:bidi="zh_TW"/>
         </w:rPr>
         <w:t>）；此處重複的內容，是為了從家譜過渡到敘事文，並引入掃羅之死的故事（</w:t>
       </w:r>
-      <w:hyperlink r:id="rId143">
-        <w:r>
-          <w:rPr>
-            <w:lang w:val="zh_TW" w:bidi="zh_TW"/>
-          </w:rPr>
-          <w:rPr>
-            <w:color w:val="0000EE"/>
-            <w:u w:val="single"/>
-          </w:rPr>
-          <w:t>10</w:t>
-        </w:r>
-      </w:hyperlink>
+      <w:r>
+        <w:rPr>
+          <w:lang w:val="zh_TW" w:bidi="zh_TW"/>
+        </w:rPr>
+        <w:t>10</w:t>
+      </w:r>
       <w:r>
         <w:rPr>
           <w:lang w:val="zh_TW" w:bidi="zh_TW"/>
@@ -6976,36 +6154,24 @@
         </w:rPr>
         <w:t>掃羅和他三個兒子，並他的全家都一同死亡：歷代志的作者並沒有提到掃羅的拿兵器的人或其餘跟隨他的人（見</w:t>
       </w:r>
-      <w:hyperlink r:id="rId144">
-        <w:r>
-          <w:rPr>
-            <w:lang w:val="zh_TW" w:bidi="zh_TW"/>
-          </w:rPr>
-          <w:rPr>
-            <w:color w:val="0000EE"/>
-            <w:u w:val="single"/>
-          </w:rPr>
-          <w:t>撒上31:6</w:t>
-        </w:r>
-      </w:hyperlink>
+      <w:r>
+        <w:rPr>
+          <w:lang w:val="zh_TW" w:bidi="zh_TW"/>
+        </w:rPr>
+        <w:t>撒上31:6</w:t>
+      </w:r>
       <w:r>
         <w:rPr>
           <w:lang w:val="zh_TW" w:bidi="zh_TW"/>
         </w:rPr>
         <w:t>），而是強調神親自除去掃羅，立大衛代替他（</w:t>
       </w:r>
-      <w:hyperlink r:id="rId145">
-        <w:r>
-          <w:rPr>
-            <w:lang w:val="zh_TW" w:bidi="zh_TW"/>
-          </w:rPr>
-          <w:rPr>
-            <w:color w:val="0000EE"/>
-            <w:u w:val="single"/>
-          </w:rPr>
-          <w:t>代上10:14</w:t>
-        </w:r>
-      </w:hyperlink>
+      <w:r>
+        <w:rPr>
+          <w:lang w:val="zh_TW" w:bidi="zh_TW"/>
+        </w:rPr>
+        <w:t>代上10:14</w:t>
+      </w:r>
       <w:r>
         <w:rPr>
           <w:lang w:val="zh_TW" w:bidi="zh_TW"/>
@@ -7060,72 +6226,48 @@
         </w:rPr>
         <w:t>大衛起初在希伯崙作猶大的王，統治了七年半（</w:t>
       </w:r>
-      <w:hyperlink r:id="rId146">
-        <w:r>
-          <w:rPr>
-            <w:lang w:val="zh_TW" w:bidi="zh_TW"/>
-          </w:rPr>
-          <w:rPr>
-            <w:color w:val="0000EE"/>
-            <w:u w:val="single"/>
-          </w:rPr>
-          <w:t>3:4</w:t>
-        </w:r>
-      </w:hyperlink>
+      <w:r>
+        <w:rPr>
+          <w:lang w:val="zh_TW" w:bidi="zh_TW"/>
+        </w:rPr>
+        <w:t>3:4</w:t>
+      </w:r>
       <w:r>
         <w:rPr>
           <w:lang w:val="zh_TW" w:bidi="zh_TW"/>
         </w:rPr>
         <w:t>；</w:t>
       </w:r>
-      <w:hyperlink r:id="rId147">
-        <w:r>
-          <w:rPr>
-            <w:lang w:val="zh_TW" w:bidi="zh_TW"/>
-          </w:rPr>
-          <w:rPr>
-            <w:color w:val="0000EE"/>
-            <w:u w:val="single"/>
-          </w:rPr>
-          <w:t>撒下5:5</w:t>
-        </w:r>
-      </w:hyperlink>
+      <w:r>
+        <w:rPr>
+          <w:lang w:val="zh_TW" w:bidi="zh_TW"/>
+        </w:rPr>
+        <w:t>撒下5:5</w:t>
+      </w:r>
       <w:r>
         <w:rPr>
           <w:lang w:val="zh_TW" w:bidi="zh_TW"/>
         </w:rPr>
         <w:t>）。歷代志的作者略去那段時期的記載（（見</w:t>
       </w:r>
-      <w:hyperlink r:id="rId148">
-        <w:r>
-          <w:rPr>
-            <w:lang w:val="zh_TW" w:bidi="zh_TW"/>
-          </w:rPr>
-          <w:rPr>
-            <w:color w:val="0000EE"/>
-            <w:u w:val="single"/>
-          </w:rPr>
-          <w:t>撒下2–4章</w:t>
-        </w:r>
-      </w:hyperlink>
+      <w:r>
+        <w:rPr>
+          <w:lang w:val="zh_TW" w:bidi="zh_TW"/>
+        </w:rPr>
+        <w:t>撒下2–4章</w:t>
+      </w:r>
       <w:r>
         <w:rPr>
           <w:lang w:val="zh_TW" w:bidi="zh_TW"/>
         </w:rPr>
         <w:t>），而是著重描寫大衛在全以色列作王的三十三年半，從他在希伯崙與以色列的長老立約開始（見</w:t>
       </w:r>
-      <w:hyperlink r:id="rId149">
-        <w:r>
-          <w:rPr>
-            <w:lang w:val="zh_TW" w:bidi="zh_TW"/>
-          </w:rPr>
-          <w:rPr>
-            <w:color w:val="0000EE"/>
-            <w:u w:val="single"/>
-          </w:rPr>
-          <w:t>撒下5:1–5</w:t>
-        </w:r>
-      </w:hyperlink>
+      <w:r>
+        <w:rPr>
+          <w:lang w:val="zh_TW" w:bidi="zh_TW"/>
+        </w:rPr>
+        <w:t>撒下5:1–5</w:t>
+      </w:r>
       <w:r>
         <w:rPr>
           <w:lang w:val="zh_TW" w:bidi="zh_TW"/>
@@ -7228,36 +6370,24 @@
         </w:rPr>
         <w:t>照著耶和華吩咐：大衛的王位是出於神的揀選，不是大衛自己或百姓的選擇（參</w:t>
       </w:r>
-      <w:hyperlink r:id="rId150">
-        <w:r>
-          <w:rPr>
-            <w:lang w:val="zh_TW" w:bidi="zh_TW"/>
-          </w:rPr>
-          <w:rPr>
-            <w:color w:val="0000EE"/>
-            <w:u w:val="single"/>
-          </w:rPr>
-          <w:t>11:3</w:t>
-        </w:r>
-      </w:hyperlink>
+      <w:r>
+        <w:rPr>
+          <w:lang w:val="zh_TW" w:bidi="zh_TW"/>
+        </w:rPr>
+        <w:t>11:3</w:t>
+      </w:r>
       <w:r>
         <w:rPr>
           <w:lang w:val="zh_TW" w:bidi="zh_TW"/>
         </w:rPr>
         <w:t>；</w:t>
       </w:r>
-      <w:hyperlink r:id="rId151">
-        <w:r>
-          <w:rPr>
-            <w:lang w:val="zh_TW" w:bidi="zh_TW"/>
-          </w:rPr>
-          <w:rPr>
-            <w:color w:val="0000EE"/>
-            <w:u w:val="single"/>
-          </w:rPr>
-          <w:t>撒上16:11–14</w:t>
-        </w:r>
-      </w:hyperlink>
+      <w:r>
+        <w:rPr>
+          <w:lang w:val="zh_TW" w:bidi="zh_TW"/>
+        </w:rPr>
+        <w:t>撒上16:11–14</w:t>
+      </w:r>
       <w:r>
         <w:rPr>
           <w:lang w:val="zh_TW" w:bidi="zh_TW"/>
@@ -7312,18 +6442,12 @@
         </w:rPr>
         <w:t>這段關於大衛勇士的記載顯明，大衛不但得到以色列最優秀、最奮勇之人的支持，也得到全以色列的擁戴（參</w:t>
       </w:r>
-      <w:hyperlink r:id="rId152">
-        <w:r>
-          <w:rPr>
-            <w:lang w:val="zh_TW" w:bidi="zh_TW"/>
-          </w:rPr>
-          <w:rPr>
-            <w:color w:val="0000EE"/>
-            <w:u w:val="single"/>
-          </w:rPr>
-          <w:t>撒下23:8–39</w:t>
-        </w:r>
-      </w:hyperlink>
+      <w:r>
+        <w:rPr>
+          <w:lang w:val="zh_TW" w:bidi="zh_TW"/>
+        </w:rPr>
+        <w:t>撒下23:8–39</w:t>
+      </w:r>
       <w:r>
         <w:rPr>
           <w:lang w:val="zh_TW" w:bidi="zh_TW"/>
@@ -7378,18 +6502,12 @@
         </w:rPr>
         <w:t>撒拔……雅西業：這些勇士來自約但河東的地區，但</w:t>
       </w:r>
-      <w:hyperlink r:id="rId153">
-        <w:r>
-          <w:rPr>
-            <w:lang w:val="zh_TW" w:bidi="zh_TW"/>
-          </w:rPr>
-          <w:rPr>
-            <w:color w:val="0000EE"/>
-            <w:u w:val="single"/>
-          </w:rPr>
-          <w:t>撒母耳記下二十三章</w:t>
-        </w:r>
-      </w:hyperlink>
+      <w:r>
+        <w:rPr>
+          <w:lang w:val="zh_TW" w:bidi="zh_TW"/>
+        </w:rPr>
+        <w:t>撒母耳記下二十三章</w:t>
+      </w:r>
       <w:r>
         <w:rPr>
           <w:lang w:val="zh_TW" w:bidi="zh_TW"/>
@@ -7444,36 +6562,24 @@
         </w:rPr>
         <w:t>支持大衛成為王的行動，並非從掃羅死後才開始。當掃羅還在作王、大衛仍在逃亡時，就已有勇士投奔大衛，後來形成一個來自各支派的龐大營隊，代表全以色列。甚至連掃羅的親族也背叛他，轉而支持大衛為王（</w:t>
       </w:r>
-      <w:hyperlink r:id="rId154">
-        <w:r>
-          <w:rPr>
-            <w:lang w:val="zh_TW" w:bidi="zh_TW"/>
-          </w:rPr>
-          <w:rPr>
-            <w:color w:val="0000EE"/>
-            <w:u w:val="single"/>
-          </w:rPr>
-          <w:t>12:2</w:t>
-        </w:r>
-      </w:hyperlink>
+      <w:r>
+        <w:rPr>
+          <w:lang w:val="zh_TW" w:bidi="zh_TW"/>
+        </w:rPr>
+        <w:t>12:2</w:t>
+      </w:r>
       <w:r>
         <w:rPr>
           <w:lang w:val="zh_TW" w:bidi="zh_TW"/>
         </w:rPr>
         <w:t>）。當然，大衛謹慎對待這些投奔者（</w:t>
       </w:r>
-      <w:hyperlink r:id="rId155">
-        <w:r>
-          <w:rPr>
-            <w:lang w:val="zh_TW" w:bidi="zh_TW"/>
-          </w:rPr>
-          <w:rPr>
-            <w:color w:val="0000EE"/>
-            <w:u w:val="single"/>
-          </w:rPr>
-          <w:t>12:17</w:t>
-        </w:r>
-      </w:hyperlink>
+      <w:r>
+        <w:rPr>
+          <w:lang w:val="zh_TW" w:bidi="zh_TW"/>
+        </w:rPr>
+        <w:t>12:17</w:t>
+      </w:r>
       <w:r>
         <w:rPr>
           <w:lang w:val="zh_TW" w:bidi="zh_TW"/>
@@ -7528,54 +6634,36 @@
         </w:rPr>
         <w:t>王位的繼承往往充滿爭議，尤其是當新王來自不同的家族時更是如此。十二支派齊聚希伯崙，其中甚至包括掃羅的親族（</w:t>
       </w:r>
-      <w:hyperlink r:id="rId156">
-        <w:r>
-          <w:rPr>
-            <w:lang w:val="zh_TW" w:bidi="zh_TW"/>
-          </w:rPr>
-          <w:rPr>
-            <w:color w:val="0000EE"/>
-            <w:u w:val="single"/>
-          </w:rPr>
-          <w:t>12:29</w:t>
-        </w:r>
-      </w:hyperlink>
+      <w:r>
+        <w:rPr>
+          <w:lang w:val="zh_TW" w:bidi="zh_TW"/>
+        </w:rPr>
+        <w:t>12:29</w:t>
+      </w:r>
       <w:r>
         <w:rPr>
           <w:lang w:val="zh_TW" w:bidi="zh_TW"/>
         </w:rPr>
         <w:t>），一同確立大衛作王，這顯明掃羅死後各支派之間因爭戰而產生的敵意已經化解（</w:t>
       </w:r>
-      <w:hyperlink r:id="rId157">
-        <w:r>
-          <w:rPr>
-            <w:lang w:val="zh_TW" w:bidi="zh_TW"/>
-          </w:rPr>
-          <w:rPr>
-            <w:color w:val="0000EE"/>
-            <w:u w:val="single"/>
-          </w:rPr>
-          <w:t>12:23–37</w:t>
-        </w:r>
-      </w:hyperlink>
+      <w:r>
+        <w:rPr>
+          <w:lang w:val="zh_TW" w:bidi="zh_TW"/>
+        </w:rPr>
+        <w:t>12:23–37</w:t>
+      </w:r>
       <w:r>
         <w:rPr>
           <w:lang w:val="zh_TW" w:bidi="zh_TW"/>
         </w:rPr>
         <w:t>）。歷代志的作者強調支派之間的合一，指出他們毫無保留地同心合意，要立大衛作以色列的王（</w:t>
       </w:r>
-      <w:hyperlink r:id="rId158">
-        <w:r>
-          <w:rPr>
-            <w:lang w:val="zh_TW" w:bidi="zh_TW"/>
-          </w:rPr>
-          <w:rPr>
-            <w:color w:val="0000EE"/>
-            <w:u w:val="single"/>
-          </w:rPr>
-          <w:t>12:38</w:t>
-        </w:r>
-      </w:hyperlink>
+      <w:r>
+        <w:rPr>
+          <w:lang w:val="zh_TW" w:bidi="zh_TW"/>
+        </w:rPr>
+        <w:t>12:38</w:t>
+      </w:r>
       <w:r>
         <w:rPr>
           <w:lang w:val="zh_TW" w:bidi="zh_TW"/>
@@ -7630,36 +6718,24 @@
         </w:rPr>
         <w:t>這幾章記載耶路撒冷轉變為以色列政治與宗教中心的過程，起首是大衛將神的約櫃從基列‧耶琳搬到耶路撒冷的那次失敗行動（</w:t>
       </w:r>
-      <w:hyperlink r:id="rId159">
-        <w:r>
-          <w:rPr>
-            <w:lang w:val="zh_TW" w:bidi="zh_TW"/>
-          </w:rPr>
-          <w:rPr>
-            <w:color w:val="0000EE"/>
-            <w:u w:val="single"/>
-          </w:rPr>
-          <w:t>13:1–14</w:t>
-        </w:r>
-      </w:hyperlink>
+      <w:r>
+        <w:rPr>
+          <w:lang w:val="zh_TW" w:bidi="zh_TW"/>
+        </w:rPr>
+        <w:t>13:1–14</w:t>
+      </w:r>
       <w:r>
         <w:rPr>
           <w:lang w:val="zh_TW" w:bidi="zh_TW"/>
         </w:rPr>
         <w:t>；參</w:t>
       </w:r>
-      <w:hyperlink r:id="rId160">
-        <w:r>
-          <w:rPr>
-            <w:lang w:val="zh_TW" w:bidi="zh_TW"/>
-          </w:rPr>
-          <w:rPr>
-            <w:color w:val="0000EE"/>
-            <w:u w:val="single"/>
-          </w:rPr>
-          <w:t>撒下6:2–11</w:t>
-        </w:r>
-      </w:hyperlink>
+      <w:r>
+        <w:rPr>
+          <w:lang w:val="zh_TW" w:bidi="zh_TW"/>
+        </w:rPr>
+        <w:t>撒下6:2–11</w:t>
+      </w:r>
       <w:r>
         <w:rPr>
           <w:lang w:val="zh_TW" w:bidi="zh_TW"/>
@@ -7714,18 +6790,12 @@
         </w:rPr>
         <w:t>烏撒一死，以色列的歡慶立刻轉為悲傷。因為烏撒觸摸約櫃，冒犯了它的聖潔，所以他就死了（見</w:t>
       </w:r>
-      <w:hyperlink r:id="rId161">
-        <w:r>
-          <w:rPr>
-            <w:lang w:val="zh_TW" w:bidi="zh_TW"/>
-          </w:rPr>
-          <w:rPr>
-            <w:color w:val="0000EE"/>
-            <w:u w:val="single"/>
-          </w:rPr>
-          <w:t>15:13</w:t>
-        </w:r>
-      </w:hyperlink>
+      <w:r>
+        <w:rPr>
+          <w:lang w:val="zh_TW" w:bidi="zh_TW"/>
+        </w:rPr>
+        <w:t>15:13</w:t>
+      </w:r>
       <w:r>
         <w:rPr>
           <w:lang w:val="zh_TW" w:bidi="zh_TW"/>
@@ -7876,36 +6946,24 @@
         </w:rPr>
         <w:t>即使約櫃當時不在耶路撒冷（</w:t>
       </w:r>
-      <w:hyperlink r:id="rId159">
-        <w:r>
-          <w:rPr>
-            <w:lang w:val="zh_TW" w:bidi="zh_TW"/>
-          </w:rPr>
-          <w:rPr>
-            <w:color w:val="0000EE"/>
-            <w:u w:val="single"/>
-          </w:rPr>
-          <w:t>13:1–14</w:t>
-        </w:r>
-      </w:hyperlink>
+      <w:r>
+        <w:rPr>
+          <w:lang w:val="zh_TW" w:bidi="zh_TW"/>
+        </w:rPr>
+        <w:t>13:1–14</w:t>
+      </w:r>
       <w:r>
         <w:rPr>
           <w:lang w:val="zh_TW" w:bidi="zh_TW"/>
         </w:rPr>
         <w:t>），神仍然賜福給大衛的宮殿、他的子女，並使他戰勝非利士人。神的賜福並不取決於約櫃是否同在。這些賜福最終鼓勵大衛實行他原先的計劃，把約櫃搬運到耶路撒冷（</w:t>
       </w:r>
-      <w:hyperlink r:id="rId162">
-        <w:r>
-          <w:rPr>
-            <w:lang w:val="zh_TW" w:bidi="zh_TW"/>
-          </w:rPr>
-          <w:rPr>
-            <w:color w:val="0000EE"/>
-            <w:u w:val="single"/>
-          </w:rPr>
-          <w:t>15:1–29</w:t>
-        </w:r>
-      </w:hyperlink>
+      <w:r>
+        <w:rPr>
+          <w:lang w:val="zh_TW" w:bidi="zh_TW"/>
+        </w:rPr>
+        <w:t>15:1–29</w:t>
+      </w:r>
       <w:r>
         <w:rPr>
           <w:lang w:val="zh_TW" w:bidi="zh_TW"/>
@@ -7960,54 +7018,36 @@
         </w:rPr>
         <w:t>大衛統治全以色列的消息傳出後，激起非利士人發動攻擊；他們再也不能像過去他只治理猶大時那樣，把他視為受他們庇護的附庸。他們從耶路撒冷西南方的山谷發起進攻（見</w:t>
       </w:r>
-      <w:hyperlink r:id="rId163">
-        <w:r>
-          <w:rPr>
-            <w:lang w:val="zh_TW" w:bidi="zh_TW"/>
-          </w:rPr>
-          <w:rPr>
-            <w:color w:val="0000EE"/>
-            <w:u w:val="single"/>
-          </w:rPr>
-          <w:t>書15:8</w:t>
-        </w:r>
-      </w:hyperlink>
+      <w:r>
+        <w:rPr>
+          <w:lang w:val="zh_TW" w:bidi="zh_TW"/>
+        </w:rPr>
+        <w:t>書15:8</w:t>
+      </w:r>
       <w:r>
         <w:rPr>
           <w:lang w:val="zh_TW" w:bidi="zh_TW"/>
         </w:rPr>
         <w:t>）。大衛在戰前求問耶和華，這與掃羅求問交鬼的婦人的做法形成鮮明對比（</w:t>
       </w:r>
-      <w:hyperlink r:id="rId164">
-        <w:r>
-          <w:rPr>
-            <w:lang w:val="zh_TW" w:bidi="zh_TW"/>
-          </w:rPr>
-          <w:rPr>
-            <w:color w:val="0000EE"/>
-            <w:u w:val="single"/>
-          </w:rPr>
-          <w:t>代上10:13</w:t>
-        </w:r>
-      </w:hyperlink>
+      <w:r>
+        <w:rPr>
+          <w:lang w:val="zh_TW" w:bidi="zh_TW"/>
+        </w:rPr>
+        <w:t>代上10:13</w:t>
+      </w:r>
       <w:r>
         <w:rPr>
           <w:lang w:val="zh_TW" w:bidi="zh_TW"/>
         </w:rPr>
         <w:t>；見</w:t>
       </w:r>
-      <w:hyperlink r:id="rId165">
-        <w:r>
-          <w:rPr>
-            <w:lang w:val="zh_TW" w:bidi="zh_TW"/>
-          </w:rPr>
-          <w:rPr>
-            <w:color w:val="0000EE"/>
-            <w:u w:val="single"/>
-          </w:rPr>
-          <w:t>撒上28</w:t>
-        </w:r>
-      </w:hyperlink>
+      <w:r>
+        <w:rPr>
+          <w:lang w:val="zh_TW" w:bidi="zh_TW"/>
+        </w:rPr>
+        <w:t>撒上28</w:t>
+      </w:r>
       <w:r>
         <w:rPr>
           <w:lang w:val="zh_TW" w:bidi="zh_TW"/>
@@ -8062,18 +7102,12 @@
         </w:rPr>
         <w:t>大衛吩咐焚燒非利士人的神像，這與神的吩咐相符（</w:t>
       </w:r>
-      <w:hyperlink r:id="rId166">
-        <w:r>
-          <w:rPr>
-            <w:lang w:val="zh_TW" w:bidi="zh_TW"/>
-          </w:rPr>
-          <w:rPr>
-            <w:color w:val="0000EE"/>
-            <w:u w:val="single"/>
-          </w:rPr>
-          <w:t>申7:5</w:t>
-        </w:r>
-      </w:hyperlink>
+      <w:r>
+        <w:rPr>
+          <w:lang w:val="zh_TW" w:bidi="zh_TW"/>
+        </w:rPr>
+        <w:t>申7:5</w:t>
+      </w:r>
       <w:r>
         <w:rPr>
           <w:lang w:val="zh_TW" w:bidi="zh_TW"/>
@@ -8128,96 +7162,60 @@
         </w:rPr>
         <w:t>第一次將約櫃運往耶路撒冷的行動（</w:t>
       </w:r>
-      <w:hyperlink r:id="rId159">
-        <w:r>
-          <w:rPr>
-            <w:lang w:val="zh_TW" w:bidi="zh_TW"/>
-          </w:rPr>
-          <w:rPr>
-            <w:color w:val="0000EE"/>
-            <w:u w:val="single"/>
-          </w:rPr>
-          <w:t>13:1–14</w:t>
-        </w:r>
-      </w:hyperlink>
+      <w:r>
+        <w:rPr>
+          <w:lang w:val="zh_TW" w:bidi="zh_TW"/>
+        </w:rPr>
+        <w:t>13:1–14</w:t>
+      </w:r>
       <w:r>
         <w:rPr>
           <w:lang w:val="zh_TW" w:bidi="zh_TW"/>
         </w:rPr>
         <w:t>）因為做法不合規定而失敗（見</w:t>
       </w:r>
-      <w:hyperlink r:id="rId161">
-        <w:r>
-          <w:rPr>
-            <w:lang w:val="zh_TW" w:bidi="zh_TW"/>
-          </w:rPr>
-          <w:rPr>
-            <w:color w:val="0000EE"/>
-            <w:u w:val="single"/>
-          </w:rPr>
-          <w:t>15:13</w:t>
-        </w:r>
-      </w:hyperlink>
+      <w:r>
+        <w:rPr>
+          <w:lang w:val="zh_TW" w:bidi="zh_TW"/>
+        </w:rPr>
+        <w:t>15:13</w:t>
+      </w:r>
       <w:r>
         <w:rPr>
           <w:lang w:val="zh_TW" w:bidi="zh_TW"/>
         </w:rPr>
         <w:t>）。這一次，大衛在耶路撒冷預備好安放約櫃的地方，並安排利未人......抬神約櫃，因為這本是他們的職責（</w:t>
       </w:r>
-      <w:hyperlink r:id="rId167">
-        <w:r>
-          <w:rPr>
-            <w:lang w:val="zh_TW" w:bidi="zh_TW"/>
-          </w:rPr>
-          <w:rPr>
-            <w:color w:val="0000EE"/>
-            <w:u w:val="single"/>
-          </w:rPr>
-          <w:t>申10:8，</w:t>
-        </w:r>
-      </w:hyperlink>
-      <w:hyperlink r:id="rId168">
-        <w:r>
-          <w:rPr>
-            <w:lang w:val="zh_TW" w:bidi="zh_TW"/>
-          </w:rPr>
-          <w:rPr>
-            <w:color w:val="0000EE"/>
-            <w:u w:val="single"/>
-          </w:rPr>
-          <w:t>18:5</w:t>
-        </w:r>
-      </w:hyperlink>
+      <w:r>
+        <w:rPr>
+          <w:lang w:val="zh_TW" w:bidi="zh_TW"/>
+        </w:rPr>
+        <w:t>申10:8，</w:t>
+      </w:r>
+      <w:r>
+        <w:rPr>
+          <w:lang w:val="zh_TW" w:bidi="zh_TW"/>
+        </w:rPr>
+        <w:t>18:5</w:t>
+      </w:r>
       <w:r>
         <w:rPr>
           <w:lang w:val="zh_TW" w:bidi="zh_TW"/>
         </w:rPr>
         <w:t>）。大衛為約櫃所預備的特別帳棚並不是會幕，當時的會幕仍在基遍（見</w:t>
       </w:r>
-      <w:hyperlink r:id="rId169">
-        <w:r>
-          <w:rPr>
-            <w:lang w:val="zh_TW" w:bidi="zh_TW"/>
-          </w:rPr>
-          <w:rPr>
-            <w:color w:val="0000EE"/>
-            <w:u w:val="single"/>
-          </w:rPr>
-          <w:t>代上16:39，</w:t>
-        </w:r>
-      </w:hyperlink>
-      <w:hyperlink r:id="rId170">
-        <w:r>
-          <w:rPr>
-            <w:lang w:val="zh_TW" w:bidi="zh_TW"/>
-          </w:rPr>
-          <w:rPr>
-            <w:color w:val="0000EE"/>
-            <w:u w:val="single"/>
-          </w:rPr>
-          <w:t>21:29</w:t>
-        </w:r>
-      </w:hyperlink>
+      <w:r>
+        <w:rPr>
+          <w:lang w:val="zh_TW" w:bidi="zh_TW"/>
+        </w:rPr>
+        <w:t>代上16:39，</w:t>
+      </w:r>
+      <w:r>
+        <w:rPr>
+          <w:lang w:val="zh_TW" w:bidi="zh_TW"/>
+        </w:rPr>
+        <w:t>21:29</w:t>
+      </w:r>
       <w:r>
         <w:rPr>
           <w:lang w:val="zh_TW" w:bidi="zh_TW"/>
@@ -8320,18 +7318,12 @@
         </w:rPr>
         <w:t>見</w:t>
       </w:r>
-      <w:hyperlink r:id="rId171">
-        <w:r>
-          <w:rPr>
-            <w:lang w:val="zh_TW" w:bidi="zh_TW"/>
-          </w:rPr>
-          <w:rPr>
-            <w:color w:val="0000EE"/>
-            <w:u w:val="single"/>
-          </w:rPr>
-          <w:t>十三章1至10節</w:t>
-        </w:r>
-      </w:hyperlink>
+      <w:r>
+        <w:rPr>
+          <w:lang w:val="zh_TW" w:bidi="zh_TW"/>
+        </w:rPr>
+        <w:t>十三章1至10節</w:t>
+      </w:r>
       <w:r>
         <w:rPr>
           <w:lang w:val="zh_TW" w:bidi="zh_TW"/>
@@ -8386,30 +7378,18 @@
         </w:rPr>
         <w:t>這是三份利未人歌唱者名單中的第一份（見</w:t>
       </w:r>
-      <w:hyperlink r:id="rId172">
-        <w:r>
-          <w:rPr>
-            <w:lang w:val="zh_TW" w:bidi="zh_TW"/>
-          </w:rPr>
-          <w:rPr>
-            <w:color w:val="0000EE"/>
-            <w:u w:val="single"/>
-          </w:rPr>
-          <w:t>15:19–22，</w:t>
-        </w:r>
-      </w:hyperlink>
-      <w:hyperlink r:id="rId173">
-        <w:r>
-          <w:rPr>
-            <w:lang w:val="zh_TW" w:bidi="zh_TW"/>
-          </w:rPr>
-          <w:rPr>
-            <w:color w:val="0000EE"/>
-            <w:u w:val="single"/>
-          </w:rPr>
-          <w:t>16:4–6</w:t>
-        </w:r>
-      </w:hyperlink>
+      <w:r>
+        <w:rPr>
+          <w:lang w:val="zh_TW" w:bidi="zh_TW"/>
+        </w:rPr>
+        <w:t>15:19–22，</w:t>
+      </w:r>
+      <w:r>
+        <w:rPr>
+          <w:lang w:val="zh_TW" w:bidi="zh_TW"/>
+        </w:rPr>
+        <w:t>16:4–6</w:t>
+      </w:r>
       <w:r>
         <w:rPr>
           <w:lang w:val="zh_TW" w:bidi="zh_TW"/>
@@ -8442,18 +7422,12 @@
         </w:rPr>
         <w:t>見</w:t>
       </w:r>
-      <w:hyperlink r:id="rId174">
-        <w:r>
-          <w:rPr>
-            <w:lang w:val="zh_TW" w:bidi="zh_TW"/>
-          </w:rPr>
-          <w:rPr>
-            <w:color w:val="0000EE"/>
-            <w:u w:val="single"/>
-          </w:rPr>
-          <w:t>6:33–47</w:t>
-        </w:r>
-      </w:hyperlink>
+      <w:r>
+        <w:rPr>
+          <w:lang w:val="zh_TW" w:bidi="zh_TW"/>
+        </w:rPr>
+        <w:t>6:33–47</w:t>
+      </w:r>
       <w:r>
         <w:rPr>
           <w:lang w:val="zh_TW" w:bidi="zh_TW"/>
@@ -8678,90 +7652,54 @@
         </w:rPr>
         <w:t>米甲對大衛所表現出的輕視（參</w:t>
       </w:r>
-      <w:hyperlink r:id="rId175">
-        <w:r>
-          <w:rPr>
-            <w:lang w:val="zh_TW" w:bidi="zh_TW"/>
-          </w:rPr>
-          <w:rPr>
-            <w:color w:val="0000EE"/>
-            <w:u w:val="single"/>
-          </w:rPr>
-          <w:t>撒下6:16–23</w:t>
-        </w:r>
-      </w:hyperlink>
+      <w:r>
+        <w:rPr>
+          <w:lang w:val="zh_TW" w:bidi="zh_TW"/>
+        </w:rPr>
+        <w:t>撒下6:16–23</w:t>
+      </w:r>
       <w:r>
         <w:rPr>
           <w:lang w:val="zh_TW" w:bidi="zh_TW"/>
         </w:rPr>
         <w:t>）與神對這場慶典所賜的祝福（</w:t>
       </w:r>
-      <w:hyperlink r:id="rId176">
-        <w:r>
-          <w:rPr>
-            <w:lang w:val="zh_TW" w:bidi="zh_TW"/>
-          </w:rPr>
-          <w:rPr>
-            <w:color w:val="0000EE"/>
-            <w:u w:val="single"/>
-          </w:rPr>
-          <w:t>代上15:26</w:t>
-        </w:r>
-      </w:hyperlink>
+      <w:r>
+        <w:rPr>
+          <w:lang w:val="zh_TW" w:bidi="zh_TW"/>
+        </w:rPr>
+        <w:t>代上15:26</w:t>
+      </w:r>
       <w:r>
         <w:rPr>
           <w:lang w:val="zh_TW" w:bidi="zh_TW"/>
         </w:rPr>
         <w:t>）形成鮮明對比。她被稱為掃羅的女兒，暗示她的態度反映出她父親對耶和華的輕忽（見</w:t>
       </w:r>
-      <w:hyperlink r:id="rId177">
-        <w:r>
-          <w:rPr>
-            <w:lang w:val="zh_TW" w:bidi="zh_TW"/>
-          </w:rPr>
-          <w:rPr>
-            <w:color w:val="0000EE"/>
-            <w:u w:val="single"/>
-          </w:rPr>
-          <w:t>撒上10:10–12，</w:t>
-        </w:r>
-      </w:hyperlink>
-      <w:hyperlink r:id="rId178">
-        <w:r>
-          <w:rPr>
-            <w:lang w:val="zh_TW" w:bidi="zh_TW"/>
-          </w:rPr>
-          <w:rPr>
-            <w:color w:val="0000EE"/>
-            <w:u w:val="single"/>
-          </w:rPr>
-          <w:t>13:7–14，</w:t>
-        </w:r>
-      </w:hyperlink>
-      <w:hyperlink r:id="rId179">
-        <w:r>
-          <w:rPr>
-            <w:lang w:val="zh_TW" w:bidi="zh_TW"/>
-          </w:rPr>
-          <w:rPr>
-            <w:color w:val="0000EE"/>
-            <w:u w:val="single"/>
-          </w:rPr>
-          <w:t>15:10–23，</w:t>
-        </w:r>
-      </w:hyperlink>
-      <w:hyperlink r:id="rId165">
-        <w:r>
-          <w:rPr>
-            <w:lang w:val="zh_TW" w:bidi="zh_TW"/>
-          </w:rPr>
-          <w:rPr>
-            <w:color w:val="0000EE"/>
-            <w:u w:val="single"/>
-          </w:rPr>
-          <w:t>28:1–25</w:t>
-        </w:r>
-      </w:hyperlink>
+      <w:r>
+        <w:rPr>
+          <w:lang w:val="zh_TW" w:bidi="zh_TW"/>
+        </w:rPr>
+        <w:t>撒上10:10–12，</w:t>
+      </w:r>
+      <w:r>
+        <w:rPr>
+          <w:lang w:val="zh_TW" w:bidi="zh_TW"/>
+        </w:rPr>
+        <w:t>13:7–14，</w:t>
+      </w:r>
+      <w:r>
+        <w:rPr>
+          <w:lang w:val="zh_TW" w:bidi="zh_TW"/>
+        </w:rPr>
+        <w:t>15:10–23，</w:t>
+      </w:r>
+      <w:r>
+        <w:rPr>
+          <w:lang w:val="zh_TW" w:bidi="zh_TW"/>
+        </w:rPr>
+        <w:t>28:1–25</w:t>
+      </w:r>
       <w:r>
         <w:rPr>
           <w:lang w:val="zh_TW" w:bidi="zh_TW"/>
@@ -8816,72 +7754,48 @@
         </w:rPr>
         <w:t>運送約櫃（</w:t>
       </w:r>
-      <w:hyperlink r:id="rId180">
-        <w:r>
-          <w:rPr>
-            <w:lang w:val="zh_TW" w:bidi="zh_TW"/>
-          </w:rPr>
-          <w:rPr>
-            <w:color w:val="0000EE"/>
-            <w:u w:val="single"/>
-          </w:rPr>
-          <w:t>16:1–3</w:t>
-        </w:r>
-      </w:hyperlink>
+      <w:r>
+        <w:rPr>
+          <w:lang w:val="zh_TW" w:bidi="zh_TW"/>
+        </w:rPr>
+        <w:t>16:1–3</w:t>
+      </w:r>
       <w:r>
         <w:rPr>
           <w:lang w:val="zh_TW" w:bidi="zh_TW"/>
         </w:rPr>
         <w:t>）和事件結尾（</w:t>
       </w:r>
-      <w:hyperlink r:id="rId181">
-        <w:r>
-          <w:rPr>
-            <w:lang w:val="zh_TW" w:bidi="zh_TW"/>
-          </w:rPr>
-          <w:rPr>
-            <w:color w:val="0000EE"/>
-            <w:u w:val="single"/>
-          </w:rPr>
-          <w:t>16:43</w:t>
-        </w:r>
-      </w:hyperlink>
+      <w:r>
+        <w:rPr>
+          <w:lang w:val="zh_TW" w:bidi="zh_TW"/>
+        </w:rPr>
+        <w:t>16:43</w:t>
+      </w:r>
       <w:r>
         <w:rPr>
           <w:lang w:val="zh_TW" w:bidi="zh_TW"/>
         </w:rPr>
         <w:t>）的記載，與撒母耳記中的內容完全一致（見</w:t>
       </w:r>
-      <w:hyperlink r:id="rId182">
-        <w:r>
-          <w:rPr>
-            <w:lang w:val="zh_TW" w:bidi="zh_TW"/>
-          </w:rPr>
-          <w:rPr>
-            <w:color w:val="0000EE"/>
-            <w:u w:val="single"/>
-          </w:rPr>
-          <w:t>撒下6:17–20</w:t>
-        </w:r>
-      </w:hyperlink>
+      <w:r>
+        <w:rPr>
+          <w:lang w:val="zh_TW" w:bidi="zh_TW"/>
+        </w:rPr>
+        <w:t>撒下6:17–20</w:t>
+      </w:r>
       <w:r>
         <w:rPr>
           <w:lang w:val="zh_TW" w:bidi="zh_TW"/>
         </w:rPr>
         <w:t>）。然而，在這兩個段落之間，歷代志的作者詳細描寫了當時的慶典，以及日後敬拜的永久安排（</w:t>
       </w:r>
-      <w:hyperlink r:id="rId183">
-        <w:r>
-          <w:rPr>
-            <w:lang w:val="zh_TW" w:bidi="zh_TW"/>
-          </w:rPr>
-          <w:rPr>
-            <w:color w:val="0000EE"/>
-            <w:u w:val="single"/>
-          </w:rPr>
-          <w:t>代上16:4–42</w:t>
-        </w:r>
-      </w:hyperlink>
+      <w:r>
+        <w:rPr>
+          <w:lang w:val="zh_TW" w:bidi="zh_TW"/>
+        </w:rPr>
+        <w:t>代上16:4–42</w:t>
+      </w:r>
       <w:r>
         <w:rPr>
           <w:lang w:val="zh_TW" w:bidi="zh_TW"/>
@@ -8936,288 +7850,186 @@
         </w:rPr>
         <w:t>大衛的感恩詩歌是由三篇詩篇編輯而成的：</w:t>
       </w:r>
-      <w:hyperlink r:id="rId184">
-        <w:r>
-          <w:rPr>
-            <w:lang w:val="zh_TW" w:bidi="zh_TW"/>
-          </w:rPr>
-          <w:rPr>
-            <w:color w:val="0000EE"/>
-            <w:u w:val="single"/>
-          </w:rPr>
-          <w:t>十六章8至22節</w:t>
-        </w:r>
-      </w:hyperlink>
+      <w:r>
+        <w:rPr>
+          <w:lang w:val="zh_TW" w:bidi="zh_TW"/>
+        </w:rPr>
+        <w:t>十六章8至22節</w:t>
+      </w:r>
       <w:r>
         <w:rPr>
           <w:lang w:val="zh_TW" w:bidi="zh_TW"/>
         </w:rPr>
         <w:t>取自</w:t>
       </w:r>
-      <w:hyperlink r:id="rId185">
-        <w:r>
-          <w:rPr>
-            <w:lang w:val="zh_TW" w:bidi="zh_TW"/>
-          </w:rPr>
-          <w:rPr>
-            <w:color w:val="0000EE"/>
-            <w:u w:val="single"/>
-          </w:rPr>
-          <w:t>詩篇一〇五篇1至15節</w:t>
-        </w:r>
-      </w:hyperlink>
+      <w:r>
+        <w:rPr>
+          <w:lang w:val="zh_TW" w:bidi="zh_TW"/>
+        </w:rPr>
+        <w:t>詩篇一〇五篇1至15節</w:t>
+      </w:r>
       <w:r>
         <w:rPr>
           <w:lang w:val="zh_TW" w:bidi="zh_TW"/>
         </w:rPr>
         <w:t>；</w:t>
       </w:r>
-      <w:hyperlink r:id="rId186">
-        <w:r>
-          <w:rPr>
-            <w:lang w:val="zh_TW" w:bidi="zh_TW"/>
-          </w:rPr>
-          <w:rPr>
-            <w:color w:val="0000EE"/>
-            <w:u w:val="single"/>
-          </w:rPr>
-          <w:t>歷代志上十六章23至33節</w:t>
-        </w:r>
-      </w:hyperlink>
+      <w:r>
+        <w:rPr>
+          <w:lang w:val="zh_TW" w:bidi="zh_TW"/>
+        </w:rPr>
+        <w:t>歷代志上十六章23至33節</w:t>
+      </w:r>
       <w:r>
         <w:rPr>
           <w:lang w:val="zh_TW" w:bidi="zh_TW"/>
         </w:rPr>
         <w:t>取自</w:t>
       </w:r>
-      <w:hyperlink r:id="rId187">
-        <w:r>
-          <w:rPr>
-            <w:lang w:val="zh_TW" w:bidi="zh_TW"/>
-          </w:rPr>
-          <w:rPr>
-            <w:color w:val="0000EE"/>
-            <w:u w:val="single"/>
-          </w:rPr>
-          <w:t>詩篇九十六篇</w:t>
-        </w:r>
-      </w:hyperlink>
+      <w:r>
+        <w:rPr>
+          <w:lang w:val="zh_TW" w:bidi="zh_TW"/>
+        </w:rPr>
+        <w:t>詩篇九十六篇</w:t>
+      </w:r>
       <w:r>
         <w:rPr>
           <w:lang w:val="zh_TW" w:bidi="zh_TW"/>
         </w:rPr>
         <w:t>；而</w:t>
       </w:r>
-      <w:hyperlink r:id="rId188">
-        <w:r>
-          <w:rPr>
-            <w:lang w:val="zh_TW" w:bidi="zh_TW"/>
-          </w:rPr>
-          <w:rPr>
-            <w:color w:val="0000EE"/>
-            <w:u w:val="single"/>
-          </w:rPr>
-          <w:t>歷代志上十六章34至38節</w:t>
-        </w:r>
-      </w:hyperlink>
+      <w:r>
+        <w:rPr>
+          <w:lang w:val="zh_TW" w:bidi="zh_TW"/>
+        </w:rPr>
+        <w:t>歷代志上十六章34至38節</w:t>
+      </w:r>
       <w:r>
         <w:rPr>
           <w:lang w:val="zh_TW" w:bidi="zh_TW"/>
         </w:rPr>
         <w:t>取自</w:t>
       </w:r>
-      <w:hyperlink r:id="rId189">
-        <w:r>
-          <w:rPr>
-            <w:lang w:val="zh_TW" w:bidi="zh_TW"/>
-          </w:rPr>
-          <w:rPr>
-            <w:color w:val="0000EE"/>
-            <w:u w:val="single"/>
-          </w:rPr>
-          <w:t>詩篇一〇六篇1、</w:t>
-        </w:r>
-      </w:hyperlink>
-      <w:hyperlink r:id="rId190">
-        <w:r>
-          <w:rPr>
-            <w:lang w:val="zh_TW" w:bidi="zh_TW"/>
-          </w:rPr>
-          <w:rPr>
-            <w:color w:val="0000EE"/>
-            <w:u w:val="single"/>
-          </w:rPr>
-          <w:t>47–48節</w:t>
-        </w:r>
-      </w:hyperlink>
+      <w:r>
+        <w:rPr>
+          <w:lang w:val="zh_TW" w:bidi="zh_TW"/>
+        </w:rPr>
+        <w:t>詩篇一〇六篇1、</w:t>
+      </w:r>
+      <w:r>
+        <w:rPr>
+          <w:lang w:val="zh_TW" w:bidi="zh_TW"/>
+        </w:rPr>
+        <w:t>47–48節</w:t>
+      </w:r>
       <w:r>
         <w:rPr>
           <w:lang w:val="zh_TW" w:bidi="zh_TW"/>
         </w:rPr>
         <w:t>。編者對這些經文作出了一些調整，以配合當時的情境。當約櫃運送至耶路撒冷時，聖殿尚未建立，因此歷代志的作者說「有能力和喜樂在他所在之處（譯註：和合本譯為有能力和喜樂在他聖所）」（</w:t>
       </w:r>
-      <w:hyperlink r:id="rId191">
-        <w:r>
-          <w:rPr>
-            <w:lang w:val="zh_TW" w:bidi="zh_TW"/>
-          </w:rPr>
-          <w:rPr>
-            <w:color w:val="0000EE"/>
-            <w:u w:val="single"/>
-          </w:rPr>
-          <w:t>代上16:27</w:t>
-        </w:r>
-      </w:hyperlink>
+      <w:r>
+        <w:rPr>
+          <w:lang w:val="zh_TW" w:bidi="zh_TW"/>
+        </w:rPr>
+        <w:t>代上16:27</w:t>
+      </w:r>
       <w:r>
         <w:rPr>
           <w:lang w:val="zh_TW" w:bidi="zh_TW"/>
         </w:rPr>
         <w:t>）而不是「他的聖所」（</w:t>
       </w:r>
-      <w:hyperlink r:id="rId192">
-        <w:r>
-          <w:rPr>
-            <w:lang w:val="zh_TW" w:bidi="zh_TW"/>
-          </w:rPr>
-          <w:rPr>
-            <w:color w:val="0000EE"/>
-            <w:u w:val="single"/>
-          </w:rPr>
-          <w:t>詩96:6</w:t>
-        </w:r>
-      </w:hyperlink>
+      <w:r>
+        <w:rPr>
+          <w:lang w:val="zh_TW" w:bidi="zh_TW"/>
+        </w:rPr>
+        <w:t>詩96:6</w:t>
+      </w:r>
       <w:r>
         <w:rPr>
           <w:lang w:val="zh_TW" w:bidi="zh_TW"/>
         </w:rPr>
         <w:t>），並要求敬拜者到他面前（</w:t>
       </w:r>
-      <w:hyperlink r:id="rId193">
-        <w:r>
-          <w:rPr>
-            <w:lang w:val="zh_TW" w:bidi="zh_TW"/>
-          </w:rPr>
-          <w:rPr>
-            <w:color w:val="0000EE"/>
-            <w:u w:val="single"/>
-          </w:rPr>
-          <w:t>代上16:29</w:t>
-        </w:r>
-      </w:hyperlink>
+      <w:r>
+        <w:rPr>
+          <w:lang w:val="zh_TW" w:bidi="zh_TW"/>
+        </w:rPr>
+        <w:t>代上16:29</w:t>
+      </w:r>
       <w:r>
         <w:rPr>
           <w:lang w:val="zh_TW" w:bidi="zh_TW"/>
         </w:rPr>
         <w:t>）而不是「他的院宇」（</w:t>
       </w:r>
-      <w:hyperlink r:id="rId194">
-        <w:r>
-          <w:rPr>
-            <w:lang w:val="zh_TW" w:bidi="zh_TW"/>
-          </w:rPr>
-          <w:rPr>
-            <w:color w:val="0000EE"/>
-            <w:u w:val="single"/>
-          </w:rPr>
-          <w:t>詩96:8</w:t>
-        </w:r>
-      </w:hyperlink>
+      <w:r>
+        <w:rPr>
+          <w:lang w:val="zh_TW" w:bidi="zh_TW"/>
+        </w:rPr>
+        <w:t>詩96:8</w:t>
+      </w:r>
       <w:r>
         <w:rPr>
           <w:lang w:val="zh_TW" w:bidi="zh_TW"/>
         </w:rPr>
         <w:t>）。「亞伯拉罕」（</w:t>
       </w:r>
-      <w:hyperlink r:id="rId195">
-        <w:r>
-          <w:rPr>
-            <w:lang w:val="zh_TW" w:bidi="zh_TW"/>
-          </w:rPr>
-          <w:rPr>
-            <w:color w:val="0000EE"/>
-            <w:u w:val="single"/>
-          </w:rPr>
-          <w:t>詩105:9</w:t>
-        </w:r>
-      </w:hyperlink>
+      <w:r>
+        <w:rPr>
+          <w:lang w:val="zh_TW" w:bidi="zh_TW"/>
+        </w:rPr>
+        <w:t>詩105:9</w:t>
+      </w:r>
       <w:r>
         <w:rPr>
           <w:lang w:val="zh_TW" w:bidi="zh_TW"/>
         </w:rPr>
         <w:t>）這個名字也被改為以色列（</w:t>
       </w:r>
-      <w:hyperlink r:id="rId196">
-        <w:r>
-          <w:rPr>
-            <w:lang w:val="zh_TW" w:bidi="zh_TW"/>
-          </w:rPr>
-          <w:rPr>
-            <w:color w:val="0000EE"/>
-            <w:u w:val="single"/>
-          </w:rPr>
-          <w:t>代上16:13</w:t>
-        </w:r>
-      </w:hyperlink>
+      <w:r>
+        <w:rPr>
+          <w:lang w:val="zh_TW" w:bidi="zh_TW"/>
+        </w:rPr>
+        <w:t>代上16:13</w:t>
+      </w:r>
       <w:r>
         <w:rPr>
           <w:lang w:val="zh_TW" w:bidi="zh_TW"/>
         </w:rPr>
         <w:t>），將焦點放在整個以色列民族，作為神對亞伯拉罕應許的具體應驗。此外，這首詩歌未提及審判全地（</w:t>
       </w:r>
-      <w:hyperlink r:id="rId197">
-        <w:r>
-          <w:rPr>
-            <w:lang w:val="zh_TW" w:bidi="zh_TW"/>
-          </w:rPr>
-          <w:rPr>
-            <w:color w:val="0000EE"/>
-            <w:u w:val="single"/>
-          </w:rPr>
-          <w:t>詩96:10、</w:t>
-        </w:r>
-      </w:hyperlink>
-      <w:hyperlink r:id="rId198">
-        <w:r>
-          <w:rPr>
-            <w:lang w:val="zh_TW" w:bidi="zh_TW"/>
-          </w:rPr>
-          <w:rPr>
-            <w:color w:val="0000EE"/>
-            <w:u w:val="single"/>
-          </w:rPr>
-          <w:t>13</w:t>
-        </w:r>
-      </w:hyperlink>
+      <w:r>
+        <w:rPr>
+          <w:lang w:val="zh_TW" w:bidi="zh_TW"/>
+        </w:rPr>
+        <w:t>詩96:10、</w:t>
+      </w:r>
+      <w:r>
+        <w:rPr>
+          <w:lang w:val="zh_TW" w:bidi="zh_TW"/>
+        </w:rPr>
+        <w:t>13</w:t>
+      </w:r>
       <w:r>
         <w:rPr>
           <w:lang w:val="zh_TW" w:bidi="zh_TW"/>
         </w:rPr>
         <w:t>；參</w:t>
       </w:r>
-      <w:hyperlink r:id="rId199">
-        <w:r>
-          <w:rPr>
-            <w:lang w:val="zh_TW" w:bidi="zh_TW"/>
-          </w:rPr>
-          <w:rPr>
-            <w:color w:val="0000EE"/>
-            <w:u w:val="single"/>
-          </w:rPr>
-          <w:t>代上16:30、</w:t>
-        </w:r>
-      </w:hyperlink>
-      <w:hyperlink r:id="rId200">
-        <w:r>
-          <w:rPr>
-            <w:lang w:val="zh_TW" w:bidi="zh_TW"/>
-          </w:rPr>
-          <w:rPr>
-            <w:color w:val="0000EE"/>
-            <w:u w:val="single"/>
-          </w:rPr>
-          <w:t>33</w:t>
-        </w:r>
-      </w:hyperlink>
+      <w:r>
+        <w:rPr>
+          <w:lang w:val="zh_TW" w:bidi="zh_TW"/>
+        </w:rPr>
+        <w:t>代上16:30、</w:t>
+      </w:r>
+      <w:r>
+        <w:rPr>
+          <w:lang w:val="zh_TW" w:bidi="zh_TW"/>
+        </w:rPr>
+        <w:t>33</w:t>
+      </w:r>
       <w:r>
         <w:rPr>
           <w:lang w:val="zh_TW" w:bidi="zh_TW"/>
@@ -9272,36 +8084,24 @@
         </w:rPr>
         <w:t>在聖殿建成之前，基遍一直是以色列敬拜的中心地點（見</w:t>
       </w:r>
-      <w:hyperlink r:id="rId170">
-        <w:r>
-          <w:rPr>
-            <w:lang w:val="zh_TW" w:bidi="zh_TW"/>
-          </w:rPr>
-          <w:rPr>
-            <w:color w:val="0000EE"/>
-            <w:u w:val="single"/>
-          </w:rPr>
-          <w:t>21:29</w:t>
-        </w:r>
-      </w:hyperlink>
+      <w:r>
+        <w:rPr>
+          <w:lang w:val="zh_TW" w:bidi="zh_TW"/>
+        </w:rPr>
+        <w:t>21:29</w:t>
+      </w:r>
       <w:r>
         <w:rPr>
           <w:lang w:val="zh_TW" w:bidi="zh_TW"/>
         </w:rPr>
         <w:t>；</w:t>
       </w:r>
-      <w:hyperlink r:id="rId201">
-        <w:r>
-          <w:rPr>
-            <w:lang w:val="zh_TW" w:bidi="zh_TW"/>
-          </w:rPr>
-          <w:rPr>
-            <w:color w:val="0000EE"/>
-            <w:u w:val="single"/>
-          </w:rPr>
-          <w:t>代下1:3</w:t>
-        </w:r>
-      </w:hyperlink>
+      <w:r>
+        <w:rPr>
+          <w:lang w:val="zh_TW" w:bidi="zh_TW"/>
+        </w:rPr>
+        <w:t>代下1:3</w:t>
+      </w:r>
       <w:r>
         <w:rPr>
           <w:lang w:val="zh_TW" w:bidi="zh_TW"/>
@@ -9356,18 +8156,12 @@
         </w:rPr>
         <w:t>大衛想為約櫃建造一座與自己宮殿相稱的居所，但耶和華指定由大衛的兒子所羅門（</w:t>
       </w:r>
-      <w:hyperlink r:id="rId202">
-        <w:r>
-          <w:rPr>
-            <w:lang w:val="zh_TW" w:bidi="zh_TW"/>
-          </w:rPr>
-          <w:rPr>
-            <w:color w:val="0000EE"/>
-            <w:u w:val="single"/>
-          </w:rPr>
-          <w:t>22</w:t>
-        </w:r>
-      </w:hyperlink>
+      <w:r>
+        <w:rPr>
+          <w:lang w:val="zh_TW" w:bidi="zh_TW"/>
+        </w:rPr>
+        <w:t>22</w:t>
+      </w:r>
       <w:r>
         <w:rPr>
           <w:lang w:val="zh_TW" w:bidi="zh_TW"/>
@@ -9422,18 +8216,12 @@
         </w:rPr>
         <w:t>這一大段（</w:t>
       </w:r>
-      <w:hyperlink r:id="rId203">
-        <w:r>
-          <w:rPr>
-            <w:lang w:val="zh_TW" w:bidi="zh_TW"/>
-          </w:rPr>
-          <w:rPr>
-            <w:color w:val="0000EE"/>
-            <w:u w:val="single"/>
-          </w:rPr>
-          <w:t>13:1–17:27</w:t>
-        </w:r>
-      </w:hyperlink>
+      <w:r>
+        <w:rPr>
+          <w:lang w:val="zh_TW" w:bidi="zh_TW"/>
+        </w:rPr>
+        <w:t>13:1–17:27</w:t>
+      </w:r>
       <w:r>
         <w:rPr>
           <w:lang w:val="zh_TW" w:bidi="zh_TW"/>
@@ -9549,18 +8337,12 @@
         </w:rPr>
         <w:t>建造聖殿是神在地上建立國度的核心環節。後來所羅門建造聖殿（</w:t>
       </w:r>
-      <w:hyperlink r:id="rId204">
-        <w:r>
-          <w:rPr>
-            <w:lang w:val="zh_TW" w:bidi="zh_TW"/>
-          </w:rPr>
-          <w:rPr>
-            <w:color w:val="0000EE"/>
-            <w:u w:val="single"/>
-          </w:rPr>
-          <w:t>代下2–7章</w:t>
-        </w:r>
-      </w:hyperlink>
+      <w:r>
+        <w:rPr>
+          <w:lang w:val="zh_TW" w:bidi="zh_TW"/>
+        </w:rPr>
+        <w:t>代下2–7章</w:t>
+      </w:r>
       <w:r>
         <w:rPr>
           <w:lang w:val="zh_TW" w:bidi="zh_TW"/>
@@ -9615,54 +8397,36 @@
         </w:rPr>
         <w:t>歷代志的作者特別針對所羅門作出這樣的宣告（見</w:t>
       </w:r>
-      <w:hyperlink r:id="rId205">
-        <w:r>
-          <w:rPr>
-            <w:lang w:val="zh_TW" w:bidi="zh_TW"/>
-          </w:rPr>
-          <w:rPr>
-            <w:color w:val="0000EE"/>
-            <w:u w:val="single"/>
-          </w:rPr>
-          <w:t>22:9</w:t>
-        </w:r>
-      </w:hyperlink>
+      <w:r>
+        <w:rPr>
+          <w:lang w:val="zh_TW" w:bidi="zh_TW"/>
+        </w:rPr>
+        <w:t>22:9</w:t>
+      </w:r>
       <w:r>
         <w:rPr>
           <w:lang w:val="zh_TW" w:bidi="zh_TW"/>
         </w:rPr>
         <w:t>，</w:t>
       </w:r>
-      <w:hyperlink r:id="rId206">
-        <w:r>
-          <w:rPr>
-            <w:lang w:val="zh_TW" w:bidi="zh_TW"/>
-          </w:rPr>
-          <w:rPr>
-            <w:color w:val="0000EE"/>
-            <w:u w:val="single"/>
-          </w:rPr>
-          <w:t>28:5–6</w:t>
-        </w:r>
-      </w:hyperlink>
+      <w:r>
+        <w:rPr>
+          <w:lang w:val="zh_TW" w:bidi="zh_TW"/>
+        </w:rPr>
+        <w:t>28:5–6</w:t>
+      </w:r>
       <w:r>
         <w:rPr>
           <w:lang w:val="zh_TW" w:bidi="zh_TW"/>
         </w:rPr>
         <w:t>；參</w:t>
       </w:r>
-      <w:hyperlink r:id="rId207">
-        <w:r>
-          <w:rPr>
-            <w:lang w:val="zh_TW" w:bidi="zh_TW"/>
-          </w:rPr>
-          <w:rPr>
-            <w:color w:val="0000EE"/>
-            <w:u w:val="single"/>
-          </w:rPr>
-          <w:t>撒下7:14</w:t>
-        </w:r>
-      </w:hyperlink>
+      <w:r>
+        <w:rPr>
+          <w:lang w:val="zh_TW" w:bidi="zh_TW"/>
+        </w:rPr>
+        <w:t>撒下7:14</w:t>
+      </w:r>
       <w:r>
         <w:rPr>
           <w:lang w:val="zh_TW" w:bidi="zh_TW"/>
@@ -9717,18 +8481,12 @@
         </w:rPr>
         <w:t>在</w:t>
       </w:r>
-      <w:hyperlink r:id="rId208">
-        <w:r>
-          <w:rPr>
-            <w:lang w:val="zh_TW" w:bidi="zh_TW"/>
-          </w:rPr>
-          <w:rPr>
-            <w:color w:val="0000EE"/>
-            <w:u w:val="single"/>
-          </w:rPr>
-          <w:t>撒母耳記下七章16節</w:t>
-        </w:r>
-      </w:hyperlink>
+      <w:r>
+        <w:rPr>
+          <w:lang w:val="zh_TW" w:bidi="zh_TW"/>
+        </w:rPr>
+        <w:t>撒母耳記下七章16節</w:t>
+      </w:r>
       <w:r>
         <w:rPr>
           <w:lang w:val="zh_TW" w:bidi="zh_TW"/>
@@ -9813,18 +8571,12 @@
         </w:rPr>
         <w:t>的研讀註釋）。他們仍然盤據在沿海的定居地；雖然大衛攻取了迦特及其周圍的村莊，但直到大衛晚年，迦特仍有一位非利士王在位（</w:t>
       </w:r>
-      <w:hyperlink r:id="rId209">
-        <w:r>
-          <w:rPr>
-            <w:lang w:val="zh_TW" w:bidi="zh_TW"/>
-          </w:rPr>
-          <w:rPr>
-            <w:color w:val="0000EE"/>
-            <w:u w:val="single"/>
-          </w:rPr>
-          <w:t>王上2:39</w:t>
-        </w:r>
-      </w:hyperlink>
+      <w:r>
+        <w:rPr>
+          <w:lang w:val="zh_TW" w:bidi="zh_TW"/>
+        </w:rPr>
+        <w:t>王上2:39</w:t>
+      </w:r>
       <w:r>
         <w:rPr>
           <w:lang w:val="zh_TW" w:bidi="zh_TW"/>
@@ -9879,144 +8631,96 @@
         </w:rPr>
         <w:t>這些戰事的記載描述大衛王國逐步擴張，包括征服非利士人（</w:t>
       </w:r>
-      <w:hyperlink r:id="rId210">
-        <w:r>
-          <w:rPr>
-            <w:lang w:val="zh_TW" w:bidi="zh_TW"/>
-          </w:rPr>
-          <w:rPr>
-            <w:color w:val="0000EE"/>
-            <w:u w:val="single"/>
-          </w:rPr>
-          <w:t>18:1</w:t>
-        </w:r>
-      </w:hyperlink>
+      <w:r>
+        <w:rPr>
+          <w:lang w:val="zh_TW" w:bidi="zh_TW"/>
+        </w:rPr>
+        <w:t>18:1</w:t>
+      </w:r>
       <w:r>
         <w:rPr>
           <w:lang w:val="zh_TW" w:bidi="zh_TW"/>
         </w:rPr>
         <w:t>）、摩押（</w:t>
       </w:r>
-      <w:hyperlink r:id="rId211">
-        <w:r>
-          <w:rPr>
-            <w:lang w:val="zh_TW" w:bidi="zh_TW"/>
-          </w:rPr>
-          <w:rPr>
-            <w:color w:val="0000EE"/>
-            <w:u w:val="single"/>
-          </w:rPr>
-          <w:t>18:2</w:t>
-        </w:r>
-      </w:hyperlink>
+      <w:r>
+        <w:rPr>
+          <w:lang w:val="zh_TW" w:bidi="zh_TW"/>
+        </w:rPr>
+        <w:t>18:2</w:t>
+      </w:r>
       <w:r>
         <w:rPr>
           <w:lang w:val="zh_TW" w:bidi="zh_TW"/>
         </w:rPr>
         <w:t>）、瑣巴（</w:t>
       </w:r>
-      <w:hyperlink r:id="rId212">
-        <w:r>
-          <w:rPr>
-            <w:lang w:val="zh_TW" w:bidi="zh_TW"/>
-          </w:rPr>
-          <w:rPr>
-            <w:color w:val="0000EE"/>
-            <w:u w:val="single"/>
-          </w:rPr>
-          <w:t>18:3–4</w:t>
-        </w:r>
-      </w:hyperlink>
+      <w:r>
+        <w:rPr>
+          <w:lang w:val="zh_TW" w:bidi="zh_TW"/>
+        </w:rPr>
+        <w:t>18:3–4</w:t>
+      </w:r>
       <w:r>
         <w:rPr>
           <w:lang w:val="zh_TW" w:bidi="zh_TW"/>
         </w:rPr>
         <w:t>）、大馬士革（</w:t>
       </w:r>
-      <w:hyperlink r:id="rId213">
-        <w:r>
-          <w:rPr>
-            <w:lang w:val="zh_TW" w:bidi="zh_TW"/>
-          </w:rPr>
-          <w:rPr>
-            <w:color w:val="0000EE"/>
-            <w:u w:val="single"/>
-          </w:rPr>
-          <w:t>18:5–6</w:t>
-        </w:r>
-      </w:hyperlink>
+      <w:r>
+        <w:rPr>
+          <w:lang w:val="zh_TW" w:bidi="zh_TW"/>
+        </w:rPr>
+        <w:t>18:5–6</w:t>
+      </w:r>
       <w:r>
         <w:rPr>
           <w:lang w:val="zh_TW" w:bidi="zh_TW"/>
         </w:rPr>
         <w:t>）和以東（</w:t>
       </w:r>
-      <w:hyperlink r:id="rId214">
-        <w:r>
-          <w:rPr>
-            <w:lang w:val="zh_TW" w:bidi="zh_TW"/>
-          </w:rPr>
-          <w:rPr>
-            <w:color w:val="0000EE"/>
-            <w:u w:val="single"/>
-          </w:rPr>
-          <w:t>18:12–13</w:t>
-        </w:r>
-      </w:hyperlink>
+      <w:r>
+        <w:rPr>
+          <w:lang w:val="zh_TW" w:bidi="zh_TW"/>
+        </w:rPr>
+        <w:t>18:12–13</w:t>
+      </w:r>
       <w:r>
         <w:rPr>
           <w:lang w:val="zh_TW" w:bidi="zh_TW"/>
         </w:rPr>
         <w:t>）；其中也包括大衛與列邦的關係、所獲的戰利品與進貢之事（</w:t>
       </w:r>
-      <w:hyperlink r:id="rId215">
-        <w:r>
-          <w:rPr>
-            <w:lang w:val="zh_TW" w:bidi="zh_TW"/>
-          </w:rPr>
-          <w:rPr>
-            <w:color w:val="0000EE"/>
-            <w:u w:val="single"/>
-          </w:rPr>
-          <w:t>18:7–11</w:t>
-        </w:r>
-      </w:hyperlink>
+      <w:r>
+        <w:rPr>
+          <w:lang w:val="zh_TW" w:bidi="zh_TW"/>
+        </w:rPr>
+        <w:t>18:7–11</w:t>
+      </w:r>
       <w:r>
         <w:rPr>
           <w:lang w:val="zh_TW" w:bidi="zh_TW"/>
         </w:rPr>
         <w:t>）。貫穿其中的一個主題是：耶和華使大衛無論往哪裡去都得勝（</w:t>
       </w:r>
-      <w:hyperlink r:id="rId216">
-        <w:r>
-          <w:rPr>
-            <w:lang w:val="zh_TW" w:bidi="zh_TW"/>
-          </w:rPr>
-          <w:rPr>
-            <w:color w:val="0000EE"/>
-            <w:u w:val="single"/>
-          </w:rPr>
-          <w:t>18:6</w:t>
-        </w:r>
-      </w:hyperlink>
+      <w:r>
+        <w:rPr>
+          <w:lang w:val="zh_TW" w:bidi="zh_TW"/>
+        </w:rPr>
+        <w:t>18:6</w:t>
+      </w:r>
       <w:r>
         <w:rPr>
           <w:lang w:val="zh_TW" w:bidi="zh_TW"/>
         </w:rPr>
         <w:t>、</w:t>
       </w:r>
-      <w:hyperlink r:id="rId217">
-        <w:r>
-          <w:rPr>
-            <w:lang w:val="zh_TW" w:bidi="zh_TW"/>
-          </w:rPr>
-          <w:rPr>
-            <w:color w:val="0000EE"/>
-            <w:u w:val="single"/>
-          </w:rPr>
-          <w:t>13</w:t>
-        </w:r>
-      </w:hyperlink>
+      <w:r>
+        <w:rPr>
+          <w:lang w:val="zh_TW" w:bidi="zh_TW"/>
+        </w:rPr>
+        <w:t>13</w:t>
+      </w:r>
       <w:r>
         <w:rPr>
           <w:lang w:val="zh_TW" w:bidi="zh_TW"/>
@@ -10089,180 +8793,114 @@
         </w:rPr>
         <w:t>這三段明顯對應撒母耳記的內容：（1）王國擴張過程中的爭戰 （</w:t>
       </w:r>
-      <w:hyperlink r:id="rId218">
-        <w:r>
-          <w:rPr>
-            <w:lang w:val="zh_TW" w:bidi="zh_TW"/>
-          </w:rPr>
-          <w:rPr>
-            <w:color w:val="0000EE"/>
-            <w:u w:val="single"/>
-          </w:rPr>
-          <w:t>18:1–17</w:t>
-        </w:r>
-      </w:hyperlink>
+      <w:r>
+        <w:rPr>
+          <w:lang w:val="zh_TW" w:bidi="zh_TW"/>
+        </w:rPr>
+        <w:t>18:1–17</w:t>
+      </w:r>
       <w:r>
         <w:rPr>
           <w:lang w:val="zh_TW" w:bidi="zh_TW"/>
         </w:rPr>
         <w:t>；見</w:t>
       </w:r>
-      <w:hyperlink r:id="rId219">
-        <w:r>
-          <w:rPr>
-            <w:lang w:val="zh_TW" w:bidi="zh_TW"/>
-          </w:rPr>
-          <w:rPr>
-            <w:color w:val="0000EE"/>
-            <w:u w:val="single"/>
-          </w:rPr>
-          <w:t>撒下8:1–16</w:t>
-        </w:r>
-      </w:hyperlink>
+      <w:r>
+        <w:rPr>
+          <w:lang w:val="zh_TW" w:bidi="zh_TW"/>
+        </w:rPr>
+        <w:t>撒下8:1–16</w:t>
+      </w:r>
       <w:r>
         <w:rPr>
           <w:lang w:val="zh_TW" w:bidi="zh_TW"/>
         </w:rPr>
         <w:t>）；（2）與亞捫人爭戰（</w:t>
       </w:r>
-      <w:hyperlink r:id="rId220">
-        <w:r>
-          <w:rPr>
-            <w:lang w:val="zh_TW" w:bidi="zh_TW"/>
-          </w:rPr>
-          <w:rPr>
-            <w:color w:val="0000EE"/>
-            <w:u w:val="single"/>
-          </w:rPr>
-          <w:t>代上19:1–20:3</w:t>
-        </w:r>
-      </w:hyperlink>
+      <w:r>
+        <w:rPr>
+          <w:lang w:val="zh_TW" w:bidi="zh_TW"/>
+        </w:rPr>
+        <w:t>代上19:1–20:3</w:t>
+      </w:r>
       <w:r>
         <w:rPr>
           <w:lang w:val="zh_TW" w:bidi="zh_TW"/>
         </w:rPr>
         <w:t>；見</w:t>
       </w:r>
-      <w:hyperlink r:id="rId221">
-        <w:r>
-          <w:rPr>
-            <w:lang w:val="zh_TW" w:bidi="zh_TW"/>
-          </w:rPr>
-          <w:rPr>
-            <w:color w:val="0000EE"/>
-            <w:u w:val="single"/>
-          </w:rPr>
-          <w:t>撒下10:1–11:1，</w:t>
-        </w:r>
-      </w:hyperlink>
-      <w:hyperlink r:id="rId222">
-        <w:r>
-          <w:rPr>
-            <w:lang w:val="zh_TW" w:bidi="zh_TW"/>
-          </w:rPr>
-          <w:rPr>
-            <w:color w:val="0000EE"/>
-            <w:u w:val="single"/>
-          </w:rPr>
-          <w:t>12:30–31</w:t>
-        </w:r>
-      </w:hyperlink>
+      <w:r>
+        <w:rPr>
+          <w:lang w:val="zh_TW" w:bidi="zh_TW"/>
+        </w:rPr>
+        <w:t>撒下10:1–11:1，</w:t>
+      </w:r>
+      <w:r>
+        <w:rPr>
+          <w:lang w:val="zh_TW" w:bidi="zh_TW"/>
+        </w:rPr>
+        <w:t>12:30–31</w:t>
+      </w:r>
       <w:r>
         <w:rPr>
           <w:lang w:val="zh_TW" w:bidi="zh_TW"/>
         </w:rPr>
         <w:t>）；以及（3）大衛勇士的戰功（</w:t>
       </w:r>
-      <w:hyperlink r:id="rId223">
-        <w:r>
-          <w:rPr>
-            <w:lang w:val="zh_TW" w:bidi="zh_TW"/>
-          </w:rPr>
-          <w:rPr>
-            <w:color w:val="0000EE"/>
-            <w:u w:val="single"/>
-          </w:rPr>
-          <w:t>代上20:4–8</w:t>
-        </w:r>
-      </w:hyperlink>
+      <w:r>
+        <w:rPr>
+          <w:lang w:val="zh_TW" w:bidi="zh_TW"/>
+        </w:rPr>
+        <w:t>代上20:4–8</w:t>
+      </w:r>
       <w:r>
         <w:rPr>
           <w:lang w:val="zh_TW" w:bidi="zh_TW"/>
         </w:rPr>
         <w:t>；見</w:t>
       </w:r>
-      <w:hyperlink r:id="rId224">
-        <w:r>
-          <w:rPr>
-            <w:lang w:val="zh_TW" w:bidi="zh_TW"/>
-          </w:rPr>
-          <w:rPr>
-            <w:color w:val="0000EE"/>
-            <w:u w:val="single"/>
-          </w:rPr>
-          <w:t>撒下21:18–22</w:t>
-        </w:r>
-      </w:hyperlink>
+      <w:r>
+        <w:rPr>
+          <w:lang w:val="zh_TW" w:bidi="zh_TW"/>
+        </w:rPr>
+        <w:t>撒下21:18–22</w:t>
+      </w:r>
       <w:r>
         <w:rPr>
           <w:lang w:val="zh_TW" w:bidi="zh_TW"/>
         </w:rPr>
         <w:t>）。每一部分都以「此後」作為時間銜接詞，將這些事件大致串連起來（</w:t>
       </w:r>
-      <w:hyperlink r:id="rId210">
-        <w:r>
-          <w:rPr>
-            <w:lang w:val="zh_TW" w:bidi="zh_TW"/>
-          </w:rPr>
-          <w:rPr>
-            <w:color w:val="0000EE"/>
-            <w:u w:val="single"/>
-          </w:rPr>
-          <w:t>代上18:1，</w:t>
-        </w:r>
-      </w:hyperlink>
-      <w:hyperlink r:id="rId225">
-        <w:r>
-          <w:rPr>
-            <w:lang w:val="zh_TW" w:bidi="zh_TW"/>
-          </w:rPr>
-          <w:rPr>
-            <w:color w:val="0000EE"/>
-            <w:u w:val="single"/>
-          </w:rPr>
-          <w:t>19:1，</w:t>
-        </w:r>
-      </w:hyperlink>
-      <w:hyperlink r:id="rId226">
-        <w:r>
-          <w:rPr>
-            <w:lang w:val="zh_TW" w:bidi="zh_TW"/>
-          </w:rPr>
-          <w:rPr>
-            <w:color w:val="0000EE"/>
-            <w:u w:val="single"/>
-          </w:rPr>
-          <w:t>20:4；</w:t>
-        </w:r>
-      </w:hyperlink>
+      <w:r>
+        <w:rPr>
+          <w:lang w:val="zh_TW" w:bidi="zh_TW"/>
+        </w:rPr>
+        <w:t>代上18:1，</w:t>
+      </w:r>
+      <w:r>
+        <w:rPr>
+          <w:lang w:val="zh_TW" w:bidi="zh_TW"/>
+        </w:rPr>
+        <w:t>19:1，</w:t>
+      </w:r>
+      <w:r>
+        <w:rPr>
+          <w:lang w:val="zh_TW" w:bidi="zh_TW"/>
+        </w:rPr>
+        <w:t>20:4；</w:t>
+      </w:r>
       <w:r>
         <w:rPr>
           <w:lang w:val="zh_TW" w:bidi="zh_TW"/>
         </w:rPr>
         <w:t>譯註：和合本在</w:t>
       </w:r>
-      <w:hyperlink r:id="rId223">
-        <w:r>
-          <w:rPr>
-            <w:lang w:val="zh_TW" w:bidi="zh_TW"/>
-          </w:rPr>
-          <w:rPr>
-            <w:color w:val="0000EE"/>
-            <w:u w:val="single"/>
-          </w:rPr>
-          <w:t>代上20:4</w:t>
-        </w:r>
-      </w:hyperlink>
+      <w:r>
+        <w:rPr>
+          <w:lang w:val="zh_TW" w:bidi="zh_TW"/>
+        </w:rPr>
+        <w:t>代上20:4</w:t>
+      </w:r>
       <w:r>
         <w:rPr>
           <w:lang w:val="zh_TW" w:bidi="zh_TW"/>
@@ -10341,36 +8979,24 @@
         </w:rPr>
         <w:t>是哈大利謝的宿敵（</w:t>
       </w:r>
-      <w:hyperlink r:id="rId227">
-        <w:r>
-          <w:rPr>
-            <w:lang w:val="zh_TW" w:bidi="zh_TW"/>
-          </w:rPr>
-          <w:rPr>
-            <w:color w:val="0000EE"/>
-            <w:u w:val="single"/>
-          </w:rPr>
-          <w:t>18:9–11</w:t>
-        </w:r>
-      </w:hyperlink>
+      <w:r>
+        <w:rPr>
+          <w:lang w:val="zh_TW" w:bidi="zh_TW"/>
+        </w:rPr>
+        <w:t>18:9–11</w:t>
+      </w:r>
       <w:r>
         <w:rPr>
           <w:lang w:val="zh_TW" w:bidi="zh_TW"/>
         </w:rPr>
         <w:t>）。當大衛擊敗約但河東的亞捫人與亞蘭人後，他進一步控制了以東南部的廣大地區，並取得通往南方海港的通道（</w:t>
       </w:r>
-      <w:hyperlink r:id="rId214">
-        <w:r>
-          <w:rPr>
-            <w:lang w:val="zh_TW" w:bidi="zh_TW"/>
-          </w:rPr>
-          <w:rPr>
-            <w:color w:val="0000EE"/>
-            <w:u w:val="single"/>
-          </w:rPr>
-          <w:t>18:12–13</w:t>
-        </w:r>
-      </w:hyperlink>
+      <w:r>
+        <w:rPr>
+          <w:lang w:val="zh_TW" w:bidi="zh_TW"/>
+        </w:rPr>
+        <w:t>18:12–13</w:t>
+      </w:r>
       <w:r>
         <w:rPr>
           <w:lang w:val="zh_TW" w:bidi="zh_TW"/>
@@ -10573,18 +9199,12 @@
         </w:rPr>
         <w:t>約押知道這場爭戰的目的不是為了擴張領土，而是要保衛以色列的百姓和城邑，免受侵略（參</w:t>
       </w:r>
-      <w:hyperlink r:id="rId228">
-        <w:r>
-          <w:rPr>
-            <w:lang w:val="zh_TW" w:bidi="zh_TW"/>
-          </w:rPr>
-          <w:rPr>
-            <w:color w:val="0000EE"/>
-            <w:u w:val="single"/>
-          </w:rPr>
-          <w:t>19:8</w:t>
-        </w:r>
-      </w:hyperlink>
+      <w:r>
+        <w:rPr>
+          <w:lang w:val="zh_TW" w:bidi="zh_TW"/>
+        </w:rPr>
+        <w:t>19:8</w:t>
+      </w:r>
       <w:r>
         <w:rPr>
           <w:lang w:val="zh_TW" w:bidi="zh_TW"/>
@@ -10705,18 +9325,12 @@
         </w:rPr>
         <w:t>這場對亞捫人的爭戰正是大衛與拔示巴犯下罪行的背景（</w:t>
       </w:r>
-      <w:hyperlink r:id="rId229">
-        <w:r>
-          <w:rPr>
-            <w:lang w:val="zh_TW" w:bidi="zh_TW"/>
-          </w:rPr>
-          <w:rPr>
-            <w:color w:val="0000EE"/>
-            <w:u w:val="single"/>
-          </w:rPr>
-          <w:t>撒下11:2–12:25</w:t>
-        </w:r>
-      </w:hyperlink>
+      <w:r>
+        <w:rPr>
+          <w:lang w:val="zh_TW" w:bidi="zh_TW"/>
+        </w:rPr>
+        <w:t>撒下11:2–12:25</w:t>
+      </w:r>
       <w:r>
         <w:rPr>
           <w:lang w:val="zh_TW" w:bidi="zh_TW"/>
@@ -10784,192 +9398,126 @@
         </w:rPr>
         <w:t>）激動大衛去數點軍隊的人數（參</w:t>
       </w:r>
-      <w:hyperlink r:id="rId230">
-        <w:r>
-          <w:rPr>
-            <w:lang w:val="zh_TW" w:bidi="zh_TW"/>
-          </w:rPr>
-          <w:rPr>
-            <w:color w:val="0000EE"/>
-            <w:u w:val="single"/>
-          </w:rPr>
-          <w:t>撒下24:1</w:t>
-        </w:r>
-      </w:hyperlink>
+      <w:r>
+        <w:rPr>
+          <w:lang w:val="zh_TW" w:bidi="zh_TW"/>
+        </w:rPr>
+        <w:t>撒下24:1</w:t>
+      </w:r>
       <w:r>
         <w:rPr>
           <w:lang w:val="zh_TW" w:bidi="zh_TW"/>
         </w:rPr>
         <w:t>）。歷代志的作者似乎在神學上，將撒母耳記的敘事重新詮釋為：撒但是神和人的仇敵。當神允許撒但在世界中運行時，撒但雖然敵對神，卻在不自覺中成就了神的旨意（參</w:t>
       </w:r>
-      <w:hyperlink r:id="rId231">
-        <w:r>
-          <w:rPr>
-            <w:lang w:val="zh_TW" w:bidi="zh_TW"/>
-          </w:rPr>
-          <w:rPr>
-            <w:color w:val="0000EE"/>
-            <w:u w:val="single"/>
-          </w:rPr>
-          <w:t>代下18:3–34</w:t>
-        </w:r>
-      </w:hyperlink>
+      <w:r>
+        <w:rPr>
+          <w:lang w:val="zh_TW" w:bidi="zh_TW"/>
+        </w:rPr>
+        <w:t>代下18:3–34</w:t>
+      </w:r>
       <w:r>
         <w:rPr>
           <w:lang w:val="zh_TW" w:bidi="zh_TW"/>
         </w:rPr>
         <w:t>；</w:t>
       </w:r>
-      <w:hyperlink r:id="rId232">
-        <w:r>
-          <w:rPr>
-            <w:lang w:val="zh_TW" w:bidi="zh_TW"/>
-          </w:rPr>
-          <w:rPr>
-            <w:color w:val="0000EE"/>
-            <w:u w:val="single"/>
-          </w:rPr>
-          <w:t>伯1:6–2:7</w:t>
-        </w:r>
-      </w:hyperlink>
+      <w:r>
+        <w:rPr>
+          <w:lang w:val="zh_TW" w:bidi="zh_TW"/>
+        </w:rPr>
+        <w:t>伯1:6–2:7</w:t>
+      </w:r>
       <w:r>
         <w:rPr>
           <w:lang w:val="zh_TW" w:bidi="zh_TW"/>
         </w:rPr>
         <w:t>；</w:t>
       </w:r>
-      <w:hyperlink r:id="rId233">
-        <w:r>
-          <w:rPr>
-            <w:lang w:val="zh_TW" w:bidi="zh_TW"/>
-          </w:rPr>
-          <w:rPr>
-            <w:color w:val="0000EE"/>
-            <w:u w:val="single"/>
-          </w:rPr>
-          <w:t>亞3:1–2</w:t>
-        </w:r>
-      </w:hyperlink>
+      <w:r>
+        <w:rPr>
+          <w:lang w:val="zh_TW" w:bidi="zh_TW"/>
+        </w:rPr>
+        <w:t>亞3:1–2</w:t>
+      </w:r>
       <w:r>
         <w:rPr>
           <w:lang w:val="zh_TW" w:bidi="zh_TW"/>
         </w:rPr>
         <w:t>；</w:t>
       </w:r>
-      <w:hyperlink r:id="rId234">
-        <w:r>
-          <w:rPr>
-            <w:lang w:val="zh_TW" w:bidi="zh_TW"/>
-          </w:rPr>
-          <w:rPr>
-            <w:color w:val="0000EE"/>
-            <w:u w:val="single"/>
-          </w:rPr>
-          <w:t>太4:1–11</w:t>
-        </w:r>
-      </w:hyperlink>
+      <w:r>
+        <w:rPr>
+          <w:lang w:val="zh_TW" w:bidi="zh_TW"/>
+        </w:rPr>
+        <w:t>太4:1–11</w:t>
+      </w:r>
       <w:r>
         <w:rPr>
           <w:lang w:val="zh_TW" w:bidi="zh_TW"/>
         </w:rPr>
         <w:t>；</w:t>
       </w:r>
-      <w:hyperlink r:id="rId235">
-        <w:r>
-          <w:rPr>
-            <w:lang w:val="zh_TW" w:bidi="zh_TW"/>
-          </w:rPr>
-          <w:rPr>
-            <w:color w:val="0000EE"/>
-            <w:u w:val="single"/>
-          </w:rPr>
-          <w:t>約13:27</w:t>
-        </w:r>
-      </w:hyperlink>
+      <w:r>
+        <w:rPr>
+          <w:lang w:val="zh_TW" w:bidi="zh_TW"/>
+        </w:rPr>
+        <w:t>約13:27</w:t>
+      </w:r>
       <w:r>
         <w:rPr>
           <w:lang w:val="zh_TW" w:bidi="zh_TW"/>
         </w:rPr>
         <w:t>；</w:t>
       </w:r>
-      <w:hyperlink r:id="rId236">
-        <w:r>
-          <w:rPr>
-            <w:lang w:val="zh_TW" w:bidi="zh_TW"/>
-          </w:rPr>
-          <w:rPr>
-            <w:color w:val="0000EE"/>
-            <w:u w:val="single"/>
-          </w:rPr>
-          <w:t>林前5:5</w:t>
-        </w:r>
-      </w:hyperlink>
+      <w:r>
+        <w:rPr>
+          <w:lang w:val="zh_TW" w:bidi="zh_TW"/>
+        </w:rPr>
+        <w:t>林前5:5</w:t>
+      </w:r>
       <w:r>
         <w:rPr>
           <w:lang w:val="zh_TW" w:bidi="zh_TW"/>
         </w:rPr>
         <w:t>；</w:t>
       </w:r>
-      <w:hyperlink r:id="rId237">
-        <w:r>
-          <w:rPr>
-            <w:lang w:val="zh_TW" w:bidi="zh_TW"/>
-          </w:rPr>
-          <w:rPr>
-            <w:color w:val="0000EE"/>
-            <w:u w:val="single"/>
-          </w:rPr>
-          <w:t>林後12:7</w:t>
-        </w:r>
-      </w:hyperlink>
+      <w:r>
+        <w:rPr>
+          <w:lang w:val="zh_TW" w:bidi="zh_TW"/>
+        </w:rPr>
+        <w:t>林後12:7</w:t>
+      </w:r>
       <w:r>
         <w:rPr>
           <w:lang w:val="zh_TW" w:bidi="zh_TW"/>
         </w:rPr>
         <w:t>；</w:t>
       </w:r>
-      <w:hyperlink r:id="rId238">
-        <w:r>
-          <w:rPr>
-            <w:lang w:val="zh_TW" w:bidi="zh_TW"/>
-          </w:rPr>
-          <w:rPr>
-            <w:color w:val="0000EE"/>
-            <w:u w:val="single"/>
-          </w:rPr>
-          <w:t>提前1:20</w:t>
-        </w:r>
-      </w:hyperlink>
+      <w:r>
+        <w:rPr>
+          <w:lang w:val="zh_TW" w:bidi="zh_TW"/>
+        </w:rPr>
+        <w:t>提前1:20</w:t>
+      </w:r>
       <w:r>
         <w:rPr>
           <w:lang w:val="zh_TW" w:bidi="zh_TW"/>
         </w:rPr>
         <w:t>；</w:t>
       </w:r>
-      <w:hyperlink r:id="rId239">
-        <w:r>
-          <w:rPr>
-            <w:lang w:val="zh_TW" w:bidi="zh_TW"/>
-          </w:rPr>
-          <w:rPr>
-            <w:color w:val="0000EE"/>
-            <w:u w:val="single"/>
-          </w:rPr>
-          <w:t>啟20:3、</w:t>
-        </w:r>
-      </w:hyperlink>
-      <w:hyperlink r:id="rId240">
-        <w:r>
-          <w:rPr>
-            <w:lang w:val="zh_TW" w:bidi="zh_TW"/>
-          </w:rPr>
-          <w:rPr>
-            <w:color w:val="0000EE"/>
-            <w:u w:val="single"/>
-          </w:rPr>
-          <w:t>7–9</w:t>
-        </w:r>
-      </w:hyperlink>
+      <w:r>
+        <w:rPr>
+          <w:lang w:val="zh_TW" w:bidi="zh_TW"/>
+        </w:rPr>
+        <w:t>啟20:3、</w:t>
+      </w:r>
+      <w:r>
+        <w:rPr>
+          <w:lang w:val="zh_TW" w:bidi="zh_TW"/>
+        </w:rPr>
+        <w:t>7–9</w:t>
+      </w:r>
       <w:r>
         <w:rPr>
           <w:lang w:val="zh_TW" w:bidi="zh_TW"/>
@@ -11024,36 +9572,24 @@
         </w:rPr>
         <w:t>這段關於數點人數的記載與</w:t>
       </w:r>
-      <w:hyperlink r:id="rId241">
-        <w:r>
-          <w:rPr>
-            <w:lang w:val="zh_TW" w:bidi="zh_TW"/>
-          </w:rPr>
-          <w:rPr>
-            <w:color w:val="0000EE"/>
-            <w:u w:val="single"/>
-          </w:rPr>
-          <w:t>撒母耳記下二十四章1至25節</w:t>
-        </w:r>
-      </w:hyperlink>
+      <w:r>
+        <w:rPr>
+          <w:lang w:val="zh_TW" w:bidi="zh_TW"/>
+        </w:rPr>
+        <w:t>撒母耳記下二十四章1至25節</w:t>
+      </w:r>
       <w:r>
         <w:rPr>
           <w:lang w:val="zh_TW" w:bidi="zh_TW"/>
         </w:rPr>
         <w:t>非常相似，但焦點完全不同。歷代志的記載是為了交代獻壇的背景，以及為建造聖殿所作的準備（</w:t>
       </w:r>
-      <w:hyperlink r:id="rId202">
-        <w:r>
-          <w:rPr>
-            <w:lang w:val="zh_TW" w:bidi="zh_TW"/>
-          </w:rPr>
-          <w:rPr>
-            <w:color w:val="0000EE"/>
-            <w:u w:val="single"/>
-          </w:rPr>
-          <w:t>代上22章</w:t>
-        </w:r>
-      </w:hyperlink>
+      <w:r>
+        <w:rPr>
+          <w:lang w:val="zh_TW" w:bidi="zh_TW"/>
+        </w:rPr>
+        <w:t>代上22章</w:t>
+      </w:r>
       <w:r>
         <w:rPr>
           <w:lang w:val="zh_TW" w:bidi="zh_TW"/>
@@ -11162,18 +9698,12 @@
         </w:rPr>
         <w:t>經文後來提到迦得記錄了「大衛王始終的事」（</w:t>
       </w:r>
-      <w:hyperlink r:id="rId242">
-        <w:r>
-          <w:rPr>
-            <w:lang w:val="zh_TW" w:bidi="zh_TW"/>
-          </w:rPr>
-          <w:rPr>
-            <w:color w:val="0000EE"/>
-            <w:u w:val="single"/>
-          </w:rPr>
-          <w:t>29:29</w:t>
-        </w:r>
-      </w:hyperlink>
+      <w:r>
+        <w:rPr>
+          <w:lang w:val="zh_TW" w:bidi="zh_TW"/>
+        </w:rPr>
+        <w:t>29:29</w:t>
+      </w:r>
       <w:r>
         <w:rPr>
           <w:lang w:val="zh_TW" w:bidi="zh_TW"/>
@@ -11228,18 +9758,12 @@
         </w:rPr>
         <w:t>這幾節經文對天使以及大衛的回應，比平行的經文（</w:t>
       </w:r>
-      <w:hyperlink r:id="rId243">
-        <w:r>
-          <w:rPr>
-            <w:lang w:val="zh_TW" w:bidi="zh_TW"/>
-          </w:rPr>
-          <w:rPr>
-            <w:color w:val="0000EE"/>
-            <w:u w:val="single"/>
-          </w:rPr>
-          <w:t>撒下24:17</w:t>
-        </w:r>
-      </w:hyperlink>
+      <w:r>
+        <w:rPr>
+          <w:lang w:val="zh_TW" w:bidi="zh_TW"/>
+        </w:rPr>
+        <w:t>撒下24:17</w:t>
+      </w:r>
       <w:r>
         <w:rPr>
           <w:lang w:val="zh_TW" w:bidi="zh_TW"/>
@@ -11294,48 +9818,30 @@
         </w:rPr>
         <w:t>這次的數點人數與隨之而來的瘟疫，最終引導大衛將阿珥楠的禾場獻作新的聖所地點。一般而言，獻祭應該是在基遍進行，因為會幕當時在那裡（見</w:t>
       </w:r>
-      <w:hyperlink r:id="rId169">
-        <w:r>
-          <w:rPr>
-            <w:lang w:val="zh_TW" w:bidi="zh_TW"/>
-          </w:rPr>
-          <w:rPr>
-            <w:color w:val="0000EE"/>
-            <w:u w:val="single"/>
-          </w:rPr>
-          <w:t>16:39</w:t>
-        </w:r>
-      </w:hyperlink>
+      <w:r>
+        <w:rPr>
+          <w:lang w:val="zh_TW" w:bidi="zh_TW"/>
+        </w:rPr>
+        <w:t>16:39</w:t>
+      </w:r>
       <w:r>
         <w:rPr>
           <w:lang w:val="zh_TW" w:bidi="zh_TW"/>
         </w:rPr>
         <w:t>，</w:t>
       </w:r>
-      <w:hyperlink r:id="rId170">
-        <w:r>
-          <w:rPr>
-            <w:lang w:val="zh_TW" w:bidi="zh_TW"/>
-          </w:rPr>
-          <w:rPr>
-            <w:color w:val="0000EE"/>
-            <w:u w:val="single"/>
-          </w:rPr>
-          <w:t>21:29；</w:t>
-        </w:r>
-      </w:hyperlink>
-      <w:hyperlink r:id="rId201">
-        <w:r>
-          <w:rPr>
-            <w:lang w:val="zh_TW" w:bidi="zh_TW"/>
-          </w:rPr>
-          <w:rPr>
-            <w:color w:val="0000EE"/>
-            <w:u w:val="single"/>
-          </w:rPr>
-          <w:t>代下1:3</w:t>
-        </w:r>
-      </w:hyperlink>
+      <w:r>
+        <w:rPr>
+          <w:lang w:val="zh_TW" w:bidi="zh_TW"/>
+        </w:rPr>
+        <w:t>21:29；</w:t>
+      </w:r>
+      <w:r>
+        <w:rPr>
+          <w:lang w:val="zh_TW" w:bidi="zh_TW"/>
+        </w:rPr>
+        <w:t>代下1:3</w:t>
+      </w:r>
       <w:r>
         <w:rPr>
           <w:lang w:val="zh_TW" w:bidi="zh_TW"/>
@@ -11355,18 +9861,12 @@
         </w:rPr>
         <w:t>止住，使大衛能按照他從先見迦得所領受的話，在那裡獻上祭物（</w:t>
       </w:r>
-      <w:hyperlink r:id="rId244">
-        <w:r>
-          <w:rPr>
-            <w:lang w:val="zh_TW" w:bidi="zh_TW"/>
-          </w:rPr>
-          <w:rPr>
-            <w:color w:val="0000EE"/>
-            <w:u w:val="single"/>
-          </w:rPr>
-          <w:t>代上21:18</w:t>
-        </w:r>
-      </w:hyperlink>
+      <w:r>
+        <w:rPr>
+          <w:lang w:val="zh_TW" w:bidi="zh_TW"/>
+        </w:rPr>
+        <w:t>代上21:18</w:t>
+      </w:r>
       <w:r>
         <w:rPr>
           <w:lang w:val="zh_TW" w:bidi="zh_TW"/>
@@ -11421,90 +9921,60 @@
         </w:rPr>
         <w:t>神曾應許大衛，他的國必永遠堅立，並且他的兒子要為耶和華建造聖殿（</w:t>
       </w:r>
-      <w:hyperlink r:id="rId245">
-        <w:r>
-          <w:rPr>
-            <w:lang w:val="zh_TW" w:bidi="zh_TW"/>
-          </w:rPr>
-          <w:rPr>
-            <w:color w:val="0000EE"/>
-            <w:u w:val="single"/>
-          </w:rPr>
-          <w:t>17:11–12</w:t>
-        </w:r>
-      </w:hyperlink>
+      <w:r>
+        <w:rPr>
+          <w:lang w:val="zh_TW" w:bidi="zh_TW"/>
+        </w:rPr>
+        <w:t>17:11–12</w:t>
+      </w:r>
       <w:r>
         <w:rPr>
           <w:lang w:val="zh_TW" w:bidi="zh_TW"/>
         </w:rPr>
         <w:t>）。如今地點既已選定（</w:t>
       </w:r>
-      <w:hyperlink r:id="rId246">
-        <w:r>
-          <w:rPr>
-            <w:lang w:val="zh_TW" w:bidi="zh_TW"/>
-          </w:rPr>
-          <w:rPr>
-            <w:color w:val="0000EE"/>
-            <w:u w:val="single"/>
-          </w:rPr>
-          <w:t>21:18–22:1</w:t>
-        </w:r>
-      </w:hyperlink>
+      <w:r>
+        <w:rPr>
+          <w:lang w:val="zh_TW" w:bidi="zh_TW"/>
+        </w:rPr>
+        <w:t>21:18–22:1</w:t>
+      </w:r>
       <w:r>
         <w:rPr>
           <w:lang w:val="zh_TW" w:bidi="zh_TW"/>
         </w:rPr>
         <w:t>），大衛便開始預備建造神的殿。他收集建殿所需的材料（</w:t>
       </w:r>
-      <w:hyperlink r:id="rId247">
-        <w:r>
-          <w:rPr>
-            <w:lang w:val="zh_TW" w:bidi="zh_TW"/>
-          </w:rPr>
-          <w:rPr>
-            <w:color w:val="0000EE"/>
-            <w:u w:val="single"/>
-          </w:rPr>
-          <w:t>22:2–5</w:t>
-        </w:r>
-      </w:hyperlink>
+      <w:r>
+        <w:rPr>
+          <w:lang w:val="zh_TW" w:bidi="zh_TW"/>
+        </w:rPr>
+        <w:t>22:2–5</w:t>
+      </w:r>
       <w:r>
         <w:rPr>
           <w:lang w:val="zh_TW" w:bidi="zh_TW"/>
         </w:rPr>
         <w:t>），並囑咐所羅門（</w:t>
       </w:r>
-      <w:hyperlink r:id="rId248">
-        <w:r>
-          <w:rPr>
-            <w:lang w:val="zh_TW" w:bidi="zh_TW"/>
-          </w:rPr>
-          <w:rPr>
-            <w:color w:val="0000EE"/>
-            <w:u w:val="single"/>
-          </w:rPr>
-          <w:t>22:6–16</w:t>
-        </w:r>
-      </w:hyperlink>
+      <w:r>
+        <w:rPr>
+          <w:lang w:val="zh_TW" w:bidi="zh_TW"/>
+        </w:rPr>
+        <w:t>22:6–16</w:t>
+      </w:r>
       <w:r>
         <w:rPr>
           <w:lang w:val="zh_TW" w:bidi="zh_TW"/>
         </w:rPr>
         <w:t>）以及以色列的首領（</w:t>
       </w:r>
-      <w:hyperlink r:id="rId249">
-        <w:r>
-          <w:rPr>
-            <w:lang w:val="zh_TW" w:bidi="zh_TW"/>
-          </w:rPr>
-          <w:rPr>
-            <w:color w:val="0000EE"/>
-            <w:u w:val="single"/>
-          </w:rPr>
-          <w:t>22:17–19</w:t>
-        </w:r>
-      </w:hyperlink>
+      <w:r>
+        <w:rPr>
+          <w:lang w:val="zh_TW" w:bidi="zh_TW"/>
+        </w:rPr>
+        <w:t>22:17–19</w:t>
+      </w:r>
       <w:r>
         <w:rPr>
           <w:lang w:val="zh_TW" w:bidi="zh_TW"/>
@@ -11559,84 +10029,54 @@
         </w:rPr>
         <w:t>當所羅門年幼且缺乏經驗時（另見</w:t>
       </w:r>
-      <w:hyperlink r:id="rId250">
-        <w:r>
-          <w:rPr>
-            <w:lang w:val="zh_TW" w:bidi="zh_TW"/>
-          </w:rPr>
-          <w:rPr>
-            <w:color w:val="0000EE"/>
-            <w:u w:val="single"/>
-          </w:rPr>
-          <w:t>29:1</w:t>
-        </w:r>
-      </w:hyperlink>
+      <w:r>
+        <w:rPr>
+          <w:lang w:val="zh_TW" w:bidi="zh_TW"/>
+        </w:rPr>
+        <w:t>29:1</w:t>
+      </w:r>
       <w:r>
         <w:rPr>
           <w:lang w:val="zh_TW" w:bidi="zh_TW"/>
         </w:rPr>
         <w:t>；參</w:t>
       </w:r>
-      <w:hyperlink r:id="rId251">
-        <w:r>
-          <w:rPr>
-            <w:lang w:val="zh_TW" w:bidi="zh_TW"/>
-          </w:rPr>
-          <w:rPr>
-            <w:color w:val="0000EE"/>
-            <w:u w:val="single"/>
-          </w:rPr>
-          <w:t>王上3:7；</w:t>
-        </w:r>
-      </w:hyperlink>
-      <w:hyperlink r:id="rId252">
-        <w:r>
-          <w:rPr>
-            <w:lang w:val="zh_TW" w:bidi="zh_TW"/>
-          </w:rPr>
-          <w:rPr>
-            <w:color w:val="0000EE"/>
-            <w:u w:val="single"/>
-          </w:rPr>
-          <w:t>代下13:7</w:t>
-        </w:r>
-      </w:hyperlink>
+      <w:r>
+        <w:rPr>
+          <w:lang w:val="zh_TW" w:bidi="zh_TW"/>
+        </w:rPr>
+        <w:t>王上3:7；</w:t>
+      </w:r>
+      <w:r>
+        <w:rPr>
+          <w:lang w:val="zh_TW" w:bidi="zh_TW"/>
+        </w:rPr>
+        <w:t>代下13:7</w:t>
+      </w:r>
       <w:r>
         <w:rPr>
           <w:lang w:val="zh_TW" w:bidi="zh_TW"/>
         </w:rPr>
         <w:t>），大衛有智慧與才能預備建殿所需的一切；他也設計了聖殿的樣式（</w:t>
       </w:r>
-      <w:hyperlink r:id="rId253">
-        <w:r>
-          <w:rPr>
-            <w:lang w:val="zh_TW" w:bidi="zh_TW"/>
-          </w:rPr>
-          <w:rPr>
-            <w:color w:val="0000EE"/>
-            <w:u w:val="single"/>
-          </w:rPr>
-          <w:t>代上28:11–12</w:t>
-        </w:r>
-      </w:hyperlink>
+      <w:r>
+        <w:rPr>
+          <w:lang w:val="zh_TW" w:bidi="zh_TW"/>
+        </w:rPr>
+        <w:t>代上28:11–12</w:t>
+      </w:r>
       <w:r>
         <w:rPr>
           <w:lang w:val="zh_TW" w:bidi="zh_TW"/>
         </w:rPr>
         <w:t>）。後來，神賜給所羅門治國與建造聖殿所需的智慧（見</w:t>
       </w:r>
-      <w:hyperlink r:id="rId254">
-        <w:r>
-          <w:rPr>
-            <w:lang w:val="zh_TW" w:bidi="zh_TW"/>
-          </w:rPr>
-          <w:rPr>
-            <w:color w:val="0000EE"/>
-            <w:u w:val="single"/>
-          </w:rPr>
-          <w:t>代下1:7–12</w:t>
-        </w:r>
-      </w:hyperlink>
+      <w:r>
+        <w:rPr>
+          <w:lang w:val="zh_TW" w:bidi="zh_TW"/>
+        </w:rPr>
+        <w:t>代下1:7–12</w:t>
+      </w:r>
       <w:r>
         <w:rPr>
           <w:lang w:val="zh_TW" w:bidi="zh_TW"/>
@@ -11691,108 +10131,72 @@
         </w:rPr>
         <w:t>神不許大衛建造聖殿，因為他流了許多人的血（參</w:t>
       </w:r>
-      <w:hyperlink r:id="rId255">
-        <w:r>
-          <w:rPr>
-            <w:lang w:val="zh_TW" w:bidi="zh_TW"/>
-          </w:rPr>
-          <w:rPr>
-            <w:color w:val="0000EE"/>
-            <w:u w:val="single"/>
-          </w:rPr>
-          <w:t>王上5:3–4</w:t>
-        </w:r>
-      </w:hyperlink>
+      <w:r>
+        <w:rPr>
+          <w:lang w:val="zh_TW" w:bidi="zh_TW"/>
+        </w:rPr>
+        <w:t>王上5:3–4</w:t>
+      </w:r>
       <w:r>
         <w:rPr>
           <w:lang w:val="zh_TW" w:bidi="zh_TW"/>
         </w:rPr>
         <w:t>）。大衛所進行的爭戰並非不道德，神曾賜福並支持他作戰。然而，大衛在爭戰中流了人的血，也使許多人喪命，在禮儀上被視為沾染了某種不潔（見</w:t>
       </w:r>
-      <w:hyperlink r:id="rId256">
-        <w:r>
-          <w:rPr>
-            <w:lang w:val="zh_TW" w:bidi="zh_TW"/>
-          </w:rPr>
-          <w:rPr>
-            <w:color w:val="0000EE"/>
-            <w:u w:val="single"/>
-          </w:rPr>
-          <w:t>代上28:3</w:t>
-        </w:r>
-      </w:hyperlink>
+      <w:r>
+        <w:rPr>
+          <w:lang w:val="zh_TW" w:bidi="zh_TW"/>
+        </w:rPr>
+        <w:t>代上28:3</w:t>
+      </w:r>
       <w:r>
         <w:rPr>
           <w:lang w:val="zh_TW" w:bidi="zh_TW"/>
         </w:rPr>
         <w:t>；參</w:t>
       </w:r>
-      <w:hyperlink r:id="rId257">
-        <w:r>
-          <w:rPr>
-            <w:lang w:val="zh_TW" w:bidi="zh_TW"/>
-          </w:rPr>
-          <w:rPr>
-            <w:color w:val="0000EE"/>
-            <w:u w:val="single"/>
-          </w:rPr>
-          <w:t>創4:10–12</w:t>
-        </w:r>
-      </w:hyperlink>
+      <w:r>
+        <w:rPr>
+          <w:lang w:val="zh_TW" w:bidi="zh_TW"/>
+        </w:rPr>
+        <w:t>創4:10–12</w:t>
+      </w:r>
       <w:r>
         <w:rPr>
           <w:lang w:val="zh_TW" w:bidi="zh_TW"/>
         </w:rPr>
         <w:t>；</w:t>
       </w:r>
-      <w:hyperlink r:id="rId258">
-        <w:r>
-          <w:rPr>
-            <w:lang w:val="zh_TW" w:bidi="zh_TW"/>
-          </w:rPr>
-          <w:rPr>
-            <w:color w:val="0000EE"/>
-            <w:u w:val="single"/>
-          </w:rPr>
-          <w:t>利17:3–4</w:t>
-        </w:r>
-      </w:hyperlink>
+      <w:r>
+        <w:rPr>
+          <w:lang w:val="zh_TW" w:bidi="zh_TW"/>
+        </w:rPr>
+        <w:t>利17:3–4</w:t>
+      </w:r>
       <w:r>
         <w:rPr>
           <w:lang w:val="zh_TW" w:bidi="zh_TW"/>
         </w:rPr>
         <w:t>；</w:t>
       </w:r>
-      <w:hyperlink r:id="rId259">
-        <w:r>
-          <w:rPr>
-            <w:lang w:val="zh_TW" w:bidi="zh_TW"/>
-          </w:rPr>
-          <w:rPr>
-            <w:color w:val="0000EE"/>
-            <w:u w:val="single"/>
-          </w:rPr>
-          <w:t>申21:1–9</w:t>
-        </w:r>
-      </w:hyperlink>
+      <w:r>
+        <w:rPr>
+          <w:lang w:val="zh_TW" w:bidi="zh_TW"/>
+        </w:rPr>
+        <w:t>申21:1–9</w:t>
+      </w:r>
       <w:r>
         <w:rPr>
           <w:lang w:val="zh_TW" w:bidi="zh_TW"/>
         </w:rPr>
         <w:t>；</w:t>
       </w:r>
-      <w:hyperlink r:id="rId260">
-        <w:r>
-          <w:rPr>
-            <w:lang w:val="zh_TW" w:bidi="zh_TW"/>
-          </w:rPr>
-          <w:rPr>
-            <w:color w:val="0000EE"/>
-            <w:u w:val="single"/>
-          </w:rPr>
-          <w:t>太27:24–25</w:t>
-        </w:r>
-      </w:hyperlink>
+      <w:r>
+        <w:rPr>
+          <w:lang w:val="zh_TW" w:bidi="zh_TW"/>
+        </w:rPr>
+        <w:t>太27:24–25</w:t>
+      </w:r>
       <w:r>
         <w:rPr>
           <w:lang w:val="zh_TW" w:bidi="zh_TW"/>
@@ -11851,18 +10255,12 @@
         </w:rPr>
         <w:t>所羅門是一位和平的人，沒有經歷爭戰，也沒有在爭戰中流人的血。聖殿正是在他太平的統治期間建造的（見</w:t>
       </w:r>
-      <w:hyperlink r:id="rId204">
-        <w:r>
-          <w:rPr>
-            <w:lang w:val="zh_TW" w:bidi="zh_TW"/>
-          </w:rPr>
-          <w:rPr>
-            <w:color w:val="0000EE"/>
-            <w:u w:val="single"/>
-          </w:rPr>
-          <w:t>代下2–7章</w:t>
-        </w:r>
-      </w:hyperlink>
+      <w:r>
+        <w:rPr>
+          <w:lang w:val="zh_TW" w:bidi="zh_TW"/>
+        </w:rPr>
+        <w:t>代下2–7章</w:t>
+      </w:r>
       <w:r>
         <w:rPr>
           <w:lang w:val="zh_TW" w:bidi="zh_TW"/>
@@ -11952,18 +10350,12 @@
         </w:rPr>
         <w:t>當大衛立他兒子所羅門作以色列的王時（參</w:t>
       </w:r>
-      <w:hyperlink r:id="rId261">
-        <w:r>
-          <w:rPr>
-            <w:lang w:val="zh_TW" w:bidi="zh_TW"/>
-          </w:rPr>
-          <w:rPr>
-            <w:color w:val="0000EE"/>
-            <w:u w:val="single"/>
-          </w:rPr>
-          <w:t>王上1章</w:t>
-        </w:r>
-      </w:hyperlink>
+      <w:r>
+        <w:rPr>
+          <w:lang w:val="zh_TW" w:bidi="zh_TW"/>
+        </w:rPr>
+        <w:t>王上1章</w:t>
+      </w:r>
       <w:r>
         <w:rPr>
           <w:lang w:val="zh_TW" w:bidi="zh_TW"/>
@@ -11988,36 +10380,24 @@
         </w:rPr>
         <w:t>所羅門登基的記載延續於在</w:t>
       </w:r>
-      <w:hyperlink r:id="rId262">
-        <w:r>
-          <w:rPr>
-            <w:lang w:val="zh_TW" w:bidi="zh_TW"/>
-          </w:rPr>
-          <w:rPr>
-            <w:color w:val="0000EE"/>
-            <w:u w:val="single"/>
-          </w:rPr>
-          <w:t>歷代志上二十八至二十九章</w:t>
-        </w:r>
-      </w:hyperlink>
+      <w:r>
+        <w:rPr>
+          <w:lang w:val="zh_TW" w:bidi="zh_TW"/>
+        </w:rPr>
+        <w:t>歷代志上二十八至二十九章</w:t>
+      </w:r>
       <w:r>
         <w:rPr>
           <w:lang w:val="zh_TW" w:bidi="zh_TW"/>
         </w:rPr>
         <w:t>中；而中間的幾章（</w:t>
       </w:r>
-      <w:hyperlink r:id="rId263">
-        <w:r>
-          <w:rPr>
-            <w:lang w:val="zh_TW" w:bidi="zh_TW"/>
-          </w:rPr>
-          <w:rPr>
-            <w:color w:val="0000EE"/>
-            <w:u w:val="single"/>
-          </w:rPr>
-          <w:t>23:3–27:24</w:t>
-        </w:r>
-      </w:hyperlink>
+      <w:r>
+        <w:rPr>
+          <w:lang w:val="zh_TW" w:bidi="zh_TW"/>
+        </w:rPr>
+        <w:t>23:3–27:24</w:t>
+      </w:r>
       <w:r>
         <w:rPr>
           <w:lang w:val="zh_TW" w:bidi="zh_TW"/>
@@ -12120,36 +10500,24 @@
         </w:rPr>
         <w:t>大衛按著利未人宗族，將他們分成各組。當時可用的祭司人數遠超過一座聖殿所需，因此這樣的分組成為一種必要的輪班制度，使所有的祭司和利未人都能定期在聖殿中服事（參</w:t>
       </w:r>
-      <w:hyperlink r:id="rId264">
-        <w:r>
-          <w:rPr>
-            <w:lang w:val="zh_TW" w:bidi="zh_TW"/>
-          </w:rPr>
-          <w:rPr>
-            <w:color w:val="0000EE"/>
-            <w:u w:val="single"/>
-          </w:rPr>
-          <w:t>路1:5</w:t>
-        </w:r>
-      </w:hyperlink>
+      <w:r>
+        <w:rPr>
+          <w:lang w:val="zh_TW" w:bidi="zh_TW"/>
+        </w:rPr>
+        <w:t>路1:5</w:t>
+      </w:r>
       <w:r>
         <w:rPr>
           <w:lang w:val="zh_TW" w:bidi="zh_TW"/>
         </w:rPr>
         <w:t>、</w:t>
       </w:r>
-      <w:hyperlink r:id="rId265">
-        <w:r>
-          <w:rPr>
-            <w:lang w:val="zh_TW" w:bidi="zh_TW"/>
-          </w:rPr>
-          <w:rPr>
-            <w:color w:val="0000EE"/>
-            <w:u w:val="single"/>
-          </w:rPr>
-          <w:t>8</w:t>
-        </w:r>
-      </w:hyperlink>
+      <w:r>
+        <w:rPr>
+          <w:lang w:val="zh_TW" w:bidi="zh_TW"/>
+        </w:rPr>
+        <w:t>8</w:t>
+      </w:r>
       <w:r>
         <w:rPr>
           <w:lang w:val="zh_TW" w:bidi="zh_TW"/>
@@ -12204,36 +10572,24 @@
         </w:rPr>
         <w:t>在</w:t>
       </w:r>
-      <w:hyperlink r:id="rId266">
-        <w:r>
-          <w:rPr>
-            <w:lang w:val="zh_TW" w:bidi="zh_TW"/>
-          </w:rPr>
-          <w:rPr>
-            <w:color w:val="0000EE"/>
-            <w:u w:val="single"/>
-          </w:rPr>
-          <w:t>二十三章3節</w:t>
-        </w:r>
-      </w:hyperlink>
+      <w:r>
+        <w:rPr>
+          <w:lang w:val="zh_TW" w:bidi="zh_TW"/>
+        </w:rPr>
+        <w:t>二十三章3節</w:t>
+      </w:r>
       <w:r>
         <w:rPr>
           <w:lang w:val="zh_TW" w:bidi="zh_TW"/>
         </w:rPr>
         <w:t>的數點人數中，人數是從三十歲開始計算，但實際分組登記時卻包括了二十歲以上的人（參</w:t>
       </w:r>
-      <w:hyperlink r:id="rId267">
-        <w:r>
-          <w:rPr>
-            <w:lang w:val="zh_TW" w:bidi="zh_TW"/>
-          </w:rPr>
-          <w:rPr>
-            <w:color w:val="0000EE"/>
-            <w:u w:val="single"/>
-          </w:rPr>
-          <w:t>民1:3</w:t>
-        </w:r>
-      </w:hyperlink>
+      <w:r>
+        <w:rPr>
+          <w:lang w:val="zh_TW" w:bidi="zh_TW"/>
+        </w:rPr>
+        <w:t>民1:3</w:t>
+      </w:r>
       <w:r>
         <w:rPr>
           <w:lang w:val="zh_TW" w:bidi="zh_TW"/>
@@ -12288,18 +10644,12 @@
         </w:rPr>
         <w:t>利未人的工作是協助祭司，他們以各種方式完成這項職任：維護聖殿、擺設陳設餅與其它供物、歌唱讚美，並在獻祭時協助祭司。這些職任由不同的利未人家族支派分別承擔（</w:t>
       </w:r>
-      <w:hyperlink r:id="rId268">
-        <w:r>
-          <w:rPr>
-            <w:lang w:val="zh_TW" w:bidi="zh_TW"/>
-          </w:rPr>
-          <w:rPr>
-            <w:color w:val="0000EE"/>
-            <w:u w:val="single"/>
-          </w:rPr>
-          <w:t>23:4–6</w:t>
-        </w:r>
-      </w:hyperlink>
+      <w:r>
+        <w:rPr>
+          <w:lang w:val="zh_TW" w:bidi="zh_TW"/>
+        </w:rPr>
+        <w:t>23:4–6</w:t>
+      </w:r>
       <w:r>
         <w:rPr>
           <w:lang w:val="zh_TW" w:bidi="zh_TW"/>
@@ -12402,54 +10752,36 @@
         </w:rPr>
         <w:t>關於祭司職任的記載僅限於他們按班次的編組，以及透過掣籤分派職務。歷代志的作者沒有詳細說明他們的職任，因為這些職任早已確立（見</w:t>
       </w:r>
-      <w:hyperlink r:id="rId269">
-        <w:r>
-          <w:rPr>
-            <w:lang w:val="zh_TW" w:bidi="zh_TW"/>
-          </w:rPr>
-          <w:rPr>
-            <w:color w:val="0000EE"/>
-            <w:u w:val="single"/>
-          </w:rPr>
-          <w:t>出28:1–5</w:t>
-        </w:r>
-      </w:hyperlink>
+      <w:r>
+        <w:rPr>
+          <w:lang w:val="zh_TW" w:bidi="zh_TW"/>
+        </w:rPr>
+        <w:t>出28:1–5</w:t>
+      </w:r>
       <w:r>
         <w:rPr>
           <w:lang w:val="zh_TW" w:bidi="zh_TW"/>
         </w:rPr>
         <w:t>；</w:t>
       </w:r>
-      <w:hyperlink r:id="rId270">
-        <w:r>
-          <w:rPr>
-            <w:lang w:val="zh_TW" w:bidi="zh_TW"/>
-          </w:rPr>
-          <w:rPr>
-            <w:color w:val="0000EE"/>
-            <w:u w:val="single"/>
-          </w:rPr>
-          <w:t>利1–7章</w:t>
-        </w:r>
-      </w:hyperlink>
+      <w:r>
+        <w:rPr>
+          <w:lang w:val="zh_TW" w:bidi="zh_TW"/>
+        </w:rPr>
+        <w:t>利1–7章</w:t>
+      </w:r>
       <w:r>
         <w:rPr>
           <w:lang w:val="zh_TW" w:bidi="zh_TW"/>
         </w:rPr>
         <w:t>；</w:t>
       </w:r>
-      <w:hyperlink r:id="rId271">
-        <w:r>
-          <w:rPr>
-            <w:lang w:val="zh_TW" w:bidi="zh_TW"/>
-          </w:rPr>
-          <w:rPr>
-            <w:color w:val="0000EE"/>
-            <w:u w:val="single"/>
-          </w:rPr>
-          <w:t>民6:22–27</w:t>
-        </w:r>
-      </w:hyperlink>
+      <w:r>
+        <w:rPr>
+          <w:lang w:val="zh_TW" w:bidi="zh_TW"/>
+        </w:rPr>
+        <w:t>民6:22–27</w:t>
+      </w:r>
       <w:r>
         <w:rPr>
           <w:lang w:val="zh_TW" w:bidi="zh_TW"/>
@@ -12504,48 +10836,30 @@
         </w:rPr>
         <w:t>在大衛時期，撒督和亞希米勒是這兩個祭司家族的領袖（見</w:t>
       </w:r>
-      <w:hyperlink r:id="rId272">
-        <w:r>
-          <w:rPr>
-            <w:lang w:val="zh_TW" w:bidi="zh_TW"/>
-          </w:rPr>
-          <w:rPr>
-            <w:color w:val="0000EE"/>
-            <w:u w:val="single"/>
-          </w:rPr>
-          <w:t>6:8</w:t>
-        </w:r>
-      </w:hyperlink>
+      <w:r>
+        <w:rPr>
+          <w:lang w:val="zh_TW" w:bidi="zh_TW"/>
+        </w:rPr>
+        <w:t>6:8</w:t>
+      </w:r>
       <w:r>
         <w:rPr>
           <w:lang w:val="zh_TW" w:bidi="zh_TW"/>
         </w:rPr>
         <w:t>，</w:t>
       </w:r>
-      <w:hyperlink r:id="rId273">
-        <w:r>
-          <w:rPr>
-            <w:lang w:val="zh_TW" w:bidi="zh_TW"/>
-          </w:rPr>
-          <w:rPr>
-            <w:color w:val="0000EE"/>
-            <w:u w:val="single"/>
-          </w:rPr>
-          <w:t>18:16；</w:t>
-        </w:r>
-      </w:hyperlink>
-      <w:hyperlink r:id="rId274">
-        <w:r>
-          <w:rPr>
-            <w:lang w:val="zh_TW" w:bidi="zh_TW"/>
-          </w:rPr>
-          <w:rPr>
-            <w:color w:val="0000EE"/>
-            <w:u w:val="single"/>
-          </w:rPr>
-          <w:t>撒下8:17</w:t>
-        </w:r>
-      </w:hyperlink>
+      <w:r>
+        <w:rPr>
+          <w:lang w:val="zh_TW" w:bidi="zh_TW"/>
+        </w:rPr>
+        <w:t>18:16；</w:t>
+      </w:r>
+      <w:r>
+        <w:rPr>
+          <w:lang w:val="zh_TW" w:bidi="zh_TW"/>
+        </w:rPr>
+        <w:t>撒下8:17</w:t>
+      </w:r>
       <w:r>
         <w:rPr>
           <w:lang w:val="zh_TW" w:bidi="zh_TW"/>
@@ -12600,54 +10914,36 @@
         </w:rPr>
         <w:t>為祭司所設立的二十四個班次，在許多世代中一直未曾更動；</w:t>
       </w:r>
-      <w:hyperlink r:id="rId264">
-        <w:r>
-          <w:rPr>
-            <w:lang w:val="zh_TW" w:bidi="zh_TW"/>
-          </w:rPr>
-          <w:rPr>
-            <w:color w:val="0000EE"/>
-            <w:u w:val="single"/>
-          </w:rPr>
-          <w:t>路加福音一章5</w:t>
-        </w:r>
-      </w:hyperlink>
+      <w:r>
+        <w:rPr>
+          <w:lang w:val="zh_TW" w:bidi="zh_TW"/>
+        </w:rPr>
+        <w:t>路加福音一章5</w:t>
+      </w:r>
       <w:r>
         <w:rPr>
           <w:lang w:val="zh_TW" w:bidi="zh_TW"/>
         </w:rPr>
         <w:t>、</w:t>
       </w:r>
-      <w:hyperlink r:id="rId265">
-        <w:r>
-          <w:rPr>
-            <w:lang w:val="zh_TW" w:bidi="zh_TW"/>
-          </w:rPr>
-          <w:rPr>
-            <w:color w:val="0000EE"/>
-            <w:u w:val="single"/>
-          </w:rPr>
-          <w:t>8節</w:t>
-        </w:r>
-      </w:hyperlink>
+      <w:r>
+        <w:rPr>
+          <w:lang w:val="zh_TW" w:bidi="zh_TW"/>
+        </w:rPr>
+        <w:t>8節</w:t>
+      </w:r>
       <w:r>
         <w:rPr>
           <w:lang w:val="zh_TW" w:bidi="zh_TW"/>
         </w:rPr>
         <w:t>中特別提到其中的亞比雅班（</w:t>
       </w:r>
-      <w:hyperlink r:id="rId275">
-        <w:r>
-          <w:rPr>
-            <w:lang w:val="zh_TW" w:bidi="zh_TW"/>
-          </w:rPr>
-          <w:rPr>
-            <w:color w:val="0000EE"/>
-            <w:u w:val="single"/>
-          </w:rPr>
-          <w:t>24:10</w:t>
-        </w:r>
-      </w:hyperlink>
+      <w:r>
+        <w:rPr>
+          <w:lang w:val="zh_TW" w:bidi="zh_TW"/>
+        </w:rPr>
+        <w:t>24:10</w:t>
+      </w:r>
       <w:r>
         <w:rPr>
           <w:lang w:val="zh_TW" w:bidi="zh_TW"/>
@@ -12702,18 +10998,12 @@
         </w:rPr>
         <w:t>這裡所說的「其餘的子孫」可能是指那些雖非祭司、但已經被記錄在案的利未支派成員（見</w:t>
       </w:r>
-      <w:hyperlink r:id="rId276">
-        <w:r>
-          <w:rPr>
-            <w:lang w:val="zh_TW" w:bidi="zh_TW"/>
-          </w:rPr>
-          <w:rPr>
-            <w:color w:val="0000EE"/>
-            <w:u w:val="single"/>
-          </w:rPr>
-          <w:t>23:6–23</w:t>
-        </w:r>
-      </w:hyperlink>
+      <w:r>
+        <w:rPr>
+          <w:lang w:val="zh_TW" w:bidi="zh_TW"/>
+        </w:rPr>
+        <w:t>23:6–23</w:t>
+      </w:r>
       <w:r>
         <w:rPr>
           <w:lang w:val="zh_TW" w:bidi="zh_TW"/>
@@ -12768,18 +11058,12 @@
         </w:rPr>
         <w:t>利未人的編制依循與祭司相同的原則（</w:t>
       </w:r>
-      <w:hyperlink r:id="rId277">
-        <w:r>
-          <w:rPr>
-            <w:lang w:val="zh_TW" w:bidi="zh_TW"/>
-          </w:rPr>
-          <w:rPr>
-            <w:color w:val="0000EE"/>
-            <w:u w:val="single"/>
-          </w:rPr>
-          <w:t>24:5–6</w:t>
-        </w:r>
-      </w:hyperlink>
+      <w:r>
+        <w:rPr>
+          <w:lang w:val="zh_TW" w:bidi="zh_TW"/>
+        </w:rPr>
+        <w:t>24:5–6</w:t>
+      </w:r>
       <w:r>
         <w:rPr>
           <w:lang w:val="zh_TW" w:bidi="zh_TW"/>
@@ -12834,120 +11118,78 @@
         </w:rPr>
         <w:t>亞薩：見</w:t>
       </w:r>
-      <w:hyperlink r:id="rId278">
-        <w:r>
-          <w:rPr>
-            <w:lang w:val="zh_TW" w:bidi="zh_TW"/>
-          </w:rPr>
-          <w:rPr>
-            <w:color w:val="0000EE"/>
-            <w:u w:val="single"/>
-          </w:rPr>
-          <w:t>六章39至40節</w:t>
-        </w:r>
-      </w:hyperlink>
+      <w:r>
+        <w:rPr>
+          <w:lang w:val="zh_TW" w:bidi="zh_TW"/>
+        </w:rPr>
+        <w:t>六章39至40節</w:t>
+      </w:r>
       <w:r>
         <w:rPr>
           <w:lang w:val="zh_TW" w:bidi="zh_TW"/>
         </w:rPr>
         <w:t>，</w:t>
       </w:r>
-      <w:hyperlink r:id="rId279">
-        <w:r>
-          <w:rPr>
-            <w:lang w:val="zh_TW" w:bidi="zh_TW"/>
-          </w:rPr>
-          <w:rPr>
-            <w:color w:val="0000EE"/>
-            <w:u w:val="single"/>
-          </w:rPr>
-          <w:t>十五章17至19節</w:t>
-        </w:r>
-      </w:hyperlink>
+      <w:r>
+        <w:rPr>
+          <w:lang w:val="zh_TW" w:bidi="zh_TW"/>
+        </w:rPr>
+        <w:t>十五章17至19節</w:t>
+      </w:r>
       <w:r>
         <w:rPr>
           <w:lang w:val="zh_TW" w:bidi="zh_TW"/>
         </w:rPr>
         <w:t>，</w:t>
       </w:r>
-      <w:hyperlink r:id="rId280">
-        <w:r>
-          <w:rPr>
-            <w:lang w:val="zh_TW" w:bidi="zh_TW"/>
-          </w:rPr>
-          <w:rPr>
-            <w:color w:val="0000EE"/>
-            <w:u w:val="single"/>
-          </w:rPr>
-          <w:t>十六章5節</w:t>
-        </w:r>
-      </w:hyperlink>
+      <w:r>
+        <w:rPr>
+          <w:lang w:val="zh_TW" w:bidi="zh_TW"/>
+        </w:rPr>
+        <w:t>十六章5節</w:t>
+      </w:r>
       <w:r>
         <w:rPr>
           <w:lang w:val="zh_TW" w:bidi="zh_TW"/>
         </w:rPr>
         <w:t>，</w:t>
       </w:r>
-      <w:hyperlink r:id="rId281">
-        <w:r>
-          <w:rPr>
-            <w:lang w:val="zh_TW" w:bidi="zh_TW"/>
-          </w:rPr>
-          <w:rPr>
-            <w:color w:val="0000EE"/>
-            <w:u w:val="single"/>
-          </w:rPr>
-          <w:t>歷代志下二十九章30節</w:t>
-        </w:r>
-      </w:hyperlink>
+      <w:r>
+        <w:rPr>
+          <w:lang w:val="zh_TW" w:bidi="zh_TW"/>
+        </w:rPr>
+        <w:t>歷代志下二十九章30節</w:t>
+      </w:r>
       <w:r>
         <w:rPr>
           <w:lang w:val="zh_TW" w:bidi="zh_TW"/>
         </w:rPr>
         <w:t>，</w:t>
       </w:r>
-      <w:hyperlink r:id="rId282">
-        <w:r>
-          <w:rPr>
-            <w:lang w:val="zh_TW" w:bidi="zh_TW"/>
-          </w:rPr>
-          <w:rPr>
-            <w:color w:val="0000EE"/>
-            <w:u w:val="single"/>
-          </w:rPr>
-          <w:t>以斯拉記二章40至41節</w:t>
-        </w:r>
-      </w:hyperlink>
+      <w:r>
+        <w:rPr>
+          <w:lang w:val="zh_TW" w:bidi="zh_TW"/>
+        </w:rPr>
+        <w:t>以斯拉記二章40至41節</w:t>
+      </w:r>
       <w:r>
         <w:rPr>
           <w:lang w:val="zh_TW" w:bidi="zh_TW"/>
         </w:rPr>
         <w:t>，</w:t>
       </w:r>
-      <w:hyperlink r:id="rId105">
-        <w:r>
-          <w:rPr>
-            <w:lang w:val="zh_TW" w:bidi="zh_TW"/>
-          </w:rPr>
-          <w:rPr>
-            <w:color w:val="0000EE"/>
-            <w:u w:val="single"/>
-          </w:rPr>
-          <w:t>詩篇五十、</w:t>
-        </w:r>
-      </w:hyperlink>
-      <w:hyperlink r:id="rId283">
-        <w:r>
-          <w:rPr>
-            <w:lang w:val="zh_TW" w:bidi="zh_TW"/>
-          </w:rPr>
-          <w:rPr>
-            <w:color w:val="0000EE"/>
-            <w:u w:val="single"/>
-          </w:rPr>
-          <w:t>七十三至</w:t>
-        </w:r>
-      </w:hyperlink>
+      <w:r>
+        <w:rPr>
+          <w:lang w:val="zh_TW" w:bidi="zh_TW"/>
+        </w:rPr>
+        <w:t>詩篇五十、</w:t>
+      </w:r>
+      <w:r>
+        <w:rPr>
+          <w:lang w:val="zh_TW" w:bidi="zh_TW"/>
+        </w:rPr>
+        <w:t>七十三至</w:t>
+      </w:r>
       <w:r>
         <w:rPr>
           <w:lang w:val="zh_TW" w:bidi="zh_TW"/>
@@ -12968,36 +11210,24 @@
         </w:rPr>
         <w:t>希幔：見</w:t>
       </w:r>
-      <w:hyperlink r:id="rId284">
-        <w:r>
-          <w:rPr>
-            <w:lang w:val="zh_TW" w:bidi="zh_TW"/>
-          </w:rPr>
-          <w:rPr>
-            <w:color w:val="0000EE"/>
-            <w:u w:val="single"/>
-          </w:rPr>
-          <w:t>歷代志上六章33至38節</w:t>
-        </w:r>
-      </w:hyperlink>
+      <w:r>
+        <w:rPr>
+          <w:lang w:val="zh_TW" w:bidi="zh_TW"/>
+        </w:rPr>
+        <w:t>歷代志上六章33至38節</w:t>
+      </w:r>
       <w:r>
         <w:rPr>
           <w:lang w:val="zh_TW" w:bidi="zh_TW"/>
         </w:rPr>
         <w:t>，</w:t>
       </w:r>
-      <w:hyperlink r:id="rId285">
-        <w:r>
-          <w:rPr>
-            <w:lang w:val="zh_TW" w:bidi="zh_TW"/>
-          </w:rPr>
-          <w:rPr>
-            <w:color w:val="0000EE"/>
-            <w:u w:val="single"/>
-          </w:rPr>
-          <w:t>詩篇八十八篇</w:t>
-        </w:r>
-      </w:hyperlink>
+      <w:r>
+        <w:rPr>
+          <w:lang w:val="zh_TW" w:bidi="zh_TW"/>
+        </w:rPr>
+        <w:t>詩篇八十八篇</w:t>
+      </w:r>
       <w:r>
         <w:rPr>
           <w:lang w:val="zh_TW" w:bidi="zh_TW"/>
@@ -13018,108 +11248,72 @@
         </w:rPr>
         <w:t>耶杜頓：見</w:t>
       </w:r>
-      <w:hyperlink r:id="rId286">
-        <w:r>
-          <w:rPr>
-            <w:lang w:val="zh_TW" w:bidi="zh_TW"/>
-          </w:rPr>
-          <w:rPr>
-            <w:color w:val="0000EE"/>
-            <w:u w:val="single"/>
-          </w:rPr>
-          <w:t>歷代志上十六章41至42節</w:t>
-        </w:r>
-      </w:hyperlink>
+      <w:r>
+        <w:rPr>
+          <w:lang w:val="zh_TW" w:bidi="zh_TW"/>
+        </w:rPr>
+        <w:t>歷代志上十六章41至42節</w:t>
+      </w:r>
       <w:r>
         <w:rPr>
           <w:lang w:val="zh_TW" w:bidi="zh_TW"/>
         </w:rPr>
         <w:t>，</w:t>
       </w:r>
-      <w:hyperlink r:id="rId287">
-        <w:r>
-          <w:rPr>
-            <w:lang w:val="zh_TW" w:bidi="zh_TW"/>
-          </w:rPr>
-          <w:rPr>
-            <w:color w:val="0000EE"/>
-            <w:u w:val="single"/>
-          </w:rPr>
-          <w:t>歷代志下五章12節</w:t>
-        </w:r>
-      </w:hyperlink>
+      <w:r>
+        <w:rPr>
+          <w:lang w:val="zh_TW" w:bidi="zh_TW"/>
+        </w:rPr>
+        <w:t>歷代志下五章12節</w:t>
+      </w:r>
       <w:r>
         <w:rPr>
           <w:lang w:val="zh_TW" w:bidi="zh_TW"/>
         </w:rPr>
         <w:t>，</w:t>
       </w:r>
-      <w:hyperlink r:id="rId288">
-        <w:r>
-          <w:rPr>
-            <w:lang w:val="zh_TW" w:bidi="zh_TW"/>
-          </w:rPr>
-          <w:rPr>
-            <w:color w:val="0000EE"/>
-            <w:u w:val="single"/>
-          </w:rPr>
-          <w:t>三十五章15節</w:t>
-        </w:r>
-      </w:hyperlink>
+      <w:r>
+        <w:rPr>
+          <w:lang w:val="zh_TW" w:bidi="zh_TW"/>
+        </w:rPr>
+        <w:t>三十五章15節</w:t>
+      </w:r>
       <w:r>
         <w:rPr>
           <w:lang w:val="zh_TW" w:bidi="zh_TW"/>
         </w:rPr>
         <w:t>，</w:t>
       </w:r>
-      <w:hyperlink r:id="rId289">
-        <w:r>
-          <w:rPr>
-            <w:lang w:val="zh_TW" w:bidi="zh_TW"/>
-          </w:rPr>
-          <w:rPr>
-            <w:color w:val="0000EE"/>
-            <w:u w:val="single"/>
-          </w:rPr>
-          <w:t>詩篇三十九</w:t>
-        </w:r>
-      </w:hyperlink>
+      <w:r>
+        <w:rPr>
+          <w:lang w:val="zh_TW" w:bidi="zh_TW"/>
+        </w:rPr>
+        <w:t>詩篇三十九</w:t>
+      </w:r>
       <w:r>
         <w:rPr>
           <w:lang w:val="zh_TW" w:bidi="zh_TW"/>
         </w:rPr>
         <w:t>、</w:t>
       </w:r>
-      <w:hyperlink r:id="rId290">
-        <w:r>
-          <w:rPr>
-            <w:lang w:val="zh_TW" w:bidi="zh_TW"/>
-          </w:rPr>
-          <w:rPr>
-            <w:color w:val="0000EE"/>
-            <w:u w:val="single"/>
-          </w:rPr>
-          <w:t>六十二</w:t>
-        </w:r>
-      </w:hyperlink>
+      <w:r>
+        <w:rPr>
+          <w:lang w:val="zh_TW" w:bidi="zh_TW"/>
+        </w:rPr>
+        <w:t>六十二</w:t>
+      </w:r>
       <w:r>
         <w:rPr>
           <w:lang w:val="zh_TW" w:bidi="zh_TW"/>
         </w:rPr>
         <w:t>、</w:t>
       </w:r>
-      <w:hyperlink r:id="rId291">
-        <w:r>
-          <w:rPr>
-            <w:lang w:val="zh_TW" w:bidi="zh_TW"/>
-          </w:rPr>
-          <w:rPr>
-            <w:color w:val="0000EE"/>
-            <w:u w:val="single"/>
-          </w:rPr>
-          <w:t>七十七篇</w:t>
-        </w:r>
-      </w:hyperlink>
+      <w:r>
+        <w:rPr>
+          <w:lang w:val="zh_TW" w:bidi="zh_TW"/>
+        </w:rPr>
+        <w:t>七十七篇</w:t>
+      </w:r>
       <w:r>
         <w:rPr>
           <w:lang w:val="zh_TW" w:bidi="zh_TW"/>
@@ -13270,36 +11464,24 @@
         </w:rPr>
         <w:t>像祭司一樣，這些歌唱者也是按著家族掣籤來決定班次，為的是不偏待任何人（見</w:t>
       </w:r>
-      <w:hyperlink r:id="rId292">
-        <w:r>
-          <w:rPr>
-            <w:lang w:val="zh_TW" w:bidi="zh_TW"/>
-          </w:rPr>
-          <w:rPr>
-            <w:color w:val="0000EE"/>
-            <w:u w:val="single"/>
-          </w:rPr>
-          <w:t>24:5</w:t>
-        </w:r>
-      </w:hyperlink>
+      <w:r>
+        <w:rPr>
+          <w:lang w:val="zh_TW" w:bidi="zh_TW"/>
+        </w:rPr>
+        <w:t>24:5</w:t>
+      </w:r>
       <w:r>
         <w:rPr>
           <w:lang w:val="zh_TW" w:bidi="zh_TW"/>
         </w:rPr>
         <w:t>、</w:t>
       </w:r>
-      <w:hyperlink r:id="rId293">
-        <w:r>
-          <w:rPr>
-            <w:lang w:val="zh_TW" w:bidi="zh_TW"/>
-          </w:rPr>
-          <w:rPr>
-            <w:color w:val="0000EE"/>
-            <w:u w:val="single"/>
-          </w:rPr>
-          <w:t>31</w:t>
-        </w:r>
-      </w:hyperlink>
+      <w:r>
+        <w:rPr>
+          <w:lang w:val="zh_TW" w:bidi="zh_TW"/>
+        </w:rPr>
+        <w:t>31</w:t>
+      </w:r>
       <w:r>
         <w:rPr>
           <w:lang w:val="zh_TW" w:bidi="zh_TW"/>
@@ -13354,36 +11536,24 @@
         </w:rPr>
         <w:t>守門的第一位祖先是米施利米雅（在</w:t>
       </w:r>
-      <w:hyperlink r:id="rId294">
-        <w:r>
-          <w:rPr>
-            <w:lang w:val="zh_TW" w:bidi="zh_TW"/>
-          </w:rPr>
-          <w:rPr>
-            <w:color w:val="0000EE"/>
-            <w:u w:val="single"/>
-          </w:rPr>
-          <w:t>拉2:42</w:t>
-        </w:r>
-      </w:hyperlink>
+      <w:r>
+        <w:rPr>
+          <w:lang w:val="zh_TW" w:bidi="zh_TW"/>
+        </w:rPr>
+        <w:t>拉2:42</w:t>
+      </w:r>
       <w:r>
         <w:rPr>
           <w:lang w:val="zh_TW" w:bidi="zh_TW"/>
         </w:rPr>
         <w:t>中稱為「沙龍」；在</w:t>
       </w:r>
-      <w:hyperlink r:id="rId295">
-        <w:r>
-          <w:rPr>
-            <w:lang w:val="zh_TW" w:bidi="zh_TW"/>
-          </w:rPr>
-          <w:rPr>
-            <w:color w:val="0000EE"/>
-            <w:u w:val="single"/>
-          </w:rPr>
-          <w:t>尼12:25</w:t>
-        </w:r>
-      </w:hyperlink>
+      <w:r>
+        <w:rPr>
+          <w:lang w:val="zh_TW" w:bidi="zh_TW"/>
+        </w:rPr>
+        <w:t>尼12:25</w:t>
+      </w:r>
       <w:r>
         <w:rPr>
           <w:lang w:val="zh_TW" w:bidi="zh_TW"/>
@@ -13438,36 +11608,24 @@
         </w:rPr>
         <w:t>神大大賜福給俄別·以東，使他得著許多子孫；（</w:t>
       </w:r>
-      <w:hyperlink r:id="rId296">
-        <w:r>
-          <w:rPr>
-            <w:lang w:val="zh_TW" w:bidi="zh_TW"/>
-          </w:rPr>
-          <w:rPr>
-            <w:color w:val="0000EE"/>
-            <w:u w:val="single"/>
-          </w:rPr>
-          <w:t>13:13–14</w:t>
-        </w:r>
-      </w:hyperlink>
+      <w:r>
+        <w:rPr>
+          <w:lang w:val="zh_TW" w:bidi="zh_TW"/>
+        </w:rPr>
+        <w:t>13:13–14</w:t>
+      </w:r>
       <w:r>
         <w:rPr>
           <w:lang w:val="zh_TW" w:bidi="zh_TW"/>
         </w:rPr>
         <w:t>），因為約櫃曾暫存在他家中一段日子（</w:t>
       </w:r>
-      <w:hyperlink r:id="rId297">
-        <w:r>
-          <w:rPr>
-            <w:lang w:val="zh_TW" w:bidi="zh_TW"/>
-          </w:rPr>
-          <w:rPr>
-            <w:color w:val="0000EE"/>
-            <w:u w:val="single"/>
-          </w:rPr>
-          <w:t>26:8</w:t>
-        </w:r>
-      </w:hyperlink>
+      <w:r>
+        <w:rPr>
+          <w:lang w:val="zh_TW" w:bidi="zh_TW"/>
+        </w:rPr>
+        <w:t>26:8</w:t>
+      </w:r>
       <w:r>
         <w:rPr>
           <w:lang w:val="zh_TW" w:bidi="zh_TW"/>
@@ -13570,54 +11728,36 @@
         </w:rPr>
         <w:t>利未人負責管理屬於神的府庫與財產（見</w:t>
       </w:r>
-      <w:hyperlink r:id="rId298">
-        <w:r>
-          <w:rPr>
-            <w:lang w:val="zh_TW" w:bidi="zh_TW"/>
-          </w:rPr>
-          <w:rPr>
-            <w:color w:val="0000EE"/>
-            <w:u w:val="single"/>
-          </w:rPr>
-          <w:t>代下24:11</w:t>
-        </w:r>
-      </w:hyperlink>
+      <w:r>
+        <w:rPr>
+          <w:lang w:val="zh_TW" w:bidi="zh_TW"/>
+        </w:rPr>
+        <w:t>代下24:11</w:t>
+      </w:r>
       <w:r>
         <w:rPr>
           <w:lang w:val="zh_TW" w:bidi="zh_TW"/>
         </w:rPr>
         <w:t>，</w:t>
       </w:r>
-      <w:hyperlink r:id="rId299">
-        <w:r>
-          <w:rPr>
-            <w:lang w:val="zh_TW" w:bidi="zh_TW"/>
-          </w:rPr>
-          <w:rPr>
-            <w:color w:val="0000EE"/>
-            <w:u w:val="single"/>
-          </w:rPr>
-          <w:t>31:12</w:t>
-        </w:r>
-      </w:hyperlink>
+      <w:r>
+        <w:rPr>
+          <w:lang w:val="zh_TW" w:bidi="zh_TW"/>
+        </w:rPr>
+        <w:t>31:12</w:t>
+      </w:r>
       <w:r>
         <w:rPr>
           <w:lang w:val="zh_TW" w:bidi="zh_TW"/>
         </w:rPr>
         <w:t>）。他們也把部分戰利品分別為聖獻給神（</w:t>
       </w:r>
-      <w:hyperlink r:id="rId300">
-        <w:r>
-          <w:rPr>
-            <w:lang w:val="zh_TW" w:bidi="zh_TW"/>
-          </w:rPr>
-          <w:rPr>
-            <w:color w:val="0000EE"/>
-            <w:u w:val="single"/>
-          </w:rPr>
-          <w:t>代上26:26–28</w:t>
-        </w:r>
-      </w:hyperlink>
+      <w:r>
+        <w:rPr>
+          <w:lang w:val="zh_TW" w:bidi="zh_TW"/>
+        </w:rPr>
+        <w:t>代上26:26–28</w:t>
+      </w:r>
       <w:r>
         <w:rPr>
           <w:lang w:val="zh_TW" w:bidi="zh_TW"/>
@@ -13672,54 +11812,36 @@
         </w:rPr>
         <w:t>雅謝是利未人居住的城（</w:t>
       </w:r>
-      <w:hyperlink r:id="rId301">
-        <w:r>
-          <w:rPr>
-            <w:lang w:val="zh_TW" w:bidi="zh_TW"/>
-          </w:rPr>
-          <w:rPr>
-            <w:color w:val="0000EE"/>
-            <w:u w:val="single"/>
-          </w:rPr>
-          <w:t>書21:39</w:t>
-        </w:r>
-      </w:hyperlink>
+      <w:r>
+        <w:rPr>
+          <w:lang w:val="zh_TW" w:bidi="zh_TW"/>
+        </w:rPr>
+        <w:t>書21:39</w:t>
+      </w:r>
       <w:r>
         <w:rPr>
           <w:lang w:val="zh_TW" w:bidi="zh_TW"/>
         </w:rPr>
         <w:t>），在君王時期成為一個行政中心。大衛和他的後代一直蒙受希伯崙利未人的忠心擁戴（</w:t>
       </w:r>
-      <w:hyperlink r:id="rId302">
-        <w:r>
-          <w:rPr>
-            <w:lang w:val="zh_TW" w:bidi="zh_TW"/>
-          </w:rPr>
-          <w:rPr>
-            <w:color w:val="0000EE"/>
-            <w:u w:val="single"/>
-          </w:rPr>
-          <w:t>撒上30:27–31</w:t>
-        </w:r>
-      </w:hyperlink>
+      <w:r>
+        <w:rPr>
+          <w:lang w:val="zh_TW" w:bidi="zh_TW"/>
+        </w:rPr>
+        <w:t>撒上30:27–31</w:t>
+      </w:r>
       <w:r>
         <w:rPr>
           <w:lang w:val="zh_TW" w:bidi="zh_TW"/>
         </w:rPr>
         <w:t>；</w:t>
       </w:r>
-      <w:hyperlink r:id="rId303">
-        <w:r>
-          <w:rPr>
-            <w:lang w:val="zh_TW" w:bidi="zh_TW"/>
-          </w:rPr>
-          <w:rPr>
-            <w:color w:val="0000EE"/>
-            <w:u w:val="single"/>
-          </w:rPr>
-          <w:t>撒下2:1–11</w:t>
-        </w:r>
-      </w:hyperlink>
+      <w:r>
+        <w:rPr>
+          <w:lang w:val="zh_TW" w:bidi="zh_TW"/>
+        </w:rPr>
+        <w:t>撒下2:1–11</w:t>
+      </w:r>
       <w:r>
         <w:rPr>
           <w:lang w:val="zh_TW" w:bidi="zh_TW"/>
@@ -13822,18 +11944,12 @@
         </w:rPr>
         <w:t>這些支派的排列大致遵循</w:t>
       </w:r>
-      <w:hyperlink r:id="rId304">
-        <w:r>
-          <w:rPr>
-            <w:lang w:val="zh_TW" w:bidi="zh_TW"/>
-          </w:rPr>
-          <w:rPr>
-            <w:color w:val="0000EE"/>
-            <w:u w:val="single"/>
-          </w:rPr>
-          <w:t>民數記一章5至15節</w:t>
-        </w:r>
-      </w:hyperlink>
+      <w:r>
+        <w:rPr>
+          <w:lang w:val="zh_TW" w:bidi="zh_TW"/>
+        </w:rPr>
+        <w:t>民數記一章5至15節</w:t>
+      </w:r>
       <w:r>
         <w:rPr>
           <w:lang w:val="zh_TW" w:bidi="zh_TW"/>
@@ -13901,18 +12017,12 @@
         </w:rPr>
         <w:t>（</w:t>
       </w:r>
-      <w:hyperlink r:id="rId305">
-        <w:r>
-          <w:rPr>
-            <w:lang w:val="zh_TW" w:bidi="zh_TW"/>
-          </w:rPr>
-          <w:rPr>
-            <w:color w:val="0000EE"/>
-            <w:u w:val="single"/>
-          </w:rPr>
-          <w:t>2:13</w:t>
-        </w:r>
-      </w:hyperlink>
+      <w:r>
+        <w:rPr>
+          <w:lang w:val="zh_TW" w:bidi="zh_TW"/>
+        </w:rPr>
+        <w:t>2:13</w:t>
+      </w:r>
       <w:r>
         <w:rPr>
           <w:lang w:val="zh_TW" w:bidi="zh_TW"/>
@@ -14133,36 +12243,24 @@
         </w:rPr>
         <w:t>這裡繼續記述所羅門登基的過程，接續自</w:t>
       </w:r>
-      <w:hyperlink r:id="rId306">
-        <w:r>
-          <w:rPr>
-            <w:lang w:val="zh_TW" w:bidi="zh_TW"/>
-          </w:rPr>
-          <w:rPr>
-            <w:color w:val="0000EE"/>
-            <w:u w:val="single"/>
-          </w:rPr>
-          <w:t>二十三章1至2節</w:t>
-        </w:r>
-      </w:hyperlink>
+      <w:r>
+        <w:rPr>
+          <w:lang w:val="zh_TW" w:bidi="zh_TW"/>
+        </w:rPr>
+        <w:t>二十三章1至2節</w:t>
+      </w:r>
       <w:r>
         <w:rPr>
           <w:lang w:val="zh_TW" w:bidi="zh_TW"/>
         </w:rPr>
         <w:t>。此時的大衛正處於他權勢的巔峰，將王位的權柄交給所羅門（參</w:t>
       </w:r>
-      <w:hyperlink r:id="rId307">
-        <w:r>
-          <w:rPr>
-            <w:lang w:val="zh_TW" w:bidi="zh_TW"/>
-          </w:rPr>
-          <w:rPr>
-            <w:color w:val="0000EE"/>
-            <w:u w:val="single"/>
-          </w:rPr>
-          <w:t>王上1:1–2:9</w:t>
-        </w:r>
-      </w:hyperlink>
+      <w:r>
+        <w:rPr>
+          <w:lang w:val="zh_TW" w:bidi="zh_TW"/>
+        </w:rPr>
+        <w:t>王上1:1–2:9</w:t>
+      </w:r>
       <w:r>
         <w:rPr>
           <w:lang w:val="zh_TW" w:bidi="zh_TW"/>
@@ -14217,54 +12315,36 @@
         </w:rPr>
         <w:t>大衛稱聖殿為耶和華的約櫃......安放之處。「安放」這個術語描述的是征服列邦之後所建立的安息（例如</w:t>
       </w:r>
-      <w:hyperlink r:id="rId308">
-        <w:r>
-          <w:rPr>
-            <w:lang w:val="zh_TW" w:bidi="zh_TW"/>
-          </w:rPr>
-          <w:rPr>
-            <w:color w:val="0000EE"/>
-            <w:u w:val="single"/>
-          </w:rPr>
-          <w:t>申12:9</w:t>
-        </w:r>
-      </w:hyperlink>
+      <w:r>
+        <w:rPr>
+          <w:lang w:val="zh_TW" w:bidi="zh_TW"/>
+        </w:rPr>
+        <w:t>申12:9</w:t>
+      </w:r>
       <w:r>
         <w:rPr>
           <w:lang w:val="zh_TW" w:bidi="zh_TW"/>
         </w:rPr>
         <w:t>）。在曠野中，每當爭戰結束，約櫃便得以停住（</w:t>
       </w:r>
-      <w:hyperlink r:id="rId309">
-        <w:r>
-          <w:rPr>
-            <w:lang w:val="zh_TW" w:bidi="zh_TW"/>
-          </w:rPr>
-          <w:rPr>
-            <w:color w:val="0000EE"/>
-            <w:u w:val="single"/>
-          </w:rPr>
-          <w:t>民10:35–36</w:t>
-        </w:r>
-      </w:hyperlink>
+      <w:r>
+        <w:rPr>
+          <w:lang w:val="zh_TW" w:bidi="zh_TW"/>
+        </w:rPr>
+        <w:t>民10:35–36</w:t>
+      </w:r>
       <w:r>
         <w:rPr>
           <w:lang w:val="zh_TW" w:bidi="zh_TW"/>
         </w:rPr>
         <w:t>）。當大衛將約櫃帶到耶路撒冷後，這「安放」就成了永久的，大衛在敬拜的詩篇中如此表達：「耶和華啊，求你興起，和你有能力的約櫃同入安息之所！」（</w:t>
       </w:r>
-      <w:hyperlink r:id="rId310">
-        <w:r>
-          <w:rPr>
-            <w:lang w:val="zh_TW" w:bidi="zh_TW"/>
-          </w:rPr>
-          <w:rPr>
-            <w:color w:val="0000EE"/>
-            <w:u w:val="single"/>
-          </w:rPr>
-          <w:t>詩132:8</w:t>
-        </w:r>
-      </w:hyperlink>
+      <w:r>
+        <w:rPr>
+          <w:lang w:val="zh_TW" w:bidi="zh_TW"/>
+        </w:rPr>
+        <w:t>詩132:8</w:t>
+      </w:r>
       <w:r>
         <w:rPr>
           <w:lang w:val="zh_TW" w:bidi="zh_TW"/>
@@ -14319,36 +12399,24 @@
         </w:rPr>
         <w:t>大衛第一次講話的記述包含了向百姓發表的信息（</w:t>
       </w:r>
-      <w:hyperlink r:id="rId311">
-        <w:r>
-          <w:rPr>
-            <w:lang w:val="zh_TW" w:bidi="zh_TW"/>
-          </w:rPr>
-          <w:rPr>
-            <w:color w:val="0000EE"/>
-            <w:u w:val="single"/>
-          </w:rPr>
-          <w:t>28:2–8</w:t>
-        </w:r>
-      </w:hyperlink>
+      <w:r>
+        <w:rPr>
+          <w:lang w:val="zh_TW" w:bidi="zh_TW"/>
+        </w:rPr>
+        <w:t>28:2–8</w:t>
+      </w:r>
       <w:r>
         <w:rPr>
           <w:lang w:val="zh_TW" w:bidi="zh_TW"/>
         </w:rPr>
         <w:t>）以及對所羅門的勸勉（</w:t>
       </w:r>
-      <w:hyperlink r:id="rId312">
-        <w:r>
-          <w:rPr>
-            <w:lang w:val="zh_TW" w:bidi="zh_TW"/>
-          </w:rPr>
-          <w:rPr>
-            <w:color w:val="0000EE"/>
-            <w:u w:val="single"/>
-          </w:rPr>
-          <w:t>28:9–10</w:t>
-        </w:r>
-      </w:hyperlink>
+      <w:r>
+        <w:rPr>
+          <w:lang w:val="zh_TW" w:bidi="zh_TW"/>
+        </w:rPr>
+        <w:t>28:9–10</w:t>
+      </w:r>
       <w:r>
         <w:rPr>
           <w:lang w:val="zh_TW" w:bidi="zh_TW"/>
@@ -14403,72 +12471,48 @@
         </w:rPr>
         <w:t>耶和華......揀選我......作以色列的王，直到永遠：神揀選大衛的計劃實際上始於猶大支派（</w:t>
       </w:r>
-      <w:hyperlink r:id="rId313">
-        <w:r>
-          <w:rPr>
-            <w:lang w:val="zh_TW" w:bidi="zh_TW"/>
-          </w:rPr>
-          <w:rPr>
-            <w:color w:val="0000EE"/>
-            <w:u w:val="single"/>
-          </w:rPr>
-          <w:t>創49:8–12</w:t>
-        </w:r>
-      </w:hyperlink>
+      <w:r>
+        <w:rPr>
+          <w:lang w:val="zh_TW" w:bidi="zh_TW"/>
+        </w:rPr>
+        <w:t>創49:8–12</w:t>
+      </w:r>
       <w:r>
         <w:rPr>
           <w:lang w:val="zh_TW" w:bidi="zh_TW"/>
         </w:rPr>
         <w:t>），在大衛身上達到高峰（</w:t>
       </w:r>
-      <w:hyperlink r:id="rId314">
-        <w:r>
-          <w:rPr>
-            <w:lang w:val="zh_TW" w:bidi="zh_TW"/>
-          </w:rPr>
-          <w:rPr>
-            <w:color w:val="0000EE"/>
-            <w:u w:val="single"/>
-          </w:rPr>
-          <w:t>撒上16:1–13</w:t>
-        </w:r>
-      </w:hyperlink>
+      <w:r>
+        <w:rPr>
+          <w:lang w:val="zh_TW" w:bidi="zh_TW"/>
+        </w:rPr>
+        <w:t>撒上16:1–13</w:t>
+      </w:r>
       <w:r>
         <w:rPr>
           <w:lang w:val="zh_TW" w:bidi="zh_TW"/>
         </w:rPr>
         <w:t>），並延續到所羅門（</w:t>
       </w:r>
-      <w:hyperlink r:id="rId206">
-        <w:r>
-          <w:rPr>
-            <w:lang w:val="zh_TW" w:bidi="zh_TW"/>
-          </w:rPr>
-          <w:rPr>
-            <w:color w:val="0000EE"/>
-            <w:u w:val="single"/>
-          </w:rPr>
-          <w:t>代上28:5–6</w:t>
-        </w:r>
-      </w:hyperlink>
+      <w:r>
+        <w:rPr>
+          <w:lang w:val="zh_TW" w:bidi="zh_TW"/>
+        </w:rPr>
+        <w:t>代上28:5–6</w:t>
+      </w:r>
       <w:r>
         <w:rPr>
           <w:lang w:val="zh_TW" w:bidi="zh_TW"/>
         </w:rPr>
         <w:t>，</w:t>
       </w:r>
-      <w:hyperlink r:id="rId315">
-        <w:r>
-          <w:rPr>
-            <w:lang w:val="zh_TW" w:bidi="zh_TW"/>
-          </w:rPr>
-          <w:rPr>
-            <w:color w:val="0000EE"/>
-            <w:u w:val="single"/>
-          </w:rPr>
-          <w:t>10</w:t>
-        </w:r>
-      </w:hyperlink>
+      <w:r>
+        <w:rPr>
+          <w:lang w:val="zh_TW" w:bidi="zh_TW"/>
+        </w:rPr>
+        <w:t>10</w:t>
+      </w:r>
       <w:r>
         <w:rPr>
           <w:lang w:val="zh_TW" w:bidi="zh_TW"/>
@@ -14577,18 +12621,12 @@
         </w:rPr>
         <w:t>（</w:t>
       </w:r>
-      <w:hyperlink r:id="rId316">
-        <w:r>
-          <w:rPr>
-            <w:lang w:val="zh_TW" w:bidi="zh_TW"/>
-          </w:rPr>
-          <w:rPr>
-            <w:color w:val="0000EE"/>
-            <w:u w:val="single"/>
-          </w:rPr>
-          <w:t>28:19</w:t>
-        </w:r>
-      </w:hyperlink>
+      <w:r>
+        <w:rPr>
+          <w:lang w:val="zh_TW" w:bidi="zh_TW"/>
+        </w:rPr>
+        <w:t>28:19</w:t>
+      </w:r>
       <w:r>
         <w:rPr>
           <w:lang w:val="zh_TW" w:bidi="zh_TW"/>
@@ -14607,36 +12645,24 @@
         </w:rPr>
         <w:t>（</w:t>
       </w:r>
-      <w:hyperlink r:id="rId317">
-        <w:r>
-          <w:rPr>
-            <w:lang w:val="zh_TW" w:bidi="zh_TW"/>
-          </w:rPr>
-          <w:rPr>
-            <w:color w:val="0000EE"/>
-            <w:u w:val="single"/>
-          </w:rPr>
-          <w:t>出25:9</w:t>
-        </w:r>
-      </w:hyperlink>
+      <w:r>
+        <w:rPr>
+          <w:lang w:val="zh_TW" w:bidi="zh_TW"/>
+        </w:rPr>
+        <w:t>出25:9</w:t>
+      </w:r>
       <w:r>
         <w:rPr>
           <w:lang w:val="zh_TW" w:bidi="zh_TW"/>
         </w:rPr>
         <w:t>），也曾啟示以西結將來聖殿的樣式（</w:t>
       </w:r>
-      <w:hyperlink r:id="rId318">
-        <w:r>
-          <w:rPr>
-            <w:lang w:val="zh_TW" w:bidi="zh_TW"/>
-          </w:rPr>
-          <w:rPr>
-            <w:color w:val="0000EE"/>
-            <w:u w:val="single"/>
-          </w:rPr>
-          <w:t>結40:4</w:t>
-        </w:r>
-      </w:hyperlink>
+      <w:r>
+        <w:rPr>
+          <w:lang w:val="zh_TW" w:bidi="zh_TW"/>
+        </w:rPr>
+        <w:t>結40:4</w:t>
+      </w:r>
       <w:r>
         <w:rPr>
           <w:lang w:val="zh_TW" w:bidi="zh_TW"/>
@@ -14765,60 +12791,36 @@
         </w:rPr>
         <w:t>也有類似的功能（見</w:t>
       </w:r>
-      <w:hyperlink r:id="rId319">
-        <w:r>
-          <w:rPr>
-            <w:lang w:val="zh_TW" w:bidi="zh_TW"/>
-          </w:rPr>
-          <w:rPr>
-            <w:color w:val="0000EE"/>
-            <w:u w:val="single"/>
-          </w:rPr>
-          <w:t>出25:18–22；</w:t>
-        </w:r>
-      </w:hyperlink>
-      <w:hyperlink r:id="rId320">
-        <w:r>
-          <w:rPr>
-            <w:lang w:val="zh_TW" w:bidi="zh_TW"/>
-          </w:rPr>
-          <w:rPr>
-            <w:color w:val="0000EE"/>
-            <w:u w:val="single"/>
-          </w:rPr>
-          <w:t>撒下6:2；</w:t>
-        </w:r>
-      </w:hyperlink>
-      <w:hyperlink r:id="rId321">
-        <w:r>
-          <w:rPr>
-            <w:lang w:val="zh_TW" w:bidi="zh_TW"/>
-          </w:rPr>
-          <w:rPr>
-            <w:color w:val="0000EE"/>
-            <w:u w:val="single"/>
-          </w:rPr>
-          <w:t>詩99:1</w:t>
-        </w:r>
-      </w:hyperlink>
+      <w:r>
+        <w:rPr>
+          <w:lang w:val="zh_TW" w:bidi="zh_TW"/>
+        </w:rPr>
+        <w:t>出25:18–22；</w:t>
+      </w:r>
+      <w:r>
+        <w:rPr>
+          <w:lang w:val="zh_TW" w:bidi="zh_TW"/>
+        </w:rPr>
+        <w:t>撒下6:2；</w:t>
+      </w:r>
+      <w:r>
+        <w:rPr>
+          <w:lang w:val="zh_TW" w:bidi="zh_TW"/>
+        </w:rPr>
+        <w:t>詩99:1</w:t>
+      </w:r>
       <w:r>
         <w:rPr>
           <w:lang w:val="zh_TW" w:bidi="zh_TW"/>
         </w:rPr>
         <w:t>；參</w:t>
       </w:r>
-      <w:hyperlink r:id="rId322">
-        <w:r>
-          <w:rPr>
-            <w:lang w:val="zh_TW" w:bidi="zh_TW"/>
-          </w:rPr>
-          <w:rPr>
-            <w:color w:val="0000EE"/>
-            <w:u w:val="single"/>
-          </w:rPr>
-          <w:t>結10章</w:t>
-        </w:r>
-      </w:hyperlink>
+      <w:r>
+        <w:rPr>
+          <w:lang w:val="zh_TW" w:bidi="zh_TW"/>
+        </w:rPr>
+        <w:t>結10章</w:t>
+      </w:r>
       <w:r>
         <w:rPr>
           <w:lang w:val="zh_TW" w:bidi="zh_TW"/>
@@ -14873,36 +12875,24 @@
         </w:rPr>
         <w:t>大衛勸勉以色列眾首領（</w:t>
       </w:r>
-      <w:hyperlink r:id="rId323">
-        <w:r>
-          <w:rPr>
-            <w:lang w:val="zh_TW" w:bidi="zh_TW"/>
-          </w:rPr>
-          <w:rPr>
-            <w:color w:val="0000EE"/>
-            <w:u w:val="single"/>
-          </w:rPr>
-          <w:t>28:1</w:t>
-        </w:r>
-      </w:hyperlink>
+      <w:r>
+        <w:rPr>
+          <w:lang w:val="zh_TW" w:bidi="zh_TW"/>
+        </w:rPr>
+        <w:t>28:1</w:t>
+      </w:r>
       <w:r>
         <w:rPr>
           <w:lang w:val="zh_TW" w:bidi="zh_TW"/>
         </w:rPr>
         <w:t>）為聖殿向耶和華獻上禮物。他自己慷慨的奉獻為眾領袖提供了應當考慮的奉獻標準。歷代志作者強調，建造聖殿的龐大費用並非單由所羅門承擔；所羅門在大衛和以色列眾領袖的奉獻之上再加以貢獻（見</w:t>
       </w:r>
-      <w:hyperlink r:id="rId324">
-        <w:r>
-          <w:rPr>
-            <w:lang w:val="zh_TW" w:bidi="zh_TW"/>
-          </w:rPr>
-          <w:rPr>
-            <w:color w:val="0000EE"/>
-            <w:u w:val="single"/>
-          </w:rPr>
-          <w:t>22:14</w:t>
-        </w:r>
-      </w:hyperlink>
+      <w:r>
+        <w:rPr>
+          <w:lang w:val="zh_TW" w:bidi="zh_TW"/>
+        </w:rPr>
+        <w:t>22:14</w:t>
+      </w:r>
       <w:r>
         <w:rPr>
           <w:lang w:val="zh_TW" w:bidi="zh_TW"/>
@@ -14957,18 +12947,12 @@
         </w:rPr>
         <w:t>以色列的領袖甘心樂意地奉獻，就像當年為帳幕所做的一樣（</w:t>
       </w:r>
-      <w:hyperlink r:id="rId325">
-        <w:r>
-          <w:rPr>
-            <w:lang w:val="zh_TW" w:bidi="zh_TW"/>
-          </w:rPr>
-          <w:rPr>
-            <w:color w:val="0000EE"/>
-            <w:u w:val="single"/>
-          </w:rPr>
-          <w:t>出25:1–7</w:t>
-        </w:r>
-      </w:hyperlink>
+      <w:r>
+        <w:rPr>
+          <w:lang w:val="zh_TW" w:bidi="zh_TW"/>
+        </w:rPr>
+        <w:t>出25:1–7</w:t>
+      </w:r>
       <w:r>
         <w:rPr>
           <w:lang w:val="zh_TW" w:bidi="zh_TW"/>
@@ -15084,54 +13068,36 @@
         </w:rPr>
         <w:t>大衛在所羅門登基典禮中的講話，以這段頌讚的禱告作結。這禱告頌揚神的權能與祂國度的榮耀，並將所獻給聖殿的供物奉獻給神。這禱告可分為三部分：頌讚詞（</w:t>
       </w:r>
-      <w:hyperlink r:id="rId326">
-        <w:r>
-          <w:rPr>
-            <w:lang w:val="zh_TW" w:bidi="zh_TW"/>
-          </w:rPr>
-          <w:rPr>
-            <w:color w:val="0000EE"/>
-            <w:u w:val="single"/>
-          </w:rPr>
-          <w:t>29:10b-13</w:t>
-        </w:r>
-      </w:hyperlink>
+      <w:r>
+        <w:rPr>
+          <w:lang w:val="zh_TW" w:bidi="zh_TW"/>
+        </w:rPr>
+        <w:t>29:10b-13</w:t>
+      </w:r>
       <w:r>
         <w:rPr>
           <w:lang w:val="zh_TW" w:bidi="zh_TW"/>
         </w:rPr>
         <w:t>）、呈上與奉獻供物（</w:t>
       </w:r>
-      <w:hyperlink r:id="rId327">
-        <w:r>
-          <w:rPr>
-            <w:lang w:val="zh_TW" w:bidi="zh_TW"/>
-          </w:rPr>
-          <w:rPr>
-            <w:color w:val="0000EE"/>
-            <w:u w:val="single"/>
-          </w:rPr>
-          <w:t>29:14–17</w:t>
-        </w:r>
-      </w:hyperlink>
+      <w:r>
+        <w:rPr>
+          <w:lang w:val="zh_TW" w:bidi="zh_TW"/>
+        </w:rPr>
+        <w:t>29:14–17</w:t>
+      </w:r>
       <w:r>
         <w:rPr>
           <w:lang w:val="zh_TW" w:bidi="zh_TW"/>
         </w:rPr>
         <w:t>），以及祈求（</w:t>
       </w:r>
-      <w:hyperlink r:id="rId328">
-        <w:r>
-          <w:rPr>
-            <w:lang w:val="zh_TW" w:bidi="zh_TW"/>
-          </w:rPr>
-          <w:rPr>
-            <w:color w:val="0000EE"/>
-            <w:u w:val="single"/>
-          </w:rPr>
-          <w:t>29:18–19</w:t>
-        </w:r>
-      </w:hyperlink>
+      <w:r>
+        <w:rPr>
+          <w:lang w:val="zh_TW" w:bidi="zh_TW"/>
+        </w:rPr>
+        <w:t>29:18–19</w:t>
+      </w:r>
       <w:r>
         <w:rPr>
           <w:lang w:val="zh_TW" w:bidi="zh_TW"/>
@@ -15234,54 +13200,30 @@
         </w:rPr>
         <w:t>在所羅門被膏立為王的儀式中，獻祭緊隨講話與禱告之後。所羅門與撒督都受膏，其中所羅門登上王位。撒督並非才開始擔任祭司職分，而是被分別出來專職在聖殿中事奉。（撒督的後裔見於</w:t>
       </w:r>
-      <w:hyperlink r:id="rId329">
-        <w:r>
-          <w:rPr>
-            <w:lang w:val="zh_TW" w:bidi="zh_TW"/>
-          </w:rPr>
-          <w:rPr>
-            <w:color w:val="0000EE"/>
-            <w:u w:val="single"/>
-          </w:rPr>
-          <w:t>結40:46，</w:t>
-        </w:r>
-      </w:hyperlink>
-      <w:hyperlink r:id="rId330">
-        <w:r>
-          <w:rPr>
-            <w:lang w:val="zh_TW" w:bidi="zh_TW"/>
-          </w:rPr>
-          <w:rPr>
-            <w:color w:val="0000EE"/>
-            <w:u w:val="single"/>
-          </w:rPr>
-          <w:t>43:19，</w:t>
-        </w:r>
-      </w:hyperlink>
-      <w:hyperlink r:id="rId331">
-        <w:r>
-          <w:rPr>
-            <w:lang w:val="zh_TW" w:bidi="zh_TW"/>
-          </w:rPr>
-          <w:rPr>
-            <w:color w:val="0000EE"/>
-            <w:u w:val="single"/>
-          </w:rPr>
-          <w:t>44:15，</w:t>
-        </w:r>
-      </w:hyperlink>
-      <w:hyperlink r:id="rId332">
-        <w:r>
-          <w:rPr>
-            <w:lang w:val="zh_TW" w:bidi="zh_TW"/>
-          </w:rPr>
-          <w:rPr>
-            <w:color w:val="0000EE"/>
-            <w:u w:val="single"/>
-          </w:rPr>
-          <w:t>48:11</w:t>
-        </w:r>
-      </w:hyperlink>
+      <w:r>
+        <w:rPr>
+          <w:lang w:val="zh_TW" w:bidi="zh_TW"/>
+        </w:rPr>
+        <w:t>結40:46，</w:t>
+      </w:r>
+      <w:r>
+        <w:rPr>
+          <w:lang w:val="zh_TW" w:bidi="zh_TW"/>
+        </w:rPr>
+        <w:t>43:19，</w:t>
+      </w:r>
+      <w:r>
+        <w:rPr>
+          <w:lang w:val="zh_TW" w:bidi="zh_TW"/>
+        </w:rPr>
+        <w:t>44:15，</w:t>
+      </w:r>
+      <w:r>
+        <w:rPr>
+          <w:lang w:val="zh_TW" w:bidi="zh_TW"/>
+        </w:rPr>
+        <w:t>48:11</w:t>
+      </w:r>
       <w:r>
         <w:rPr>
           <w:lang w:val="zh_TW" w:bidi="zh_TW"/>
@@ -15336,54 +13278,36 @@
         </w:rPr>
         <w:t>歷代志作者以一段風格化的概要作結，總結大衛的統治，形式上與以色列和猶大眾王的記載類似（例如</w:t>
       </w:r>
-      <w:hyperlink r:id="rId333">
-        <w:r>
-          <w:rPr>
-            <w:lang w:val="zh_TW" w:bidi="zh_TW"/>
-          </w:rPr>
-          <w:rPr>
-            <w:color w:val="0000EE"/>
-            <w:u w:val="single"/>
-          </w:rPr>
-          <w:t>王上22:41–50</w:t>
-        </w:r>
-      </w:hyperlink>
+      <w:r>
+        <w:rPr>
+          <w:lang w:val="zh_TW" w:bidi="zh_TW"/>
+        </w:rPr>
+        <w:t>王上22:41–50</w:t>
+      </w:r>
       <w:r>
         <w:rPr>
           <w:lang w:val="zh_TW" w:bidi="zh_TW"/>
         </w:rPr>
         <w:t>）。像亞伯拉罕（</w:t>
       </w:r>
-      <w:hyperlink r:id="rId334">
-        <w:r>
-          <w:rPr>
-            <w:lang w:val="zh_TW" w:bidi="zh_TW"/>
-          </w:rPr>
-          <w:rPr>
-            <w:color w:val="0000EE"/>
-            <w:u w:val="single"/>
-          </w:rPr>
-          <w:t>創25:8</w:t>
-        </w:r>
-      </w:hyperlink>
+      <w:r>
+        <w:rPr>
+          <w:lang w:val="zh_TW" w:bidi="zh_TW"/>
+        </w:rPr>
+        <w:t>創25:8</w:t>
+      </w:r>
       <w:r>
         <w:rPr>
           <w:lang w:val="zh_TW" w:bidi="zh_TW"/>
         </w:rPr>
         <w:t>）和以撒（</w:t>
       </w:r>
-      <w:hyperlink r:id="rId335">
-        <w:r>
-          <w:rPr>
-            <w:lang w:val="zh_TW" w:bidi="zh_TW"/>
-          </w:rPr>
-          <w:rPr>
-            <w:color w:val="0000EE"/>
-            <w:u w:val="single"/>
-          </w:rPr>
-          <w:t>創35:29</w:t>
-        </w:r>
-      </w:hyperlink>
+      <w:r>
+        <w:rPr>
+          <w:lang w:val="zh_TW" w:bidi="zh_TW"/>
+        </w:rPr>
+        <w:t>創35:29</w:t>
+      </w:r>
       <w:r>
         <w:rPr>
           <w:lang w:val="zh_TW" w:bidi="zh_TW"/>
@@ -15438,54 +13362,36 @@
         </w:rPr>
         <w:t>歷代志中記載大衛王朝的史料來源與三位先知有關，依其在歷代志中出現的次序分別是：撒母耳 （</w:t>
       </w:r>
-      <w:hyperlink r:id="rId150">
-        <w:r>
-          <w:rPr>
-            <w:lang w:val="zh_TW" w:bidi="zh_TW"/>
-          </w:rPr>
-          <w:rPr>
-            <w:color w:val="0000EE"/>
-            <w:u w:val="single"/>
-          </w:rPr>
-          <w:t>11:3</w:t>
-        </w:r>
-      </w:hyperlink>
+      <w:r>
+        <w:rPr>
+          <w:lang w:val="zh_TW" w:bidi="zh_TW"/>
+        </w:rPr>
+        <w:t>11:3</w:t>
+      </w:r>
       <w:r>
         <w:rPr>
           <w:lang w:val="zh_TW" w:bidi="zh_TW"/>
         </w:rPr>
         <w:t>）、拿單 （</w:t>
       </w:r>
-      <w:hyperlink r:id="rId336">
-        <w:r>
-          <w:rPr>
-            <w:lang w:val="zh_TW" w:bidi="zh_TW"/>
-          </w:rPr>
-          <w:rPr>
-            <w:color w:val="0000EE"/>
-            <w:u w:val="single"/>
-          </w:rPr>
-          <w:t>17:1–27</w:t>
-        </w:r>
-      </w:hyperlink>
+      <w:r>
+        <w:rPr>
+          <w:lang w:val="zh_TW" w:bidi="zh_TW"/>
+        </w:rPr>
+        <w:t>17:1–27</w:t>
+      </w:r>
       <w:r>
         <w:rPr>
           <w:lang w:val="zh_TW" w:bidi="zh_TW"/>
         </w:rPr>
         <w:t>） 和迦得 （</w:t>
       </w:r>
-      <w:hyperlink r:id="rId337">
-        <w:r>
-          <w:rPr>
-            <w:lang w:val="zh_TW" w:bidi="zh_TW"/>
-          </w:rPr>
-          <w:rPr>
-            <w:color w:val="0000EE"/>
-            <w:u w:val="single"/>
-          </w:rPr>
-          <w:t>21:9</w:t>
-        </w:r>
-      </w:hyperlink>
+      <w:r>
+        <w:rPr>
+          <w:lang w:val="zh_TW" w:bidi="zh_TW"/>
+        </w:rPr>
+        <w:t>21:9</w:t>
+      </w:r>
       <w:r>
         <w:rPr>
           <w:lang w:val="zh_TW" w:bidi="zh_TW"/>
@@ -15504,42 +13410,24 @@
         </w:rPr>
         <w:t>；另見</w:t>
       </w:r>
-      <w:hyperlink r:id="rId338">
-        <w:r>
-          <w:rPr>
-            <w:lang w:val="zh_TW" w:bidi="zh_TW"/>
-          </w:rPr>
-          <w:rPr>
-            <w:color w:val="0000EE"/>
-            <w:u w:val="single"/>
-          </w:rPr>
-          <w:t>王上11:41–43，</w:t>
-        </w:r>
-      </w:hyperlink>
-      <w:hyperlink r:id="rId339">
-        <w:r>
-          <w:rPr>
-            <w:lang w:val="zh_TW" w:bidi="zh_TW"/>
-          </w:rPr>
-          <w:rPr>
-            <w:color w:val="0000EE"/>
-            <w:u w:val="single"/>
-          </w:rPr>
-          <w:t>14:19–20、</w:t>
-        </w:r>
-      </w:hyperlink>
-      <w:hyperlink r:id="rId340">
-        <w:r>
-          <w:rPr>
-            <w:lang w:val="zh_TW" w:bidi="zh_TW"/>
-          </w:rPr>
-          <w:rPr>
-            <w:color w:val="0000EE"/>
-            <w:u w:val="single"/>
-          </w:rPr>
-          <w:t>29–31</w:t>
-        </w:r>
-      </w:hyperlink>
+      <w:r>
+        <w:rPr>
+          <w:lang w:val="zh_TW" w:bidi="zh_TW"/>
+        </w:rPr>
+        <w:t>王上11:41–43，</w:t>
+      </w:r>
+      <w:r>
+        <w:rPr>
+          <w:lang w:val="zh_TW" w:bidi="zh_TW"/>
+        </w:rPr>
+        <w:t>14:19–20、</w:t>
+      </w:r>
+      <w:r>
+        <w:rPr>
+          <w:lang w:val="zh_TW" w:bidi="zh_TW"/>
+        </w:rPr>
+        <w:t>29–31</w:t>
+      </w:r>
       <w:r>
         <w:rPr>
           <w:lang w:val="zh_TW" w:bidi="zh_TW"/>
